--- a/proyecto-fdd/resultados/informe_fdd.docx
+++ b/proyecto-fdd/resultados/informe_fdd.docx
@@ -19,7 +19,9 @@
         <w:br/>
         <w:t>Sistema de Refrigeración y Aire Acondicionado (0251) — UTP</w:t>
         <w:br/>
-        <w:t>Generado automáticamente el 2026-09-03</w:t>
+        <w:t>Sistema de estudio: Enfriadora de agua con condensador enfriado por aire. Distribución hidrónica hacia manejadoras y fan-coils.</w:t>
+        <w:br/>
+        <w:t>Generado automáticamente el 2026-09-06</w:t>
       </w:r>
     </w:p>
     <w:p>
@@ -32,7 +34,7 @@
     </w:p>
     <w:p>
       <w:r>
-        <w:t>Estas cuatro declaraciones no debilitan el trabajo: lo blindan. Una limitación declarada y analizada es criterio; una no declarada es un error.</w:t>
+        <w:t>Estas declaraciones no debilitan el trabajo: lo blindan. Una limitación declarada y analizada es criterio; una no declarada es un error.</w:t>
       </w:r>
     </w:p>
     <w:p>
@@ -48,7 +50,7 @@
         <w:pStyle w:val="ListNumber"/>
       </w:pPr>
       <w:r>
-        <w:t>El modelado del inventario de refrigerante (carga baja, sobrecarga) y de la restricción de la línea de líquido es una aproximación empírica, no un modelo de primeros principios.</w:t>
+        <w:t>El modelado del inventario de refrigerante (carga baja, sobrecarga) es una aproximación empírica, no un modelo de primeros principios.</w:t>
       </w:r>
     </w:p>
     <w:p>
@@ -56,7 +58,7 @@
         <w:pStyle w:val="ListNumber"/>
       </w:pPr>
       <w:r>
-        <w:t>Lo que se demuestra es la viabilidad del método; la implementación en la instalación real requeriría un periodo de recolección de datos y una recalibración de los coeficientes UA con mediciones de campo.</w:t>
+        <w:t>Lo que se demuestra es la viabilidad del método; la implementación en la instalación real requeriría un periodo de recolección de datos y la calibración de los coeficientes UA con mediciones de campo.</w:t>
       </w:r>
     </w:p>
     <w:p>
@@ -68,13 +70,24 @@
       </w:r>
     </w:p>
     <w:p>
+      <w:pPr>
+        <w:pStyle w:val="ListNumber"/>
+      </w:pPr>
       <w:r>
-        <w:t>Limitación adicional, sobre la interpretación de las métricas: los residuos se calculan contra el MISMO modelo que generó los datos, de modo que no existe discrepancia entre modelo y planta. En una instalación real, esa discrepancia —el error del gemelo digital frente al equipo físico— sería la fuente de error dominante, por encima del ruido de los instrumentos. Las métricas de este informe deben leerse como una COTA SUPERIOR del desempeño alcanzable, no como el desempeño esperado en campo.</w:t>
+        <w:t>Los resultados principales se reportan CON discrepancia entre modelo y planta: la referencia sana que se resta se calcula con un gemelo digital desafinado en ±5 % respecto del equipo simulado. Sin esa discrepancia, el único error presente sería el ruido de los instrumentos y la separación entre clases resultaría trivial por construcción.</w:t>
+      </w:r>
+    </w:p>
+    <w:p>
+      <w:pPr>
+        <w:pStyle w:val="ListNumber"/>
+      </w:pPr>
+      <w:r>
+        <w:t>El circuito de agua helada se supone de CAUDAL PRIMARIO CONSTANTE. Es un supuesto pendiente de verificar en el cuarto de máquinas: si la instalación resultara de caudal primario variable, un caudal reducido a carga parcial sería operación normal y la clase `caudal_agua_bajo` dejaría de ser válida tal como está planteada.</w:t>
       </w:r>
     </w:p>
     <w:p>
       <w:r>
-        <w:t>AVISO: 20 parámetros del equipo siguen marcados como PROVISIONALES a la espera de confirmar el sitio de estudio: N_rev, Q_nom, SC_nom, SH_nom, T_space_sp, UA_cd, UA_ev, V_disp, W_vent_cd, W_vent_ev, dSH_linea, eta_motor, eta_s, eta_v0, fp, k_v, m_a_cd, m_a_ev, refrigerante, tension_linea.</w:t>
+        <w:t>AVISO: 29 parámetros del equipo siguen marcados como PROVISIONALES a la espera de la placa y de la hoja `Ficha Tecnica`: K_ctrl_valvula, K_v_valvula, N_rev, Q_nom, SC_nom, SH_objetivo, T_agua_sup_sp, UA_cd, UA_ev, V_disp, W_aux, approach_torre, beta_sh_UA, dSH_linea, dT_agua_nom, eta_motor, eta_s, eta_v0, fp, k_SC_Tcond, k_carga_parcial, k_v, m_a_cd, m_a_ev, m_w_cd, m_w_ev, refrigerante, tension_linea, y_min.</w:t>
       </w:r>
     </w:p>
     <w:p>
@@ -87,27 +100,42 @@
     </w:p>
     <w:p>
       <w:r>
+        <w:t>Topología: chiller_cond_aire — Enfriadora de agua con condensador enfriado por aire. Distribución hidrónica hacia manejadoras y fan-coils.</w:t>
+      </w:r>
+    </w:p>
+    <w:p>
+      <w:r>
         <w:t>Semilla maestra: 20260902</w:t>
       </w:r>
     </w:p>
     <w:p>
       <w:r>
-        <w:t>Partición por grupos de condición de contorno — filas: {'entrenamiento': 8400, 'validacion': 1770, 'prueba': 1830}; condiciones: {'train': 280, 'val': 59, 'test': 61}. Ninguna condición aparece en más de una partición.</w:t>
+        <w:t>Discrepancia modelo-planta: 5% (por_condicion)</w:t>
       </w:r>
     </w:p>
     <w:p>
       <w:r>
-        <w:t>Entradas del clasificador (lista blanca): res_SH_evap, res_SH_total, res_SC, res_split_cond, res_approach_evap, res_SH_des, res_rp, res_dT_air_ev, res_dT_air_cd, res_COP, res_kW_TR</w:t>
+        <w:t>Partición por grupos de condición de contorno — filas: {'entrenamiento': 9151, 'validacion': 1929, 'prueba': 1997}; condiciones: {'train': 280, 'val': 59, 'test': 61}. Ninguna condición aparece en más de una partición.</w:t>
       </w:r>
     </w:p>
     <w:p>
       <w:r>
-        <w:t>No se usan mediciones crudas ni condiciones de contorno: el clasificador opera solo sobre residuos, para que no pueda aprender clima en lugar de falla.</w:t>
+        <w:t>Entradas del clasificador (lista blanca): res_SH_evap, res_SH_total, res_SC, res_SH_des, res_rp, res_COP, res_kW_TR, res_approach_ev, res_dT_agua_ev, res_split_cond, res_dT_air_cd</w:t>
       </w:r>
     </w:p>
     <w:p>
       <w:r>
-        <w:t>Coeficientes UA calibrados: UA_ev = 1822.5 W/K, UA_cd = 2854.3 W/K (origen: Punto de diseño de catálogo (PROVISIONAL, sustituir por hoja `Registro Campo` de la Fase 1)).</w:t>
+        <w:t>No se usan mediciones crudas ni condiciones de contorno: el clasificador opera solo sobre residuos, para que no pueda aprender clima en lugar de falla. Las banderas del control (saturación de capacidad, ciclado, retorno de líquido) se registran para el análisis pero se excluyen del entrenamiento, porque están correlacionadas con la severidad de la falla.</w:t>
+      </w:r>
+    </w:p>
+    <w:p>
+      <w:r>
+        <w:t>Convergencia del solver: 13077 de 13200 puntos (0.93 % descartados).</w:t>
+      </w:r>
+    </w:p>
+    <w:p>
+      <w:r>
+        <w:t>Coeficientes UA calibrados: UA_ev = 91066 W/K, UA_cd = 58795 W/K (origen: Punto de diseño de catálogo (PROVISIONAL, sustituir por hoja `Registro Campo` de la Fase 1)).</w:t>
       </w:r>
     </w:p>
     <w:p>
@@ -216,7 +244,7 @@
               <w:rPr>
                 <w:sz w:val="16"/>
               </w:rPr>
-              <w:t>0.9796</w:t>
+              <w:t>0.6962</w:t>
             </w:r>
           </w:p>
         </w:tc>
@@ -229,7 +257,7 @@
               <w:rPr>
                 <w:sz w:val="16"/>
               </w:rPr>
-              <w:t>0.9803</w:t>
+              <w:t>0.7239</w:t>
             </w:r>
           </w:p>
         </w:tc>
@@ -242,7 +270,7 @@
               <w:rPr>
                 <w:sz w:val="16"/>
               </w:rPr>
-              <w:t>{'max_depth': 16, 'min_samples_leaf': 1, 'min_samples_split': 2}</w:t>
+              <w:t>{'max_depth': 16, 'min_samples_leaf': 4, 'min_samples_split': 10}</w:t>
             </w:r>
           </w:p>
         </w:tc>
@@ -270,7 +298,7 @@
               <w:rPr>
                 <w:sz w:val="16"/>
               </w:rPr>
-              <w:t>0.9919</w:t>
+              <w:t>0.7480</w:t>
             </w:r>
           </w:p>
         </w:tc>
@@ -283,7 +311,7 @@
               <w:rPr>
                 <w:sz w:val="16"/>
               </w:rPr>
-              <w:t>0.9904</w:t>
+              <w:t>0.7611</w:t>
             </w:r>
           </w:p>
         </w:tc>
@@ -296,7 +324,7 @@
               <w:rPr>
                 <w:sz w:val="16"/>
               </w:rPr>
-              <w:t>{'max_depth': None, 'max_features': 'sqrt', 'min_samples_leaf': 1, 'n_estimators': 300}</w:t>
+              <w:t>{'max_depth': 16, 'max_features': 0.5, 'min_samples_leaf': 1, 'n_estimators': 300}</w:t>
             </w:r>
           </w:p>
         </w:tc>
@@ -321,6 +349,11 @@
       </w:r>
     </w:p>
     <w:p>
+      <w:r>
+        <w:t>Los resultados de esta sección corresponden al caso base, CON discrepancia modelo-planta del 5%. Son los que deben leerse como estimación del desempeño alcanzable.</w:t>
+      </w:r>
+    </w:p>
+    <w:p>
       <w:pPr>
         <w:pStyle w:val="Heading2"/>
       </w:pPr>
@@ -330,7 +363,7 @@
     </w:p>
     <w:p>
       <w:r>
-        <w:t>Muestras evaluadas: 1830</w:t>
+        <w:t>Muestras evaluadas: 1997</w:t>
       </w:r>
     </w:p>
     <w:p>
@@ -343,7 +376,7 @@
     </w:p>
     <w:p>
       <w:r>
-        <w:t>Métricas principales del informe. Se reportan por clase y nunca solo como promedio: un promedio alto puede esconder una clase con recall nulo.</w:t>
+        <w:t>Métricas principales del informe. Se reportan por clase y nunca solo como promedio. Las clases con soporte menor a 50 muestras llevan intervalo de confianza de Wilson al 95 %: una precisión puntual sobre unas decenas de casos no significa nada sin su intervalo.</w:t>
       </w:r>
     </w:p>
     <w:tbl>
@@ -353,17 +386,19 @@
         <w:tblLook w:firstColumn="1" w:firstRow="1" w:lastColumn="0" w:lastRow="0" w:noHBand="0" w:noVBand="1" w:val="04A0"/>
       </w:tblPr>
       <w:tblGrid>
-        <w:gridCol w:w="1440"/>
-        <w:gridCol w:w="1440"/>
-        <w:gridCol w:w="1440"/>
-        <w:gridCol w:w="1440"/>
-        <w:gridCol w:w="1440"/>
-        <w:gridCol w:w="1440"/>
+        <w:gridCol w:w="1080"/>
+        <w:gridCol w:w="1080"/>
+        <w:gridCol w:w="1080"/>
+        <w:gridCol w:w="1080"/>
+        <w:gridCol w:w="1080"/>
+        <w:gridCol w:w="1080"/>
+        <w:gridCol w:w="1080"/>
+        <w:gridCol w:w="1080"/>
       </w:tblGrid>
       <w:tr>
         <w:tc>
           <w:tcPr>
-            <w:tcW w:type="dxa" w:w="1440"/>
+            <w:tcW w:type="dxa" w:w="1080"/>
           </w:tcPr>
           <w:p>
             <w:r>
@@ -377,7 +412,7 @@
         </w:tc>
         <w:tc>
           <w:tcPr>
-            <w:tcW w:type="dxa" w:w="1440"/>
+            <w:tcW w:type="dxa" w:w="1080"/>
           </w:tcPr>
           <w:p>
             <w:r>
@@ -391,7 +426,7 @@
         </w:tc>
         <w:tc>
           <w:tcPr>
-            <w:tcW w:type="dxa" w:w="1440"/>
+            <w:tcW w:type="dxa" w:w="1080"/>
           </w:tcPr>
           <w:p>
             <w:r>
@@ -399,13 +434,55 @@
                 <w:b/>
                 <w:sz w:val="16"/>
               </w:rPr>
+              <w:t>IC95 recall</w:t>
+            </w:r>
+          </w:p>
+        </w:tc>
+        <w:tc>
+          <w:tcPr>
+            <w:tcW w:type="dxa" w:w="1080"/>
+          </w:tcPr>
+          <w:p>
+            <w:r>
+              <w:rPr>
+                <w:b/>
+                <w:sz w:val="16"/>
+              </w:rPr>
+              <w:t>Precisión</w:t>
+            </w:r>
+          </w:p>
+        </w:tc>
+        <w:tc>
+          <w:tcPr>
+            <w:tcW w:type="dxa" w:w="1080"/>
+          </w:tcPr>
+          <w:p>
+            <w:r>
+              <w:rPr>
+                <w:b/>
+                <w:sz w:val="16"/>
+              </w:rPr>
+              <w:t>IC95 precisión</w:t>
+            </w:r>
+          </w:p>
+        </w:tc>
+        <w:tc>
+          <w:tcPr>
+            <w:tcW w:type="dxa" w:w="1080"/>
+          </w:tcPr>
+          <w:p>
+            <w:r>
+              <w:rPr>
+                <w:b/>
+                <w:sz w:val="16"/>
+              </w:rPr>
               <w:t>F1</w:t>
             </w:r>
           </w:p>
         </w:tc>
         <w:tc>
           <w:tcPr>
-            <w:tcW w:type="dxa" w:w="1440"/>
+            <w:tcW w:type="dxa" w:w="1080"/>
           </w:tcPr>
           <w:p>
             <w:r>
@@ -413,27 +490,13 @@
                 <w:b/>
                 <w:sz w:val="16"/>
               </w:rPr>
-              <w:t>Precisión</w:t>
-            </w:r>
-          </w:p>
-        </w:tc>
-        <w:tc>
-          <w:tcPr>
-            <w:tcW w:type="dxa" w:w="1440"/>
-          </w:tcPr>
-          <w:p>
-            <w:r>
-              <w:rPr>
-                <w:b/>
-                <w:sz w:val="16"/>
-              </w:rPr>
               <w:t>PR-AUC</w:t>
             </w:r>
           </w:p>
         </w:tc>
         <w:tc>
           <w:tcPr>
-            <w:tcW w:type="dxa" w:w="1440"/>
+            <w:tcW w:type="dxa" w:w="1080"/>
           </w:tcPr>
           <w:p>
             <w:r>
@@ -449,7 +512,7 @@
       <w:tr>
         <w:tc>
           <w:tcPr>
-            <w:tcW w:type="dxa" w:w="1440"/>
+            <w:tcW w:type="dxa" w:w="1080"/>
           </w:tcPr>
           <w:p>
             <w:r>
@@ -462,59 +525,85 @@
         </w:tc>
         <w:tc>
           <w:tcPr>
-            <w:tcW w:type="dxa" w:w="1440"/>
-          </w:tcPr>
-          <w:p>
-            <w:r>
-              <w:rPr>
-                <w:sz w:val="16"/>
-              </w:rPr>
-              <w:t>0.995</w:t>
-            </w:r>
-          </w:p>
-        </w:tc>
-        <w:tc>
-          <w:tcPr>
-            <w:tcW w:type="dxa" w:w="1440"/>
-          </w:tcPr>
-          <w:p>
-            <w:r>
-              <w:rPr>
-                <w:sz w:val="16"/>
-              </w:rPr>
-              <w:t>0.992</w:t>
-            </w:r>
-          </w:p>
-        </w:tc>
-        <w:tc>
-          <w:tcPr>
-            <w:tcW w:type="dxa" w:w="1440"/>
-          </w:tcPr>
-          <w:p>
-            <w:r>
-              <w:rPr>
-                <w:sz w:val="16"/>
-              </w:rPr>
-              <w:t>0.989</w:t>
-            </w:r>
-          </w:p>
-        </w:tc>
-        <w:tc>
-          <w:tcPr>
-            <w:tcW w:type="dxa" w:w="1440"/>
-          </w:tcPr>
-          <w:p>
-            <w:r>
-              <w:rPr>
-                <w:sz w:val="16"/>
-              </w:rPr>
-              <w:t>0.999</w:t>
-            </w:r>
-          </w:p>
-        </w:tc>
-        <w:tc>
-          <w:tcPr>
-            <w:tcW w:type="dxa" w:w="1440"/>
+            <w:tcW w:type="dxa" w:w="1080"/>
+          </w:tcPr>
+          <w:p>
+            <w:r>
+              <w:rPr>
+                <w:sz w:val="16"/>
+              </w:rPr>
+              <w:t>0.656</w:t>
+            </w:r>
+          </w:p>
+        </w:tc>
+        <w:tc>
+          <w:tcPr>
+            <w:tcW w:type="dxa" w:w="1080"/>
+          </w:tcPr>
+          <w:p>
+            <w:r>
+              <w:rPr>
+                <w:sz w:val="16"/>
+              </w:rPr>
+              <w:t>—</w:t>
+            </w:r>
+          </w:p>
+        </w:tc>
+        <w:tc>
+          <w:tcPr>
+            <w:tcW w:type="dxa" w:w="1080"/>
+          </w:tcPr>
+          <w:p>
+            <w:r>
+              <w:rPr>
+                <w:sz w:val="16"/>
+              </w:rPr>
+              <w:t>0.341</w:t>
+            </w:r>
+          </w:p>
+        </w:tc>
+        <w:tc>
+          <w:tcPr>
+            <w:tcW w:type="dxa" w:w="1080"/>
+          </w:tcPr>
+          <w:p>
+            <w:r>
+              <w:rPr>
+                <w:sz w:val="16"/>
+              </w:rPr>
+              <w:t>—</w:t>
+            </w:r>
+          </w:p>
+        </w:tc>
+        <w:tc>
+          <w:tcPr>
+            <w:tcW w:type="dxa" w:w="1080"/>
+          </w:tcPr>
+          <w:p>
+            <w:r>
+              <w:rPr>
+                <w:sz w:val="16"/>
+              </w:rPr>
+              <w:t>0.449</w:t>
+            </w:r>
+          </w:p>
+        </w:tc>
+        <w:tc>
+          <w:tcPr>
+            <w:tcW w:type="dxa" w:w="1080"/>
+          </w:tcPr>
+          <w:p>
+            <w:r>
+              <w:rPr>
+                <w:sz w:val="16"/>
+              </w:rPr>
+              <w:t>0.355</w:t>
+            </w:r>
+          </w:p>
+        </w:tc>
+        <w:tc>
+          <w:tcPr>
+            <w:tcW w:type="dxa" w:w="1080"/>
           </w:tcPr>
           <w:p>
             <w:r>
@@ -529,7 +618,7 @@
       <w:tr>
         <w:tc>
           <w:tcPr>
-            <w:tcW w:type="dxa" w:w="1440"/>
+            <w:tcW w:type="dxa" w:w="1080"/>
           </w:tcPr>
           <w:p>
             <w:r>
@@ -542,59 +631,85 @@
         </w:tc>
         <w:tc>
           <w:tcPr>
-            <w:tcW w:type="dxa" w:w="1440"/>
-          </w:tcPr>
-          <w:p>
-            <w:r>
-              <w:rPr>
-                <w:sz w:val="16"/>
-              </w:rPr>
-              <w:t>1.000</w:t>
-            </w:r>
-          </w:p>
-        </w:tc>
-        <w:tc>
-          <w:tcPr>
-            <w:tcW w:type="dxa" w:w="1440"/>
-          </w:tcPr>
-          <w:p>
-            <w:r>
-              <w:rPr>
-                <w:sz w:val="16"/>
-              </w:rPr>
-              <w:t>0.997</w:t>
-            </w:r>
-          </w:p>
-        </w:tc>
-        <w:tc>
-          <w:tcPr>
-            <w:tcW w:type="dxa" w:w="1440"/>
-          </w:tcPr>
-          <w:p>
-            <w:r>
-              <w:rPr>
-                <w:sz w:val="16"/>
-              </w:rPr>
-              <w:t>0.995</w:t>
-            </w:r>
-          </w:p>
-        </w:tc>
-        <w:tc>
-          <w:tcPr>
-            <w:tcW w:type="dxa" w:w="1440"/>
-          </w:tcPr>
-          <w:p>
-            <w:r>
-              <w:rPr>
-                <w:sz w:val="16"/>
-              </w:rPr>
-              <w:t>1.000</w:t>
-            </w:r>
-          </w:p>
-        </w:tc>
-        <w:tc>
-          <w:tcPr>
-            <w:tcW w:type="dxa" w:w="1440"/>
+            <w:tcW w:type="dxa" w:w="1080"/>
+          </w:tcPr>
+          <w:p>
+            <w:r>
+              <w:rPr>
+                <w:sz w:val="16"/>
+              </w:rPr>
+              <w:t>0.907</w:t>
+            </w:r>
+          </w:p>
+        </w:tc>
+        <w:tc>
+          <w:tcPr>
+            <w:tcW w:type="dxa" w:w="1080"/>
+          </w:tcPr>
+          <w:p>
+            <w:r>
+              <w:rPr>
+                <w:sz w:val="16"/>
+              </w:rPr>
+              <w:t>—</w:t>
+            </w:r>
+          </w:p>
+        </w:tc>
+        <w:tc>
+          <w:tcPr>
+            <w:tcW w:type="dxa" w:w="1080"/>
+          </w:tcPr>
+          <w:p>
+            <w:r>
+              <w:rPr>
+                <w:sz w:val="16"/>
+              </w:rPr>
+              <w:t>0.938</w:t>
+            </w:r>
+          </w:p>
+        </w:tc>
+        <w:tc>
+          <w:tcPr>
+            <w:tcW w:type="dxa" w:w="1080"/>
+          </w:tcPr>
+          <w:p>
+            <w:r>
+              <w:rPr>
+                <w:sz w:val="16"/>
+              </w:rPr>
+              <w:t>—</w:t>
+            </w:r>
+          </w:p>
+        </w:tc>
+        <w:tc>
+          <w:tcPr>
+            <w:tcW w:type="dxa" w:w="1080"/>
+          </w:tcPr>
+          <w:p>
+            <w:r>
+              <w:rPr>
+                <w:sz w:val="16"/>
+              </w:rPr>
+              <w:t>0.922</w:t>
+            </w:r>
+          </w:p>
+        </w:tc>
+        <w:tc>
+          <w:tcPr>
+            <w:tcW w:type="dxa" w:w="1080"/>
+          </w:tcPr>
+          <w:p>
+            <w:r>
+              <w:rPr>
+                <w:sz w:val="16"/>
+              </w:rPr>
+              <w:t>0.967</w:t>
+            </w:r>
+          </w:p>
+        </w:tc>
+        <w:tc>
+          <w:tcPr>
+            <w:tcW w:type="dxa" w:w="1080"/>
           </w:tcPr>
           <w:p>
             <w:r>
@@ -609,72 +724,98 @@
       <w:tr>
         <w:tc>
           <w:tcPr>
-            <w:tcW w:type="dxa" w:w="1440"/>
-          </w:tcPr>
-          <w:p>
-            <w:r>
-              <w:rPr>
-                <w:sz w:val="16"/>
-              </w:rPr>
-              <w:t>evaporador_sucio</w:t>
-            </w:r>
-          </w:p>
-        </w:tc>
-        <w:tc>
-          <w:tcPr>
-            <w:tcW w:type="dxa" w:w="1440"/>
-          </w:tcPr>
-          <w:p>
-            <w:r>
-              <w:rPr>
-                <w:sz w:val="16"/>
-              </w:rPr>
-              <w:t>0.995</w:t>
-            </w:r>
-          </w:p>
-        </w:tc>
-        <w:tc>
-          <w:tcPr>
-            <w:tcW w:type="dxa" w:w="1440"/>
-          </w:tcPr>
-          <w:p>
-            <w:r>
-              <w:rPr>
-                <w:sz w:val="16"/>
-              </w:rPr>
-              <w:t>0.997</w:t>
-            </w:r>
-          </w:p>
-        </w:tc>
-        <w:tc>
-          <w:tcPr>
-            <w:tcW w:type="dxa" w:w="1440"/>
-          </w:tcPr>
-          <w:p>
-            <w:r>
-              <w:rPr>
-                <w:sz w:val="16"/>
-              </w:rPr>
-              <w:t>1.000</w:t>
-            </w:r>
-          </w:p>
-        </w:tc>
-        <w:tc>
-          <w:tcPr>
-            <w:tcW w:type="dxa" w:w="1440"/>
-          </w:tcPr>
-          <w:p>
-            <w:r>
-              <w:rPr>
-                <w:sz w:val="16"/>
-              </w:rPr>
-              <w:t>1.000</w:t>
-            </w:r>
-          </w:p>
-        </w:tc>
-        <w:tc>
-          <w:tcPr>
-            <w:tcW w:type="dxa" w:w="1440"/>
+            <w:tcW w:type="dxa" w:w="1080"/>
+          </w:tcPr>
+          <w:p>
+            <w:r>
+              <w:rPr>
+                <w:sz w:val="16"/>
+              </w:rPr>
+              <w:t>incrustacion_evaporador</w:t>
+            </w:r>
+          </w:p>
+        </w:tc>
+        <w:tc>
+          <w:tcPr>
+            <w:tcW w:type="dxa" w:w="1080"/>
+          </w:tcPr>
+          <w:p>
+            <w:r>
+              <w:rPr>
+                <w:sz w:val="16"/>
+              </w:rPr>
+              <w:t>0.743</w:t>
+            </w:r>
+          </w:p>
+        </w:tc>
+        <w:tc>
+          <w:tcPr>
+            <w:tcW w:type="dxa" w:w="1080"/>
+          </w:tcPr>
+          <w:p>
+            <w:r>
+              <w:rPr>
+                <w:sz w:val="16"/>
+              </w:rPr>
+              <w:t>—</w:t>
+            </w:r>
+          </w:p>
+        </w:tc>
+        <w:tc>
+          <w:tcPr>
+            <w:tcW w:type="dxa" w:w="1080"/>
+          </w:tcPr>
+          <w:p>
+            <w:r>
+              <w:rPr>
+                <w:sz w:val="16"/>
+              </w:rPr>
+              <w:t>0.727</w:t>
+            </w:r>
+          </w:p>
+        </w:tc>
+        <w:tc>
+          <w:tcPr>
+            <w:tcW w:type="dxa" w:w="1080"/>
+          </w:tcPr>
+          <w:p>
+            <w:r>
+              <w:rPr>
+                <w:sz w:val="16"/>
+              </w:rPr>
+              <w:t>—</w:t>
+            </w:r>
+          </w:p>
+        </w:tc>
+        <w:tc>
+          <w:tcPr>
+            <w:tcW w:type="dxa" w:w="1080"/>
+          </w:tcPr>
+          <w:p>
+            <w:r>
+              <w:rPr>
+                <w:sz w:val="16"/>
+              </w:rPr>
+              <w:t>0.735</w:t>
+            </w:r>
+          </w:p>
+        </w:tc>
+        <w:tc>
+          <w:tcPr>
+            <w:tcW w:type="dxa" w:w="1080"/>
+          </w:tcPr>
+          <w:p>
+            <w:r>
+              <w:rPr>
+                <w:sz w:val="16"/>
+              </w:rPr>
+              <w:t>0.834</w:t>
+            </w:r>
+          </w:p>
+        </w:tc>
+        <w:tc>
+          <w:tcPr>
+            <w:tcW w:type="dxa" w:w="1080"/>
           </w:tcPr>
           <w:p>
             <w:r>
@@ -689,72 +830,98 @@
       <w:tr>
         <w:tc>
           <w:tcPr>
-            <w:tcW w:type="dxa" w:w="1440"/>
-          </w:tcPr>
-          <w:p>
-            <w:r>
-              <w:rPr>
-                <w:sz w:val="16"/>
-              </w:rPr>
-              <w:t>carga_baja</w:t>
-            </w:r>
-          </w:p>
-        </w:tc>
-        <w:tc>
-          <w:tcPr>
-            <w:tcW w:type="dxa" w:w="1440"/>
-          </w:tcPr>
-          <w:p>
-            <w:r>
-              <w:rPr>
-                <w:sz w:val="16"/>
-              </w:rPr>
-              <w:t>0.995</w:t>
-            </w:r>
-          </w:p>
-        </w:tc>
-        <w:tc>
-          <w:tcPr>
-            <w:tcW w:type="dxa" w:w="1440"/>
-          </w:tcPr>
-          <w:p>
-            <w:r>
-              <w:rPr>
-                <w:sz w:val="16"/>
-              </w:rPr>
-              <w:t>0.997</w:t>
-            </w:r>
-          </w:p>
-        </w:tc>
-        <w:tc>
-          <w:tcPr>
-            <w:tcW w:type="dxa" w:w="1440"/>
-          </w:tcPr>
-          <w:p>
-            <w:r>
-              <w:rPr>
-                <w:sz w:val="16"/>
-              </w:rPr>
-              <w:t>1.000</w:t>
-            </w:r>
-          </w:p>
-        </w:tc>
-        <w:tc>
-          <w:tcPr>
-            <w:tcW w:type="dxa" w:w="1440"/>
-          </w:tcPr>
-          <w:p>
-            <w:r>
-              <w:rPr>
-                <w:sz w:val="16"/>
-              </w:rPr>
-              <w:t>1.000</w:t>
-            </w:r>
-          </w:p>
-        </w:tc>
-        <w:tc>
-          <w:tcPr>
-            <w:tcW w:type="dxa" w:w="1440"/>
+            <w:tcW w:type="dxa" w:w="1080"/>
+          </w:tcPr>
+          <w:p>
+            <w:r>
+              <w:rPr>
+                <w:sz w:val="16"/>
+              </w:rPr>
+              <w:t>caudal_agua_bajo</w:t>
+            </w:r>
+          </w:p>
+        </w:tc>
+        <w:tc>
+          <w:tcPr>
+            <w:tcW w:type="dxa" w:w="1080"/>
+          </w:tcPr>
+          <w:p>
+            <w:r>
+              <w:rPr>
+                <w:sz w:val="16"/>
+              </w:rPr>
+              <w:t>0.820</w:t>
+            </w:r>
+          </w:p>
+        </w:tc>
+        <w:tc>
+          <w:tcPr>
+            <w:tcW w:type="dxa" w:w="1080"/>
+          </w:tcPr>
+          <w:p>
+            <w:r>
+              <w:rPr>
+                <w:sz w:val="16"/>
+              </w:rPr>
+              <w:t>—</w:t>
+            </w:r>
+          </w:p>
+        </w:tc>
+        <w:tc>
+          <w:tcPr>
+            <w:tcW w:type="dxa" w:w="1080"/>
+          </w:tcPr>
+          <w:p>
+            <w:r>
+              <w:rPr>
+                <w:sz w:val="16"/>
+              </w:rPr>
+              <w:t>0.926</w:t>
+            </w:r>
+          </w:p>
+        </w:tc>
+        <w:tc>
+          <w:tcPr>
+            <w:tcW w:type="dxa" w:w="1080"/>
+          </w:tcPr>
+          <w:p>
+            <w:r>
+              <w:rPr>
+                <w:sz w:val="16"/>
+              </w:rPr>
+              <w:t>—</w:t>
+            </w:r>
+          </w:p>
+        </w:tc>
+        <w:tc>
+          <w:tcPr>
+            <w:tcW w:type="dxa" w:w="1080"/>
+          </w:tcPr>
+          <w:p>
+            <w:r>
+              <w:rPr>
+                <w:sz w:val="16"/>
+              </w:rPr>
+              <w:t>0.870</w:t>
+            </w:r>
+          </w:p>
+        </w:tc>
+        <w:tc>
+          <w:tcPr>
+            <w:tcW w:type="dxa" w:w="1080"/>
+          </w:tcPr>
+          <w:p>
+            <w:r>
+              <w:rPr>
+                <w:sz w:val="16"/>
+              </w:rPr>
+              <w:t>0.940</w:t>
+            </w:r>
+          </w:p>
+        </w:tc>
+        <w:tc>
+          <w:tcPr>
+            <w:tcW w:type="dxa" w:w="1080"/>
           </w:tcPr>
           <w:p>
             <w:r>
@@ -769,79 +936,105 @@
       <w:tr>
         <w:tc>
           <w:tcPr>
-            <w:tcW w:type="dxa" w:w="1440"/>
-          </w:tcPr>
-          <w:p>
-            <w:r>
-              <w:rPr>
-                <w:sz w:val="16"/>
-              </w:rPr>
-              <w:t>sobrecarga</w:t>
-            </w:r>
-          </w:p>
-        </w:tc>
-        <w:tc>
-          <w:tcPr>
-            <w:tcW w:type="dxa" w:w="1440"/>
-          </w:tcPr>
-          <w:p>
-            <w:r>
-              <w:rPr>
-                <w:sz w:val="16"/>
-              </w:rPr>
-              <w:t>1.000</w:t>
-            </w:r>
-          </w:p>
-        </w:tc>
-        <w:tc>
-          <w:tcPr>
-            <w:tcW w:type="dxa" w:w="1440"/>
-          </w:tcPr>
-          <w:p>
-            <w:r>
-              <w:rPr>
-                <w:sz w:val="16"/>
-              </w:rPr>
-              <w:t>0.997</w:t>
-            </w:r>
-          </w:p>
-        </w:tc>
-        <w:tc>
-          <w:tcPr>
-            <w:tcW w:type="dxa" w:w="1440"/>
-          </w:tcPr>
-          <w:p>
-            <w:r>
-              <w:rPr>
-                <w:sz w:val="16"/>
-              </w:rPr>
-              <w:t>0.995</w:t>
-            </w:r>
-          </w:p>
-        </w:tc>
-        <w:tc>
-          <w:tcPr>
-            <w:tcW w:type="dxa" w:w="1440"/>
-          </w:tcPr>
-          <w:p>
-            <w:r>
-              <w:rPr>
-                <w:sz w:val="16"/>
-              </w:rPr>
-              <w:t>1.000</w:t>
-            </w:r>
-          </w:p>
-        </w:tc>
-        <w:tc>
-          <w:tcPr>
-            <w:tcW w:type="dxa" w:w="1440"/>
-          </w:tcPr>
-          <w:p>
-            <w:r>
-              <w:rPr>
-                <w:sz w:val="16"/>
-              </w:rPr>
-              <w:t>183</w:t>
+            <w:tcW w:type="dxa" w:w="1080"/>
+          </w:tcPr>
+          <w:p>
+            <w:r>
+              <w:rPr>
+                <w:sz w:val="16"/>
+              </w:rPr>
+              <w:t>carga_baja</w:t>
+            </w:r>
+          </w:p>
+        </w:tc>
+        <w:tc>
+          <w:tcPr>
+            <w:tcW w:type="dxa" w:w="1080"/>
+          </w:tcPr>
+          <w:p>
+            <w:r>
+              <w:rPr>
+                <w:sz w:val="16"/>
+              </w:rPr>
+              <w:t>0.922</w:t>
+            </w:r>
+          </w:p>
+        </w:tc>
+        <w:tc>
+          <w:tcPr>
+            <w:tcW w:type="dxa" w:w="1080"/>
+          </w:tcPr>
+          <w:p>
+            <w:r>
+              <w:rPr>
+                <w:sz w:val="16"/>
+              </w:rPr>
+              <w:t>—</w:t>
+            </w:r>
+          </w:p>
+        </w:tc>
+        <w:tc>
+          <w:tcPr>
+            <w:tcW w:type="dxa" w:w="1080"/>
+          </w:tcPr>
+          <w:p>
+            <w:r>
+              <w:rPr>
+                <w:sz w:val="16"/>
+              </w:rPr>
+              <w:t>0.981</w:t>
+            </w:r>
+          </w:p>
+        </w:tc>
+        <w:tc>
+          <w:tcPr>
+            <w:tcW w:type="dxa" w:w="1080"/>
+          </w:tcPr>
+          <w:p>
+            <w:r>
+              <w:rPr>
+                <w:sz w:val="16"/>
+              </w:rPr>
+              <w:t>—</w:t>
+            </w:r>
+          </w:p>
+        </w:tc>
+        <w:tc>
+          <w:tcPr>
+            <w:tcW w:type="dxa" w:w="1080"/>
+          </w:tcPr>
+          <w:p>
+            <w:r>
+              <w:rPr>
+                <w:sz w:val="16"/>
+              </w:rPr>
+              <w:t>0.951</w:t>
+            </w:r>
+          </w:p>
+        </w:tc>
+        <w:tc>
+          <w:tcPr>
+            <w:tcW w:type="dxa" w:w="1080"/>
+          </w:tcPr>
+          <w:p>
+            <w:r>
+              <w:rPr>
+                <w:sz w:val="16"/>
+              </w:rPr>
+              <w:t>0.992</w:t>
+            </w:r>
+          </w:p>
+        </w:tc>
+        <w:tc>
+          <w:tcPr>
+            <w:tcW w:type="dxa" w:w="1080"/>
+          </w:tcPr>
+          <w:p>
+            <w:r>
+              <w:rPr>
+                <w:sz w:val="16"/>
+              </w:rPr>
+              <w:t>167</w:t>
             </w:r>
           </w:p>
         </w:tc>
@@ -849,72 +1042,98 @@
       <w:tr>
         <w:tc>
           <w:tcPr>
-            <w:tcW w:type="dxa" w:w="1440"/>
-          </w:tcPr>
-          <w:p>
-            <w:r>
-              <w:rPr>
-                <w:sz w:val="16"/>
-              </w:rPr>
-              <w:t>txv_restringida</w:t>
-            </w:r>
-          </w:p>
-        </w:tc>
-        <w:tc>
-          <w:tcPr>
-            <w:tcW w:type="dxa" w:w="1440"/>
-          </w:tcPr>
-          <w:p>
-            <w:r>
-              <w:rPr>
-                <w:sz w:val="16"/>
-              </w:rPr>
-              <w:t>0.995</w:t>
-            </w:r>
-          </w:p>
-        </w:tc>
-        <w:tc>
-          <w:tcPr>
-            <w:tcW w:type="dxa" w:w="1440"/>
-          </w:tcPr>
-          <w:p>
-            <w:r>
-              <w:rPr>
-                <w:sz w:val="16"/>
-              </w:rPr>
-              <w:t>0.995</w:t>
-            </w:r>
-          </w:p>
-        </w:tc>
-        <w:tc>
-          <w:tcPr>
-            <w:tcW w:type="dxa" w:w="1440"/>
-          </w:tcPr>
-          <w:p>
-            <w:r>
-              <w:rPr>
-                <w:sz w:val="16"/>
-              </w:rPr>
-              <w:t>0.995</w:t>
-            </w:r>
-          </w:p>
-        </w:tc>
-        <w:tc>
-          <w:tcPr>
-            <w:tcW w:type="dxa" w:w="1440"/>
-          </w:tcPr>
-          <w:p>
-            <w:r>
-              <w:rPr>
-                <w:sz w:val="16"/>
-              </w:rPr>
-              <w:t>1.000</w:t>
-            </w:r>
-          </w:p>
-        </w:tc>
-        <w:tc>
-          <w:tcPr>
-            <w:tcW w:type="dxa" w:w="1440"/>
+            <w:tcW w:type="dxa" w:w="1080"/>
+          </w:tcPr>
+          <w:p>
+            <w:r>
+              <w:rPr>
+                <w:sz w:val="16"/>
+              </w:rPr>
+              <w:t>sobrecarga</w:t>
+            </w:r>
+          </w:p>
+        </w:tc>
+        <w:tc>
+          <w:tcPr>
+            <w:tcW w:type="dxa" w:w="1080"/>
+          </w:tcPr>
+          <w:p>
+            <w:r>
+              <w:rPr>
+                <w:sz w:val="16"/>
+              </w:rPr>
+              <w:t>0.617</w:t>
+            </w:r>
+          </w:p>
+        </w:tc>
+        <w:tc>
+          <w:tcPr>
+            <w:tcW w:type="dxa" w:w="1080"/>
+          </w:tcPr>
+          <w:p>
+            <w:r>
+              <w:rPr>
+                <w:sz w:val="16"/>
+              </w:rPr>
+              <w:t>—</w:t>
+            </w:r>
+          </w:p>
+        </w:tc>
+        <w:tc>
+          <w:tcPr>
+            <w:tcW w:type="dxa" w:w="1080"/>
+          </w:tcPr>
+          <w:p>
+            <w:r>
+              <w:rPr>
+                <w:sz w:val="16"/>
+              </w:rPr>
+              <w:t>0.685</w:t>
+            </w:r>
+          </w:p>
+        </w:tc>
+        <w:tc>
+          <w:tcPr>
+            <w:tcW w:type="dxa" w:w="1080"/>
+          </w:tcPr>
+          <w:p>
+            <w:r>
+              <w:rPr>
+                <w:sz w:val="16"/>
+              </w:rPr>
+              <w:t>—</w:t>
+            </w:r>
+          </w:p>
+        </w:tc>
+        <w:tc>
+          <w:tcPr>
+            <w:tcW w:type="dxa" w:w="1080"/>
+          </w:tcPr>
+          <w:p>
+            <w:r>
+              <w:rPr>
+                <w:sz w:val="16"/>
+              </w:rPr>
+              <w:t>0.649</w:t>
+            </w:r>
+          </w:p>
+        </w:tc>
+        <w:tc>
+          <w:tcPr>
+            <w:tcW w:type="dxa" w:w="1080"/>
+          </w:tcPr>
+          <w:p>
+            <w:r>
+              <w:rPr>
+                <w:sz w:val="16"/>
+              </w:rPr>
+              <w:t>0.742</w:t>
+            </w:r>
+          </w:p>
+        </w:tc>
+        <w:tc>
+          <w:tcPr>
+            <w:tcW w:type="dxa" w:w="1080"/>
           </w:tcPr>
           <w:p>
             <w:r>
@@ -929,72 +1148,98 @@
       <w:tr>
         <w:tc>
           <w:tcPr>
-            <w:tcW w:type="dxa" w:w="1440"/>
-          </w:tcPr>
-          <w:p>
-            <w:r>
-              <w:rPr>
-                <w:sz w:val="16"/>
-              </w:rPr>
-              <w:t>txv_sobrealimenta</w:t>
-            </w:r>
-          </w:p>
-        </w:tc>
-        <w:tc>
-          <w:tcPr>
-            <w:tcW w:type="dxa" w:w="1440"/>
-          </w:tcPr>
-          <w:p>
-            <w:r>
-              <w:rPr>
-                <w:sz w:val="16"/>
-              </w:rPr>
-              <w:t>0.995</w:t>
-            </w:r>
-          </w:p>
-        </w:tc>
-        <w:tc>
-          <w:tcPr>
-            <w:tcW w:type="dxa" w:w="1440"/>
-          </w:tcPr>
-          <w:p>
-            <w:r>
-              <w:rPr>
-                <w:sz w:val="16"/>
-              </w:rPr>
-              <w:t>0.997</w:t>
-            </w:r>
-          </w:p>
-        </w:tc>
-        <w:tc>
-          <w:tcPr>
-            <w:tcW w:type="dxa" w:w="1440"/>
-          </w:tcPr>
-          <w:p>
-            <w:r>
-              <w:rPr>
-                <w:sz w:val="16"/>
-              </w:rPr>
-              <w:t>1.000</w:t>
-            </w:r>
-          </w:p>
-        </w:tc>
-        <w:tc>
-          <w:tcPr>
-            <w:tcW w:type="dxa" w:w="1440"/>
-          </w:tcPr>
-          <w:p>
-            <w:r>
-              <w:rPr>
-                <w:sz w:val="16"/>
-              </w:rPr>
-              <w:t>1.000</w:t>
-            </w:r>
-          </w:p>
-        </w:tc>
-        <w:tc>
-          <w:tcPr>
-            <w:tcW w:type="dxa" w:w="1440"/>
+            <w:tcW w:type="dxa" w:w="1080"/>
+          </w:tcPr>
+          <w:p>
+            <w:r>
+              <w:rPr>
+                <w:sz w:val="16"/>
+              </w:rPr>
+              <w:t>txv_restringida</w:t>
+            </w:r>
+          </w:p>
+        </w:tc>
+        <w:tc>
+          <w:tcPr>
+            <w:tcW w:type="dxa" w:w="1080"/>
+          </w:tcPr>
+          <w:p>
+            <w:r>
+              <w:rPr>
+                <w:sz w:val="16"/>
+              </w:rPr>
+              <w:t>0.563</w:t>
+            </w:r>
+          </w:p>
+        </w:tc>
+        <w:tc>
+          <w:tcPr>
+            <w:tcW w:type="dxa" w:w="1080"/>
+          </w:tcPr>
+          <w:p>
+            <w:r>
+              <w:rPr>
+                <w:sz w:val="16"/>
+              </w:rPr>
+              <w:t>—</w:t>
+            </w:r>
+          </w:p>
+        </w:tc>
+        <w:tc>
+          <w:tcPr>
+            <w:tcW w:type="dxa" w:w="1080"/>
+          </w:tcPr>
+          <w:p>
+            <w:r>
+              <w:rPr>
+                <w:sz w:val="16"/>
+              </w:rPr>
+              <w:t>0.475</w:t>
+            </w:r>
+          </w:p>
+        </w:tc>
+        <w:tc>
+          <w:tcPr>
+            <w:tcW w:type="dxa" w:w="1080"/>
+          </w:tcPr>
+          <w:p>
+            <w:r>
+              <w:rPr>
+                <w:sz w:val="16"/>
+              </w:rPr>
+              <w:t>—</w:t>
+            </w:r>
+          </w:p>
+        </w:tc>
+        <w:tc>
+          <w:tcPr>
+            <w:tcW w:type="dxa" w:w="1080"/>
+          </w:tcPr>
+          <w:p>
+            <w:r>
+              <w:rPr>
+                <w:sz w:val="16"/>
+              </w:rPr>
+              <w:t>0.515</w:t>
+            </w:r>
+          </w:p>
+        </w:tc>
+        <w:tc>
+          <w:tcPr>
+            <w:tcW w:type="dxa" w:w="1080"/>
+          </w:tcPr>
+          <w:p>
+            <w:r>
+              <w:rPr>
+                <w:sz w:val="16"/>
+              </w:rPr>
+              <w:t>0.563</w:t>
+            </w:r>
+          </w:p>
+        </w:tc>
+        <w:tc>
+          <w:tcPr>
+            <w:tcW w:type="dxa" w:w="1080"/>
           </w:tcPr>
           <w:p>
             <w:r>
@@ -1009,72 +1254,98 @@
       <w:tr>
         <w:tc>
           <w:tcPr>
-            <w:tcW w:type="dxa" w:w="1440"/>
-          </w:tcPr>
-          <w:p>
-            <w:r>
-              <w:rPr>
-                <w:sz w:val="16"/>
-              </w:rPr>
-              <w:t>compresor_desgastado</w:t>
-            </w:r>
-          </w:p>
-        </w:tc>
-        <w:tc>
-          <w:tcPr>
-            <w:tcW w:type="dxa" w:w="1440"/>
-          </w:tcPr>
-          <w:p>
-            <w:r>
-              <w:rPr>
-                <w:sz w:val="16"/>
-              </w:rPr>
-              <w:t>1.000</w:t>
-            </w:r>
-          </w:p>
-        </w:tc>
-        <w:tc>
-          <w:tcPr>
-            <w:tcW w:type="dxa" w:w="1440"/>
-          </w:tcPr>
-          <w:p>
-            <w:r>
-              <w:rPr>
-                <w:sz w:val="16"/>
-              </w:rPr>
-              <w:t>0.992</w:t>
-            </w:r>
-          </w:p>
-        </w:tc>
-        <w:tc>
-          <w:tcPr>
-            <w:tcW w:type="dxa" w:w="1440"/>
-          </w:tcPr>
-          <w:p>
-            <w:r>
-              <w:rPr>
-                <w:sz w:val="16"/>
-              </w:rPr>
-              <w:t>0.984</w:t>
-            </w:r>
-          </w:p>
-        </w:tc>
-        <w:tc>
-          <w:tcPr>
-            <w:tcW w:type="dxa" w:w="1440"/>
-          </w:tcPr>
-          <w:p>
-            <w:r>
-              <w:rPr>
-                <w:sz w:val="16"/>
-              </w:rPr>
-              <w:t>1.000</w:t>
-            </w:r>
-          </w:p>
-        </w:tc>
-        <w:tc>
-          <w:tcPr>
-            <w:tcW w:type="dxa" w:w="1440"/>
+            <w:tcW w:type="dxa" w:w="1080"/>
+          </w:tcPr>
+          <w:p>
+            <w:r>
+              <w:rPr>
+                <w:sz w:val="16"/>
+              </w:rPr>
+              <w:t>txv_sobrealimenta</w:t>
+            </w:r>
+          </w:p>
+        </w:tc>
+        <w:tc>
+          <w:tcPr>
+            <w:tcW w:type="dxa" w:w="1080"/>
+          </w:tcPr>
+          <w:p>
+            <w:r>
+              <w:rPr>
+                <w:sz w:val="16"/>
+              </w:rPr>
+              <w:t>0.836</w:t>
+            </w:r>
+          </w:p>
+        </w:tc>
+        <w:tc>
+          <w:tcPr>
+            <w:tcW w:type="dxa" w:w="1080"/>
+          </w:tcPr>
+          <w:p>
+            <w:r>
+              <w:rPr>
+                <w:sz w:val="16"/>
+              </w:rPr>
+              <w:t>—</w:t>
+            </w:r>
+          </w:p>
+        </w:tc>
+        <w:tc>
+          <w:tcPr>
+            <w:tcW w:type="dxa" w:w="1080"/>
+          </w:tcPr>
+          <w:p>
+            <w:r>
+              <w:rPr>
+                <w:sz w:val="16"/>
+              </w:rPr>
+              <w:t>0.944</w:t>
+            </w:r>
+          </w:p>
+        </w:tc>
+        <w:tc>
+          <w:tcPr>
+            <w:tcW w:type="dxa" w:w="1080"/>
+          </w:tcPr>
+          <w:p>
+            <w:r>
+              <w:rPr>
+                <w:sz w:val="16"/>
+              </w:rPr>
+              <w:t>—</w:t>
+            </w:r>
+          </w:p>
+        </w:tc>
+        <w:tc>
+          <w:tcPr>
+            <w:tcW w:type="dxa" w:w="1080"/>
+          </w:tcPr>
+          <w:p>
+            <w:r>
+              <w:rPr>
+                <w:sz w:val="16"/>
+              </w:rPr>
+              <w:t>0.887</w:t>
+            </w:r>
+          </w:p>
+        </w:tc>
+        <w:tc>
+          <w:tcPr>
+            <w:tcW w:type="dxa" w:w="1080"/>
+          </w:tcPr>
+          <w:p>
+            <w:r>
+              <w:rPr>
+                <w:sz w:val="16"/>
+              </w:rPr>
+              <w:t>0.959</w:t>
+            </w:r>
+          </w:p>
+        </w:tc>
+        <w:tc>
+          <w:tcPr>
+            <w:tcW w:type="dxa" w:w="1080"/>
           </w:tcPr>
           <w:p>
             <w:r>
@@ -1089,72 +1360,98 @@
       <w:tr>
         <w:tc>
           <w:tcPr>
-            <w:tcW w:type="dxa" w:w="1440"/>
-          </w:tcPr>
-          <w:p>
-            <w:r>
-              <w:rPr>
-                <w:sz w:val="16"/>
-              </w:rPr>
-              <w:t>incondensables</w:t>
-            </w:r>
-          </w:p>
-        </w:tc>
-        <w:tc>
-          <w:tcPr>
-            <w:tcW w:type="dxa" w:w="1440"/>
-          </w:tcPr>
-          <w:p>
-            <w:r>
-              <w:rPr>
-                <w:sz w:val="16"/>
-              </w:rPr>
-              <w:t>0.995</w:t>
-            </w:r>
-          </w:p>
-        </w:tc>
-        <w:tc>
-          <w:tcPr>
-            <w:tcW w:type="dxa" w:w="1440"/>
-          </w:tcPr>
-          <w:p>
-            <w:r>
-              <w:rPr>
-                <w:sz w:val="16"/>
-              </w:rPr>
-              <w:t>0.997</w:t>
-            </w:r>
-          </w:p>
-        </w:tc>
-        <w:tc>
-          <w:tcPr>
-            <w:tcW w:type="dxa" w:w="1440"/>
-          </w:tcPr>
-          <w:p>
-            <w:r>
-              <w:rPr>
-                <w:sz w:val="16"/>
-              </w:rPr>
-              <w:t>1.000</w:t>
-            </w:r>
-          </w:p>
-        </w:tc>
-        <w:tc>
-          <w:tcPr>
-            <w:tcW w:type="dxa" w:w="1440"/>
-          </w:tcPr>
-          <w:p>
-            <w:r>
-              <w:rPr>
-                <w:sz w:val="16"/>
-              </w:rPr>
-              <w:t>1.000</w:t>
-            </w:r>
-          </w:p>
-        </w:tc>
-        <w:tc>
-          <w:tcPr>
-            <w:tcW w:type="dxa" w:w="1440"/>
+            <w:tcW w:type="dxa" w:w="1080"/>
+          </w:tcPr>
+          <w:p>
+            <w:r>
+              <w:rPr>
+                <w:sz w:val="16"/>
+              </w:rPr>
+              <w:t>compresor_desgastado</w:t>
+            </w:r>
+          </w:p>
+        </w:tc>
+        <w:tc>
+          <w:tcPr>
+            <w:tcW w:type="dxa" w:w="1080"/>
+          </w:tcPr>
+          <w:p>
+            <w:r>
+              <w:rPr>
+                <w:sz w:val="16"/>
+              </w:rPr>
+              <w:t>0.738</w:t>
+            </w:r>
+          </w:p>
+        </w:tc>
+        <w:tc>
+          <w:tcPr>
+            <w:tcW w:type="dxa" w:w="1080"/>
+          </w:tcPr>
+          <w:p>
+            <w:r>
+              <w:rPr>
+                <w:sz w:val="16"/>
+              </w:rPr>
+              <w:t>—</w:t>
+            </w:r>
+          </w:p>
+        </w:tc>
+        <w:tc>
+          <w:tcPr>
+            <w:tcW w:type="dxa" w:w="1080"/>
+          </w:tcPr>
+          <w:p>
+            <w:r>
+              <w:rPr>
+                <w:sz w:val="16"/>
+              </w:rPr>
+              <w:t>0.918</w:t>
+            </w:r>
+          </w:p>
+        </w:tc>
+        <w:tc>
+          <w:tcPr>
+            <w:tcW w:type="dxa" w:w="1080"/>
+          </w:tcPr>
+          <w:p>
+            <w:r>
+              <w:rPr>
+                <w:sz w:val="16"/>
+              </w:rPr>
+              <w:t>—</w:t>
+            </w:r>
+          </w:p>
+        </w:tc>
+        <w:tc>
+          <w:tcPr>
+            <w:tcW w:type="dxa" w:w="1080"/>
+          </w:tcPr>
+          <w:p>
+            <w:r>
+              <w:rPr>
+                <w:sz w:val="16"/>
+              </w:rPr>
+              <w:t>0.818</w:t>
+            </w:r>
+          </w:p>
+        </w:tc>
+        <w:tc>
+          <w:tcPr>
+            <w:tcW w:type="dxa" w:w="1080"/>
+          </w:tcPr>
+          <w:p>
+            <w:r>
+              <w:rPr>
+                <w:sz w:val="16"/>
+              </w:rPr>
+              <w:t>0.883</w:t>
+            </w:r>
+          </w:p>
+        </w:tc>
+        <w:tc>
+          <w:tcPr>
+            <w:tcW w:type="dxa" w:w="1080"/>
           </w:tcPr>
           <w:p>
             <w:r>
@@ -1169,7 +1466,113 @@
       <w:tr>
         <w:tc>
           <w:tcPr>
-            <w:tcW w:type="dxa" w:w="1440"/>
+            <w:tcW w:type="dxa" w:w="1080"/>
+          </w:tcPr>
+          <w:p>
+            <w:r>
+              <w:rPr>
+                <w:sz w:val="16"/>
+              </w:rPr>
+              <w:t>incondensables</w:t>
+            </w:r>
+          </w:p>
+        </w:tc>
+        <w:tc>
+          <w:tcPr>
+            <w:tcW w:type="dxa" w:w="1080"/>
+          </w:tcPr>
+          <w:p>
+            <w:r>
+              <w:rPr>
+                <w:sz w:val="16"/>
+              </w:rPr>
+              <w:t>0.891</w:t>
+            </w:r>
+          </w:p>
+        </w:tc>
+        <w:tc>
+          <w:tcPr>
+            <w:tcW w:type="dxa" w:w="1080"/>
+          </w:tcPr>
+          <w:p>
+            <w:r>
+              <w:rPr>
+                <w:sz w:val="16"/>
+              </w:rPr>
+              <w:t>—</w:t>
+            </w:r>
+          </w:p>
+        </w:tc>
+        <w:tc>
+          <w:tcPr>
+            <w:tcW w:type="dxa" w:w="1080"/>
+          </w:tcPr>
+          <w:p>
+            <w:r>
+              <w:rPr>
+                <w:sz w:val="16"/>
+              </w:rPr>
+              <w:t>0.942</w:t>
+            </w:r>
+          </w:p>
+        </w:tc>
+        <w:tc>
+          <w:tcPr>
+            <w:tcW w:type="dxa" w:w="1080"/>
+          </w:tcPr>
+          <w:p>
+            <w:r>
+              <w:rPr>
+                <w:sz w:val="16"/>
+              </w:rPr>
+              <w:t>—</w:t>
+            </w:r>
+          </w:p>
+        </w:tc>
+        <w:tc>
+          <w:tcPr>
+            <w:tcW w:type="dxa" w:w="1080"/>
+          </w:tcPr>
+          <w:p>
+            <w:r>
+              <w:rPr>
+                <w:sz w:val="16"/>
+              </w:rPr>
+              <w:t>0.916</w:t>
+            </w:r>
+          </w:p>
+        </w:tc>
+        <w:tc>
+          <w:tcPr>
+            <w:tcW w:type="dxa" w:w="1080"/>
+          </w:tcPr>
+          <w:p>
+            <w:r>
+              <w:rPr>
+                <w:sz w:val="16"/>
+              </w:rPr>
+              <w:t>0.959</w:t>
+            </w:r>
+          </w:p>
+        </w:tc>
+        <w:tc>
+          <w:tcPr>
+            <w:tcW w:type="dxa" w:w="1080"/>
+          </w:tcPr>
+          <w:p>
+            <w:r>
+              <w:rPr>
+                <w:sz w:val="16"/>
+              </w:rPr>
+              <w:t>183</w:t>
+            </w:r>
+          </w:p>
+        </w:tc>
+      </w:tr>
+      <w:tr>
+        <w:tc>
+          <w:tcPr>
+            <w:tcW w:type="dxa" w:w="1080"/>
           </w:tcPr>
           <w:p>
             <w:r>
@@ -1182,59 +1585,85 @@
         </w:tc>
         <w:tc>
           <w:tcPr>
-            <w:tcW w:type="dxa" w:w="1440"/>
-          </w:tcPr>
-          <w:p>
-            <w:r>
-              <w:rPr>
-                <w:sz w:val="16"/>
-              </w:rPr>
-              <w:t>0.989</w:t>
-            </w:r>
-          </w:p>
-        </w:tc>
-        <w:tc>
-          <w:tcPr>
-            <w:tcW w:type="dxa" w:w="1440"/>
-          </w:tcPr>
-          <w:p>
-            <w:r>
-              <w:rPr>
-                <w:sz w:val="16"/>
-              </w:rPr>
-              <w:t>0.995</w:t>
-            </w:r>
-          </w:p>
-        </w:tc>
-        <w:tc>
-          <w:tcPr>
-            <w:tcW w:type="dxa" w:w="1440"/>
-          </w:tcPr>
-          <w:p>
-            <w:r>
-              <w:rPr>
-                <w:sz w:val="16"/>
-              </w:rPr>
-              <w:t>1.000</w:t>
-            </w:r>
-          </w:p>
-        </w:tc>
-        <w:tc>
-          <w:tcPr>
-            <w:tcW w:type="dxa" w:w="1440"/>
-          </w:tcPr>
-          <w:p>
-            <w:r>
-              <w:rPr>
-                <w:sz w:val="16"/>
-              </w:rPr>
-              <w:t>0.999</w:t>
-            </w:r>
-          </w:p>
-        </w:tc>
-        <w:tc>
-          <w:tcPr>
-            <w:tcW w:type="dxa" w:w="1440"/>
+            <w:tcW w:type="dxa" w:w="1080"/>
+          </w:tcPr>
+          <w:p>
+            <w:r>
+              <w:rPr>
+                <w:sz w:val="16"/>
+              </w:rPr>
+              <w:t>0.459</w:t>
+            </w:r>
+          </w:p>
+        </w:tc>
+        <w:tc>
+          <w:tcPr>
+            <w:tcW w:type="dxa" w:w="1080"/>
+          </w:tcPr>
+          <w:p>
+            <w:r>
+              <w:rPr>
+                <w:sz w:val="16"/>
+              </w:rPr>
+              <w:t>—</w:t>
+            </w:r>
+          </w:p>
+        </w:tc>
+        <w:tc>
+          <w:tcPr>
+            <w:tcW w:type="dxa" w:w="1080"/>
+          </w:tcPr>
+          <w:p>
+            <w:r>
+              <w:rPr>
+                <w:sz w:val="16"/>
+              </w:rPr>
+              <w:t>0.857</w:t>
+            </w:r>
+          </w:p>
+        </w:tc>
+        <w:tc>
+          <w:tcPr>
+            <w:tcW w:type="dxa" w:w="1080"/>
+          </w:tcPr>
+          <w:p>
+            <w:r>
+              <w:rPr>
+                <w:sz w:val="16"/>
+              </w:rPr>
+              <w:t>—</w:t>
+            </w:r>
+          </w:p>
+        </w:tc>
+        <w:tc>
+          <w:tcPr>
+            <w:tcW w:type="dxa" w:w="1080"/>
+          </w:tcPr>
+          <w:p>
+            <w:r>
+              <w:rPr>
+                <w:sz w:val="16"/>
+              </w:rPr>
+              <w:t>0.598</w:t>
+            </w:r>
+          </w:p>
+        </w:tc>
+        <w:tc>
+          <w:tcPr>
+            <w:tcW w:type="dxa" w:w="1080"/>
+          </w:tcPr>
+          <w:p>
+            <w:r>
+              <w:rPr>
+                <w:sz w:val="16"/>
+              </w:rPr>
+              <w:t>0.690</w:t>
+            </w:r>
+          </w:p>
+        </w:tc>
+        <w:tc>
+          <w:tcPr>
+            <w:tcW w:type="dxa" w:w="1080"/>
           </w:tcPr>
           <w:p>
             <w:r>
@@ -1250,7 +1679,7 @@
     <w:p/>
     <w:p>
       <w:r>
-        <w:t>F1 macro: 0.9956    F1 ponderado: 0.9956    PR-AUC macro: 0.9998</w:t>
+        <w:t>F1 macro: 0.7554    F1 ponderado: 0.7538    PR-AUC macro: 0.8076</w:t>
       </w:r>
     </w:p>
     <w:p>
@@ -1270,32 +1699,34 @@
         <w:t xml:space="preserve">                           precision    recall  f1-score   support</w:t>
         <w:br/>
         <w:br/>
-        <w:t xml:space="preserve">                     sano       0.99      0.99      0.99       183</w:t>
+        <w:t xml:space="preserve">                     sano       0.34      0.66      0.45       183</w:t>
         <w:br/>
-        <w:t xml:space="preserve">        condensador_sucio       0.99      1.00      1.00       183</w:t>
+        <w:t xml:space="preserve">        condensador_sucio       0.94      0.91      0.92       183</w:t>
         <w:br/>
-        <w:t xml:space="preserve">         evaporador_sucio       1.00      0.99      1.00       183</w:t>
+        <w:t xml:space="preserve">  incrustacion_evaporador       0.73      0.74      0.74       183</w:t>
         <w:br/>
-        <w:t xml:space="preserve">               carga_baja       1.00      0.99      1.00       183</w:t>
+        <w:t xml:space="preserve">         caudal_agua_bajo       0.93      0.82      0.87       183</w:t>
         <w:br/>
-        <w:t xml:space="preserve">               sobrecarga       0.99      1.00      1.00       183</w:t>
+        <w:t xml:space="preserve">               carga_baja       0.98      0.92      0.95       167</w:t>
         <w:br/>
-        <w:t xml:space="preserve">          txv_restringida       0.99      0.99      0.99       183</w:t>
+        <w:t xml:space="preserve">               sobrecarga       0.68      0.62      0.65       183</w:t>
         <w:br/>
-        <w:t xml:space="preserve">        txv_sobrealimenta       1.00      0.99      1.00       183</w:t>
+        <w:t xml:space="preserve">          txv_restringida       0.47      0.56      0.52       183</w:t>
         <w:br/>
-        <w:t xml:space="preserve">     compresor_desgastado       0.98      1.00      0.99       183</w:t>
+        <w:t xml:space="preserve">        txv_sobrealimenta       0.94      0.84      0.89       183</w:t>
         <w:br/>
-        <w:t xml:space="preserve">           incondensables       1.00      0.99      1.00       183</w:t>
+        <w:t xml:space="preserve">     compresor_desgastado       0.92      0.74      0.82       183</w:t>
         <w:br/>
-        <w:t>restriccion_linea_liquido       1.00      0.99      0.99       183</w:t>
+        <w:t xml:space="preserve">           incondensables       0.94      0.89      0.92       183</w:t>
+        <w:br/>
+        <w:t>restriccion_linea_liquido       0.86      0.46      0.60       183</w:t>
         <w:br/>
         <w:br/>
-        <w:t xml:space="preserve">                 accuracy                           1.00      1830</w:t>
+        <w:t xml:space="preserve">                 accuracy                           0.74      1997</w:t>
         <w:br/>
-        <w:t xml:space="preserve">                macro avg       1.00      1.00      1.00      1830</w:t>
+        <w:t xml:space="preserve">                macro avg       0.79      0.74      0.76      1997</w:t>
         <w:br/>
-        <w:t xml:space="preserve">             weighted avg       1.00      1.00      1.00      1830</w:t>
+        <w:t xml:space="preserve">             weighted avg       0.79      0.74      0.75      1997</w:t>
         <w:br/>
       </w:r>
     </w:p>
@@ -1309,17 +1740,22 @@
     </w:p>
     <w:p>
       <w:r>
-        <w:t>Exactitud global: 0.9956</w:t>
+        <w:t>Exactitud global: 0.7396</w:t>
       </w:r>
     </w:p>
     <w:p>
       <w:r>
-        <w:t>Proporción de clases del conjunto: sano 10.0%, condensador_sucio 10.0%, evaporador_sucio 10.0%, carga_baja 10.0%, sobrecarga 10.0%, txv_restringida 10.0%, txv_sobrealimenta 10.0%, compresor_desgastado 10.0%, incondensables 10.0%, restriccion_linea_liquido 10.0%</w:t>
+        <w:t>Proporción de clases: sano 9.2%, condensador_sucio 9.2%, incrustacion_evaporador 9.2%, caudal_agua_bajo 9.2%, sobrecarga 9.2%, txv_restringida 9.2%, txv_sobrealimenta 9.2%, compresor_desgastado 9.2%, incondensables 9.2%, restriccion_linea_liquido 9.2%, carga_baja 8.4%</w:t>
       </w:r>
     </w:p>
     <w:p>
       <w:r>
-        <w:t>La exactitud se reporta al final y acompañada de la proporción de clases. Con 70 % de muestras sanas, un modelo que prediga siempre «sano» obtiene 70 % de exactitud y cero utilidad diagnóstica (Saito y Rehmsmeier, 2015).</w:t>
+        <w:t>Un clasificador trivial que predijera siempre «sano» obtendría 0.0916 de exactitud y CERO utilidad diagnóstica. El modelo obtiene 0.7396: +0.6480 por encima del trivial.</w:t>
+      </w:r>
+    </w:p>
+    <w:p>
+      <w:r>
+        <w:t>Por eso la exactitud se reporta al final y acompañada de la proporción de clases, y por eso las métricas principales del informe son el recall y el F1 por clase (Saito y Rehmsmeier, 2015).</w:t>
       </w:r>
     </w:p>
     <w:p>
@@ -1332,7 +1768,7 @@
     </w:p>
     <w:p>
       <w:r>
-        <w:t>Muestras evaluadas: 3000</w:t>
+        <w:t>Muestras evaluadas: 9964</w:t>
       </w:r>
     </w:p>
     <w:p>
@@ -1345,7 +1781,7 @@
     </w:p>
     <w:p>
       <w:r>
-        <w:t>Métricas principales del informe. Se reportan por clase y nunca solo como promedio: un promedio alto puede esconder una clase con recall nulo.</w:t>
+        <w:t>Métricas principales del informe. Se reportan por clase y nunca solo como promedio. Las clases con soporte menor a 50 muestras llevan intervalo de confianza de Wilson al 95 %: una precisión puntual sobre unas decenas de casos no significa nada sin su intervalo.</w:t>
       </w:r>
     </w:p>
     <w:tbl>
@@ -1355,17 +1791,19 @@
         <w:tblLook w:firstColumn="1" w:firstRow="1" w:lastColumn="0" w:lastRow="0" w:noHBand="0" w:noVBand="1" w:val="04A0"/>
       </w:tblPr>
       <w:tblGrid>
-        <w:gridCol w:w="1440"/>
-        <w:gridCol w:w="1440"/>
-        <w:gridCol w:w="1440"/>
-        <w:gridCol w:w="1440"/>
-        <w:gridCol w:w="1440"/>
-        <w:gridCol w:w="1440"/>
+        <w:gridCol w:w="1080"/>
+        <w:gridCol w:w="1080"/>
+        <w:gridCol w:w="1080"/>
+        <w:gridCol w:w="1080"/>
+        <w:gridCol w:w="1080"/>
+        <w:gridCol w:w="1080"/>
+        <w:gridCol w:w="1080"/>
+        <w:gridCol w:w="1080"/>
       </w:tblGrid>
       <w:tr>
         <w:tc>
           <w:tcPr>
-            <w:tcW w:type="dxa" w:w="1440"/>
+            <w:tcW w:type="dxa" w:w="1080"/>
           </w:tcPr>
           <w:p>
             <w:r>
@@ -1379,7 +1817,7 @@
         </w:tc>
         <w:tc>
           <w:tcPr>
-            <w:tcW w:type="dxa" w:w="1440"/>
+            <w:tcW w:type="dxa" w:w="1080"/>
           </w:tcPr>
           <w:p>
             <w:r>
@@ -1393,7 +1831,7 @@
         </w:tc>
         <w:tc>
           <w:tcPr>
-            <w:tcW w:type="dxa" w:w="1440"/>
+            <w:tcW w:type="dxa" w:w="1080"/>
           </w:tcPr>
           <w:p>
             <w:r>
@@ -1401,13 +1839,55 @@
                 <w:b/>
                 <w:sz w:val="16"/>
               </w:rPr>
+              <w:t>IC95 recall</w:t>
+            </w:r>
+          </w:p>
+        </w:tc>
+        <w:tc>
+          <w:tcPr>
+            <w:tcW w:type="dxa" w:w="1080"/>
+          </w:tcPr>
+          <w:p>
+            <w:r>
+              <w:rPr>
+                <w:b/>
+                <w:sz w:val="16"/>
+              </w:rPr>
+              <w:t>Precisión</w:t>
+            </w:r>
+          </w:p>
+        </w:tc>
+        <w:tc>
+          <w:tcPr>
+            <w:tcW w:type="dxa" w:w="1080"/>
+          </w:tcPr>
+          <w:p>
+            <w:r>
+              <w:rPr>
+                <w:b/>
+                <w:sz w:val="16"/>
+              </w:rPr>
+              <w:t>IC95 precisión</w:t>
+            </w:r>
+          </w:p>
+        </w:tc>
+        <w:tc>
+          <w:tcPr>
+            <w:tcW w:type="dxa" w:w="1080"/>
+          </w:tcPr>
+          <w:p>
+            <w:r>
+              <w:rPr>
+                <w:b/>
+                <w:sz w:val="16"/>
+              </w:rPr>
               <w:t>F1</w:t>
             </w:r>
           </w:p>
         </w:tc>
         <w:tc>
           <w:tcPr>
-            <w:tcW w:type="dxa" w:w="1440"/>
+            <w:tcW w:type="dxa" w:w="1080"/>
           </w:tcPr>
           <w:p>
             <w:r>
@@ -1415,27 +1895,13 @@
                 <w:b/>
                 <w:sz w:val="16"/>
               </w:rPr>
-              <w:t>Precisión</w:t>
-            </w:r>
-          </w:p>
-        </w:tc>
-        <w:tc>
-          <w:tcPr>
-            <w:tcW w:type="dxa" w:w="1440"/>
-          </w:tcPr>
-          <w:p>
-            <w:r>
-              <w:rPr>
-                <w:b/>
-                <w:sz w:val="16"/>
-              </w:rPr>
               <w:t>PR-AUC</w:t>
             </w:r>
           </w:p>
         </w:tc>
         <w:tc>
           <w:tcPr>
-            <w:tcW w:type="dxa" w:w="1440"/>
+            <w:tcW w:type="dxa" w:w="1080"/>
           </w:tcPr>
           <w:p>
             <w:r>
@@ -1451,7 +1917,7 @@
       <w:tr>
         <w:tc>
           <w:tcPr>
-            <w:tcW w:type="dxa" w:w="1440"/>
+            <w:tcW w:type="dxa" w:w="1080"/>
           </w:tcPr>
           <w:p>
             <w:r>
@@ -1464,66 +1930,92 @@
         </w:tc>
         <w:tc>
           <w:tcPr>
-            <w:tcW w:type="dxa" w:w="1440"/>
-          </w:tcPr>
-          <w:p>
-            <w:r>
-              <w:rPr>
-                <w:sz w:val="16"/>
-              </w:rPr>
-              <w:t>0.989</w:t>
-            </w:r>
-          </w:p>
-        </w:tc>
-        <w:tc>
-          <w:tcPr>
-            <w:tcW w:type="dxa" w:w="1440"/>
-          </w:tcPr>
-          <w:p>
-            <w:r>
-              <w:rPr>
-                <w:sz w:val="16"/>
-              </w:rPr>
-              <w:t>0.994</w:t>
-            </w:r>
-          </w:p>
-        </w:tc>
-        <w:tc>
-          <w:tcPr>
-            <w:tcW w:type="dxa" w:w="1440"/>
-          </w:tcPr>
-          <w:p>
-            <w:r>
-              <w:rPr>
-                <w:sz w:val="16"/>
-              </w:rPr>
-              <w:t>0.999</w:t>
-            </w:r>
-          </w:p>
-        </w:tc>
-        <w:tc>
-          <w:tcPr>
-            <w:tcW w:type="dxa" w:w="1440"/>
-          </w:tcPr>
-          <w:p>
-            <w:r>
-              <w:rPr>
-                <w:sz w:val="16"/>
-              </w:rPr>
-              <w:t>1.000</w:t>
-            </w:r>
-          </w:p>
-        </w:tc>
-        <w:tc>
-          <w:tcPr>
-            <w:tcW w:type="dxa" w:w="1440"/>
-          </w:tcPr>
-          <w:p>
-            <w:r>
-              <w:rPr>
-                <w:sz w:val="16"/>
-              </w:rPr>
-              <w:t>2088</w:t>
+            <w:tcW w:type="dxa" w:w="1080"/>
+          </w:tcPr>
+          <w:p>
+            <w:r>
+              <w:rPr>
+                <w:sz w:val="16"/>
+              </w:rPr>
+              <w:t>0.638</w:t>
+            </w:r>
+          </w:p>
+        </w:tc>
+        <w:tc>
+          <w:tcPr>
+            <w:tcW w:type="dxa" w:w="1080"/>
+          </w:tcPr>
+          <w:p>
+            <w:r>
+              <w:rPr>
+                <w:sz w:val="16"/>
+              </w:rPr>
+              <w:t>—</w:t>
+            </w:r>
+          </w:p>
+        </w:tc>
+        <w:tc>
+          <w:tcPr>
+            <w:tcW w:type="dxa" w:w="1080"/>
+          </w:tcPr>
+          <w:p>
+            <w:r>
+              <w:rPr>
+                <w:sz w:val="16"/>
+              </w:rPr>
+              <w:t>0.915</w:t>
+            </w:r>
+          </w:p>
+        </w:tc>
+        <w:tc>
+          <w:tcPr>
+            <w:tcW w:type="dxa" w:w="1080"/>
+          </w:tcPr>
+          <w:p>
+            <w:r>
+              <w:rPr>
+                <w:sz w:val="16"/>
+              </w:rPr>
+              <w:t>—</w:t>
+            </w:r>
+          </w:p>
+        </w:tc>
+        <w:tc>
+          <w:tcPr>
+            <w:tcW w:type="dxa" w:w="1080"/>
+          </w:tcPr>
+          <w:p>
+            <w:r>
+              <w:rPr>
+                <w:sz w:val="16"/>
+              </w:rPr>
+              <w:t>0.752</w:t>
+            </w:r>
+          </w:p>
+        </w:tc>
+        <w:tc>
+          <w:tcPr>
+            <w:tcW w:type="dxa" w:w="1080"/>
+          </w:tcPr>
+          <w:p>
+            <w:r>
+              <w:rPr>
+                <w:sz w:val="16"/>
+              </w:rPr>
+              <w:t>0.925</w:t>
+            </w:r>
+          </w:p>
+        </w:tc>
+        <w:tc>
+          <w:tcPr>
+            <w:tcW w:type="dxa" w:w="1080"/>
+          </w:tcPr>
+          <w:p>
+            <w:r>
+              <w:rPr>
+                <w:sz w:val="16"/>
+              </w:rPr>
+              <w:t>6743</w:t>
             </w:r>
           </w:p>
         </w:tc>
@@ -1531,7 +2023,7 @@
       <w:tr>
         <w:tc>
           <w:tcPr>
-            <w:tcW w:type="dxa" w:w="1440"/>
+            <w:tcW w:type="dxa" w:w="1080"/>
           </w:tcPr>
           <w:p>
             <w:r>
@@ -1544,66 +2036,92 @@
         </w:tc>
         <w:tc>
           <w:tcPr>
-            <w:tcW w:type="dxa" w:w="1440"/>
-          </w:tcPr>
-          <w:p>
-            <w:r>
-              <w:rPr>
-                <w:sz w:val="16"/>
-              </w:rPr>
-              <w:t>0.991</w:t>
-            </w:r>
-          </w:p>
-        </w:tc>
-        <w:tc>
-          <w:tcPr>
-            <w:tcW w:type="dxa" w:w="1440"/>
-          </w:tcPr>
-          <w:p>
-            <w:r>
-              <w:rPr>
-                <w:sz w:val="16"/>
-              </w:rPr>
-              <w:t>0.993</w:t>
-            </w:r>
-          </w:p>
-        </w:tc>
-        <w:tc>
-          <w:tcPr>
-            <w:tcW w:type="dxa" w:w="1440"/>
-          </w:tcPr>
-          <w:p>
-            <w:r>
-              <w:rPr>
-                <w:sz w:val="16"/>
-              </w:rPr>
-              <w:t>0.995</w:t>
-            </w:r>
-          </w:p>
-        </w:tc>
-        <w:tc>
-          <w:tcPr>
-            <w:tcW w:type="dxa" w:w="1440"/>
-          </w:tcPr>
-          <w:p>
-            <w:r>
-              <w:rPr>
-                <w:sz w:val="16"/>
-              </w:rPr>
-              <w:t>0.999</w:t>
-            </w:r>
-          </w:p>
-        </w:tc>
-        <w:tc>
-          <w:tcPr>
-            <w:tcW w:type="dxa" w:w="1440"/>
-          </w:tcPr>
-          <w:p>
-            <w:r>
-              <w:rPr>
-                <w:sz w:val="16"/>
-              </w:rPr>
-              <w:t>216</w:t>
+            <w:tcW w:type="dxa" w:w="1080"/>
+          </w:tcPr>
+          <w:p>
+            <w:r>
+              <w:rPr>
+                <w:sz w:val="16"/>
+              </w:rPr>
+              <w:t>0.895</w:t>
+            </w:r>
+          </w:p>
+        </w:tc>
+        <w:tc>
+          <w:tcPr>
+            <w:tcW w:type="dxa" w:w="1080"/>
+          </w:tcPr>
+          <w:p>
+            <w:r>
+              <w:rPr>
+                <w:sz w:val="16"/>
+              </w:rPr>
+              <w:t>—</w:t>
+            </w:r>
+          </w:p>
+        </w:tc>
+        <w:tc>
+          <w:tcPr>
+            <w:tcW w:type="dxa" w:w="1080"/>
+          </w:tcPr>
+          <w:p>
+            <w:r>
+              <w:rPr>
+                <w:sz w:val="16"/>
+              </w:rPr>
+              <w:t>0.870</w:t>
+            </w:r>
+          </w:p>
+        </w:tc>
+        <w:tc>
+          <w:tcPr>
+            <w:tcW w:type="dxa" w:w="1080"/>
+          </w:tcPr>
+          <w:p>
+            <w:r>
+              <w:rPr>
+                <w:sz w:val="16"/>
+              </w:rPr>
+              <w:t>—</w:t>
+            </w:r>
+          </w:p>
+        </w:tc>
+        <w:tc>
+          <w:tcPr>
+            <w:tcW w:type="dxa" w:w="1080"/>
+          </w:tcPr>
+          <w:p>
+            <w:r>
+              <w:rPr>
+                <w:sz w:val="16"/>
+              </w:rPr>
+              <w:t>0.882</w:t>
+            </w:r>
+          </w:p>
+        </w:tc>
+        <w:tc>
+          <w:tcPr>
+            <w:tcW w:type="dxa" w:w="1080"/>
+          </w:tcPr>
+          <w:p>
+            <w:r>
+              <w:rPr>
+                <w:sz w:val="16"/>
+              </w:rPr>
+              <w:t>0.956</w:t>
+            </w:r>
+          </w:p>
+        </w:tc>
+        <w:tc>
+          <w:tcPr>
+            <w:tcW w:type="dxa" w:w="1080"/>
+          </w:tcPr>
+          <w:p>
+            <w:r>
+              <w:rPr>
+                <w:sz w:val="16"/>
+              </w:rPr>
+              <w:t>762</w:t>
             </w:r>
           </w:p>
         </w:tc>
@@ -1611,79 +2129,105 @@
       <w:tr>
         <w:tc>
           <w:tcPr>
-            <w:tcW w:type="dxa" w:w="1440"/>
-          </w:tcPr>
-          <w:p>
-            <w:r>
-              <w:rPr>
-                <w:sz w:val="16"/>
-              </w:rPr>
-              <w:t>evaporador_sucio</w:t>
-            </w:r>
-          </w:p>
-        </w:tc>
-        <w:tc>
-          <w:tcPr>
-            <w:tcW w:type="dxa" w:w="1440"/>
-          </w:tcPr>
-          <w:p>
-            <w:r>
-              <w:rPr>
-                <w:sz w:val="16"/>
-              </w:rPr>
-              <w:t>0.994</w:t>
-            </w:r>
-          </w:p>
-        </w:tc>
-        <w:tc>
-          <w:tcPr>
-            <w:tcW w:type="dxa" w:w="1440"/>
-          </w:tcPr>
-          <w:p>
-            <w:r>
-              <w:rPr>
-                <w:sz w:val="16"/>
-              </w:rPr>
-              <w:t>0.982</w:t>
-            </w:r>
-          </w:p>
-        </w:tc>
-        <w:tc>
-          <w:tcPr>
-            <w:tcW w:type="dxa" w:w="1440"/>
-          </w:tcPr>
-          <w:p>
-            <w:r>
-              <w:rPr>
-                <w:sz w:val="16"/>
-              </w:rPr>
-              <w:t>0.971</w:t>
-            </w:r>
-          </w:p>
-        </w:tc>
-        <w:tc>
-          <w:tcPr>
-            <w:tcW w:type="dxa" w:w="1440"/>
-          </w:tcPr>
-          <w:p>
-            <w:r>
-              <w:rPr>
-                <w:sz w:val="16"/>
-              </w:rPr>
-              <w:t>0.999</w:t>
-            </w:r>
-          </w:p>
-        </w:tc>
-        <w:tc>
-          <w:tcPr>
-            <w:tcW w:type="dxa" w:w="1440"/>
-          </w:tcPr>
-          <w:p>
-            <w:r>
-              <w:rPr>
-                <w:sz w:val="16"/>
-              </w:rPr>
-              <w:t>168</w:t>
+            <w:tcW w:type="dxa" w:w="1080"/>
+          </w:tcPr>
+          <w:p>
+            <w:r>
+              <w:rPr>
+                <w:sz w:val="16"/>
+              </w:rPr>
+              <w:t>incrustacion_evaporador</w:t>
+            </w:r>
+          </w:p>
+        </w:tc>
+        <w:tc>
+          <w:tcPr>
+            <w:tcW w:type="dxa" w:w="1080"/>
+          </w:tcPr>
+          <w:p>
+            <w:r>
+              <w:rPr>
+                <w:sz w:val="16"/>
+              </w:rPr>
+              <w:t>0.690</w:t>
+            </w:r>
+          </w:p>
+        </w:tc>
+        <w:tc>
+          <w:tcPr>
+            <w:tcW w:type="dxa" w:w="1080"/>
+          </w:tcPr>
+          <w:p>
+            <w:r>
+              <w:rPr>
+                <w:sz w:val="16"/>
+              </w:rPr>
+              <w:t>—</w:t>
+            </w:r>
+          </w:p>
+        </w:tc>
+        <w:tc>
+          <w:tcPr>
+            <w:tcW w:type="dxa" w:w="1080"/>
+          </w:tcPr>
+          <w:p>
+            <w:r>
+              <w:rPr>
+                <w:sz w:val="16"/>
+              </w:rPr>
+              <w:t>0.492</w:t>
+            </w:r>
+          </w:p>
+        </w:tc>
+        <w:tc>
+          <w:tcPr>
+            <w:tcW w:type="dxa" w:w="1080"/>
+          </w:tcPr>
+          <w:p>
+            <w:r>
+              <w:rPr>
+                <w:sz w:val="16"/>
+              </w:rPr>
+              <w:t>—</w:t>
+            </w:r>
+          </w:p>
+        </w:tc>
+        <w:tc>
+          <w:tcPr>
+            <w:tcW w:type="dxa" w:w="1080"/>
+          </w:tcPr>
+          <w:p>
+            <w:r>
+              <w:rPr>
+                <w:sz w:val="16"/>
+              </w:rPr>
+              <w:t>0.574</w:t>
+            </w:r>
+          </w:p>
+        </w:tc>
+        <w:tc>
+          <w:tcPr>
+            <w:tcW w:type="dxa" w:w="1080"/>
+          </w:tcPr>
+          <w:p>
+            <w:r>
+              <w:rPr>
+                <w:sz w:val="16"/>
+              </w:rPr>
+              <w:t>0.713</w:t>
+            </w:r>
+          </w:p>
+        </w:tc>
+        <w:tc>
+          <w:tcPr>
+            <w:tcW w:type="dxa" w:w="1080"/>
+          </w:tcPr>
+          <w:p>
+            <w:r>
+              <w:rPr>
+                <w:sz w:val="16"/>
+              </w:rPr>
+              <w:t>623</w:t>
             </w:r>
           </w:p>
         </w:tc>
@@ -1691,79 +2235,105 @@
       <w:tr>
         <w:tc>
           <w:tcPr>
-            <w:tcW w:type="dxa" w:w="1440"/>
-          </w:tcPr>
-          <w:p>
-            <w:r>
-              <w:rPr>
-                <w:sz w:val="16"/>
-              </w:rPr>
-              <w:t>carga_baja</w:t>
-            </w:r>
-          </w:p>
-        </w:tc>
-        <w:tc>
-          <w:tcPr>
-            <w:tcW w:type="dxa" w:w="1440"/>
-          </w:tcPr>
-          <w:p>
-            <w:r>
-              <w:rPr>
-                <w:sz w:val="16"/>
-              </w:rPr>
-              <w:t>0.994</w:t>
-            </w:r>
-          </w:p>
-        </w:tc>
-        <w:tc>
-          <w:tcPr>
-            <w:tcW w:type="dxa" w:w="1440"/>
-          </w:tcPr>
-          <w:p>
-            <w:r>
-              <w:rPr>
-                <w:sz w:val="16"/>
-              </w:rPr>
-              <w:t>0.997</w:t>
-            </w:r>
-          </w:p>
-        </w:tc>
-        <w:tc>
-          <w:tcPr>
-            <w:tcW w:type="dxa" w:w="1440"/>
-          </w:tcPr>
-          <w:p>
-            <w:r>
-              <w:rPr>
-                <w:sz w:val="16"/>
-              </w:rPr>
-              <w:t>1.000</w:t>
-            </w:r>
-          </w:p>
-        </w:tc>
-        <w:tc>
-          <w:tcPr>
-            <w:tcW w:type="dxa" w:w="1440"/>
-          </w:tcPr>
-          <w:p>
-            <w:r>
-              <w:rPr>
-                <w:sz w:val="16"/>
-              </w:rPr>
-              <w:t>1.000</w:t>
-            </w:r>
-          </w:p>
-        </w:tc>
-        <w:tc>
-          <w:tcPr>
-            <w:tcW w:type="dxa" w:w="1440"/>
-          </w:tcPr>
-          <w:p>
-            <w:r>
-              <w:rPr>
-                <w:sz w:val="16"/>
-              </w:rPr>
-              <w:t>172</w:t>
+            <w:tcW w:type="dxa" w:w="1080"/>
+          </w:tcPr>
+          <w:p>
+            <w:r>
+              <w:rPr>
+                <w:sz w:val="16"/>
+              </w:rPr>
+              <w:t>caudal_agua_bajo</w:t>
+            </w:r>
+          </w:p>
+        </w:tc>
+        <w:tc>
+          <w:tcPr>
+            <w:tcW w:type="dxa" w:w="1080"/>
+          </w:tcPr>
+          <w:p>
+            <w:r>
+              <w:rPr>
+                <w:sz w:val="16"/>
+              </w:rPr>
+              <w:t>0.803</w:t>
+            </w:r>
+          </w:p>
+        </w:tc>
+        <w:tc>
+          <w:tcPr>
+            <w:tcW w:type="dxa" w:w="1080"/>
+          </w:tcPr>
+          <w:p>
+            <w:r>
+              <w:rPr>
+                <w:sz w:val="16"/>
+              </w:rPr>
+              <w:t>—</w:t>
+            </w:r>
+          </w:p>
+        </w:tc>
+        <w:tc>
+          <w:tcPr>
+            <w:tcW w:type="dxa" w:w="1080"/>
+          </w:tcPr>
+          <w:p>
+            <w:r>
+              <w:rPr>
+                <w:sz w:val="16"/>
+              </w:rPr>
+              <w:t>0.877</w:t>
+            </w:r>
+          </w:p>
+        </w:tc>
+        <w:tc>
+          <w:tcPr>
+            <w:tcW w:type="dxa" w:w="1080"/>
+          </w:tcPr>
+          <w:p>
+            <w:r>
+              <w:rPr>
+                <w:sz w:val="16"/>
+              </w:rPr>
+              <w:t>—</w:t>
+            </w:r>
+          </w:p>
+        </w:tc>
+        <w:tc>
+          <w:tcPr>
+            <w:tcW w:type="dxa" w:w="1080"/>
+          </w:tcPr>
+          <w:p>
+            <w:r>
+              <w:rPr>
+                <w:sz w:val="16"/>
+              </w:rPr>
+              <w:t>0.838</w:t>
+            </w:r>
+          </w:p>
+        </w:tc>
+        <w:tc>
+          <w:tcPr>
+            <w:tcW w:type="dxa" w:w="1080"/>
+          </w:tcPr>
+          <w:p>
+            <w:r>
+              <w:rPr>
+                <w:sz w:val="16"/>
+              </w:rPr>
+              <w:t>0.893</w:t>
+            </w:r>
+          </w:p>
+        </w:tc>
+        <w:tc>
+          <w:tcPr>
+            <w:tcW w:type="dxa" w:w="1080"/>
+          </w:tcPr>
+          <w:p>
+            <w:r>
+              <w:rPr>
+                <w:sz w:val="16"/>
+              </w:rPr>
+              <w:t>532</w:t>
             </w:r>
           </w:p>
         </w:tc>
@@ -1771,79 +2341,105 @@
       <w:tr>
         <w:tc>
           <w:tcPr>
-            <w:tcW w:type="dxa" w:w="1440"/>
-          </w:tcPr>
-          <w:p>
-            <w:r>
-              <w:rPr>
-                <w:sz w:val="16"/>
-              </w:rPr>
-              <w:t>sobrecarga</w:t>
-            </w:r>
-          </w:p>
-        </w:tc>
-        <w:tc>
-          <w:tcPr>
-            <w:tcW w:type="dxa" w:w="1440"/>
-          </w:tcPr>
-          <w:p>
-            <w:r>
-              <w:rPr>
-                <w:sz w:val="16"/>
-              </w:rPr>
-              <w:t>1.000</w:t>
-            </w:r>
-          </w:p>
-        </w:tc>
-        <w:tc>
-          <w:tcPr>
-            <w:tcW w:type="dxa" w:w="1440"/>
-          </w:tcPr>
-          <w:p>
-            <w:r>
-              <w:rPr>
-                <w:sz w:val="16"/>
-              </w:rPr>
-              <w:t>0.985</w:t>
-            </w:r>
-          </w:p>
-        </w:tc>
-        <w:tc>
-          <w:tcPr>
-            <w:tcW w:type="dxa" w:w="1440"/>
-          </w:tcPr>
-          <w:p>
-            <w:r>
-              <w:rPr>
-                <w:sz w:val="16"/>
-              </w:rPr>
-              <w:t>0.971</w:t>
-            </w:r>
-          </w:p>
-        </w:tc>
-        <w:tc>
-          <w:tcPr>
-            <w:tcW w:type="dxa" w:w="1440"/>
-          </w:tcPr>
-          <w:p>
-            <w:r>
-              <w:rPr>
-                <w:sz w:val="16"/>
-              </w:rPr>
-              <w:t>1.000</w:t>
-            </w:r>
-          </w:p>
-        </w:tc>
-        <w:tc>
-          <w:tcPr>
-            <w:tcW w:type="dxa" w:w="1440"/>
-          </w:tcPr>
-          <w:p>
-            <w:r>
-              <w:rPr>
-                <w:sz w:val="16"/>
-              </w:rPr>
-              <w:t>33</w:t>
+            <w:tcW w:type="dxa" w:w="1080"/>
+          </w:tcPr>
+          <w:p>
+            <w:r>
+              <w:rPr>
+                <w:sz w:val="16"/>
+              </w:rPr>
+              <w:t>carga_baja</w:t>
+            </w:r>
+          </w:p>
+        </w:tc>
+        <w:tc>
+          <w:tcPr>
+            <w:tcW w:type="dxa" w:w="1080"/>
+          </w:tcPr>
+          <w:p>
+            <w:r>
+              <w:rPr>
+                <w:sz w:val="16"/>
+              </w:rPr>
+              <w:t>0.895</w:t>
+            </w:r>
+          </w:p>
+        </w:tc>
+        <w:tc>
+          <w:tcPr>
+            <w:tcW w:type="dxa" w:w="1080"/>
+          </w:tcPr>
+          <w:p>
+            <w:r>
+              <w:rPr>
+                <w:sz w:val="16"/>
+              </w:rPr>
+              <w:t>—</w:t>
+            </w:r>
+          </w:p>
+        </w:tc>
+        <w:tc>
+          <w:tcPr>
+            <w:tcW w:type="dxa" w:w="1080"/>
+          </w:tcPr>
+          <w:p>
+            <w:r>
+              <w:rPr>
+                <w:sz w:val="16"/>
+              </w:rPr>
+              <w:t>0.883</w:t>
+            </w:r>
+          </w:p>
+        </w:tc>
+        <w:tc>
+          <w:tcPr>
+            <w:tcW w:type="dxa" w:w="1080"/>
+          </w:tcPr>
+          <w:p>
+            <w:r>
+              <w:rPr>
+                <w:sz w:val="16"/>
+              </w:rPr>
+              <w:t>—</w:t>
+            </w:r>
+          </w:p>
+        </w:tc>
+        <w:tc>
+          <w:tcPr>
+            <w:tcW w:type="dxa" w:w="1080"/>
+          </w:tcPr>
+          <w:p>
+            <w:r>
+              <w:rPr>
+                <w:sz w:val="16"/>
+              </w:rPr>
+              <w:t>0.889</w:t>
+            </w:r>
+          </w:p>
+        </w:tc>
+        <w:tc>
+          <w:tcPr>
+            <w:tcW w:type="dxa" w:w="1080"/>
+          </w:tcPr>
+          <w:p>
+            <w:r>
+              <w:rPr>
+                <w:sz w:val="16"/>
+              </w:rPr>
+              <w:t>0.960</w:t>
+            </w:r>
+          </w:p>
+        </w:tc>
+        <w:tc>
+          <w:tcPr>
+            <w:tcW w:type="dxa" w:w="1080"/>
+          </w:tcPr>
+          <w:p>
+            <w:r>
+              <w:rPr>
+                <w:sz w:val="16"/>
+              </w:rPr>
+              <w:t>363</w:t>
             </w:r>
           </w:p>
         </w:tc>
@@ -1851,79 +2447,105 @@
       <w:tr>
         <w:tc>
           <w:tcPr>
-            <w:tcW w:type="dxa" w:w="1440"/>
-          </w:tcPr>
-          <w:p>
-            <w:r>
-              <w:rPr>
-                <w:sz w:val="16"/>
-              </w:rPr>
-              <w:t>txv_restringida</w:t>
-            </w:r>
-          </w:p>
-        </w:tc>
-        <w:tc>
-          <w:tcPr>
-            <w:tcW w:type="dxa" w:w="1440"/>
-          </w:tcPr>
-          <w:p>
-            <w:r>
-              <w:rPr>
-                <w:sz w:val="16"/>
-              </w:rPr>
-              <w:t>1.000</w:t>
-            </w:r>
-          </w:p>
-        </w:tc>
-        <w:tc>
-          <w:tcPr>
-            <w:tcW w:type="dxa" w:w="1440"/>
-          </w:tcPr>
-          <w:p>
-            <w:r>
-              <w:rPr>
-                <w:sz w:val="16"/>
-              </w:rPr>
-              <w:t>0.994</w:t>
-            </w:r>
-          </w:p>
-        </w:tc>
-        <w:tc>
-          <w:tcPr>
-            <w:tcW w:type="dxa" w:w="1440"/>
-          </w:tcPr>
-          <w:p>
-            <w:r>
-              <w:rPr>
-                <w:sz w:val="16"/>
-              </w:rPr>
-              <w:t>0.989</w:t>
-            </w:r>
-          </w:p>
-        </w:tc>
-        <w:tc>
-          <w:tcPr>
-            <w:tcW w:type="dxa" w:w="1440"/>
-          </w:tcPr>
-          <w:p>
-            <w:r>
-              <w:rPr>
-                <w:sz w:val="16"/>
-              </w:rPr>
-              <w:t>1.000</w:t>
-            </w:r>
-          </w:p>
-        </w:tc>
-        <w:tc>
-          <w:tcPr>
-            <w:tcW w:type="dxa" w:w="1440"/>
-          </w:tcPr>
-          <w:p>
-            <w:r>
-              <w:rPr>
-                <w:sz w:val="16"/>
-              </w:rPr>
-              <w:t>88</w:t>
+            <w:tcW w:type="dxa" w:w="1080"/>
+          </w:tcPr>
+          <w:p>
+            <w:r>
+              <w:rPr>
+                <w:sz w:val="16"/>
+              </w:rPr>
+              <w:t>sobrecarga</w:t>
+            </w:r>
+          </w:p>
+        </w:tc>
+        <w:tc>
+          <w:tcPr>
+            <w:tcW w:type="dxa" w:w="1080"/>
+          </w:tcPr>
+          <w:p>
+            <w:r>
+              <w:rPr>
+                <w:sz w:val="16"/>
+              </w:rPr>
+              <w:t>0.675</w:t>
+            </w:r>
+          </w:p>
+        </w:tc>
+        <w:tc>
+          <w:tcPr>
+            <w:tcW w:type="dxa" w:w="1080"/>
+          </w:tcPr>
+          <w:p>
+            <w:r>
+              <w:rPr>
+                <w:sz w:val="16"/>
+              </w:rPr>
+              <w:t>—</w:t>
+            </w:r>
+          </w:p>
+        </w:tc>
+        <w:tc>
+          <w:tcPr>
+            <w:tcW w:type="dxa" w:w="1080"/>
+          </w:tcPr>
+          <w:p>
+            <w:r>
+              <w:rPr>
+                <w:sz w:val="16"/>
+              </w:rPr>
+              <w:t>0.134</w:t>
+            </w:r>
+          </w:p>
+        </w:tc>
+        <w:tc>
+          <w:tcPr>
+            <w:tcW w:type="dxa" w:w="1080"/>
+          </w:tcPr>
+          <w:p>
+            <w:r>
+              <w:rPr>
+                <w:sz w:val="16"/>
+              </w:rPr>
+              <w:t>—</w:t>
+            </w:r>
+          </w:p>
+        </w:tc>
+        <w:tc>
+          <w:tcPr>
+            <w:tcW w:type="dxa" w:w="1080"/>
+          </w:tcPr>
+          <w:p>
+            <w:r>
+              <w:rPr>
+                <w:sz w:val="16"/>
+              </w:rPr>
+              <w:t>0.223</w:t>
+            </w:r>
+          </w:p>
+        </w:tc>
+        <w:tc>
+          <w:tcPr>
+            <w:tcW w:type="dxa" w:w="1080"/>
+          </w:tcPr>
+          <w:p>
+            <w:r>
+              <w:rPr>
+                <w:sz w:val="16"/>
+              </w:rPr>
+              <w:t>0.387</w:t>
+            </w:r>
+          </w:p>
+        </w:tc>
+        <w:tc>
+          <w:tcPr>
+            <w:tcW w:type="dxa" w:w="1080"/>
+          </w:tcPr>
+          <w:p>
+            <w:r>
+              <w:rPr>
+                <w:sz w:val="16"/>
+              </w:rPr>
+              <w:t>77</w:t>
             </w:r>
           </w:p>
         </w:tc>
@@ -1931,79 +2553,105 @@
       <w:tr>
         <w:tc>
           <w:tcPr>
-            <w:tcW w:type="dxa" w:w="1440"/>
-          </w:tcPr>
-          <w:p>
-            <w:r>
-              <w:rPr>
-                <w:sz w:val="16"/>
-              </w:rPr>
-              <w:t>txv_sobrealimenta</w:t>
-            </w:r>
-          </w:p>
-        </w:tc>
-        <w:tc>
-          <w:tcPr>
-            <w:tcW w:type="dxa" w:w="1440"/>
-          </w:tcPr>
-          <w:p>
-            <w:r>
-              <w:rPr>
-                <w:sz w:val="16"/>
-              </w:rPr>
-              <w:t>1.000</w:t>
-            </w:r>
-          </w:p>
-        </w:tc>
-        <w:tc>
-          <w:tcPr>
-            <w:tcW w:type="dxa" w:w="1440"/>
-          </w:tcPr>
-          <w:p>
-            <w:r>
-              <w:rPr>
-                <w:sz w:val="16"/>
-              </w:rPr>
-              <w:t>0.816</w:t>
-            </w:r>
-          </w:p>
-        </w:tc>
-        <w:tc>
-          <w:tcPr>
-            <w:tcW w:type="dxa" w:w="1440"/>
-          </w:tcPr>
-          <w:p>
-            <w:r>
-              <w:rPr>
-                <w:sz w:val="16"/>
-              </w:rPr>
-              <w:t>0.690</w:t>
-            </w:r>
-          </w:p>
-        </w:tc>
-        <w:tc>
-          <w:tcPr>
-            <w:tcW w:type="dxa" w:w="1440"/>
-          </w:tcPr>
-          <w:p>
-            <w:r>
-              <w:rPr>
-                <w:sz w:val="16"/>
-              </w:rPr>
-              <w:t>0.993</w:t>
-            </w:r>
-          </w:p>
-        </w:tc>
-        <w:tc>
-          <w:tcPr>
-            <w:tcW w:type="dxa" w:w="1440"/>
-          </w:tcPr>
-          <w:p>
-            <w:r>
-              <w:rPr>
-                <w:sz w:val="16"/>
-              </w:rPr>
-              <w:t>20</w:t>
+            <w:tcW w:type="dxa" w:w="1080"/>
+          </w:tcPr>
+          <w:p>
+            <w:r>
+              <w:rPr>
+                <w:sz w:val="16"/>
+              </w:rPr>
+              <w:t>txv_restringida</w:t>
+            </w:r>
+          </w:p>
+        </w:tc>
+        <w:tc>
+          <w:tcPr>
+            <w:tcW w:type="dxa" w:w="1080"/>
+          </w:tcPr>
+          <w:p>
+            <w:r>
+              <w:rPr>
+                <w:sz w:val="16"/>
+              </w:rPr>
+              <w:t>0.545</w:t>
+            </w:r>
+          </w:p>
+        </w:tc>
+        <w:tc>
+          <w:tcPr>
+            <w:tcW w:type="dxa" w:w="1080"/>
+          </w:tcPr>
+          <w:p>
+            <w:r>
+              <w:rPr>
+                <w:sz w:val="16"/>
+              </w:rPr>
+              <w:t>—</w:t>
+            </w:r>
+          </w:p>
+        </w:tc>
+        <w:tc>
+          <w:tcPr>
+            <w:tcW w:type="dxa" w:w="1080"/>
+          </w:tcPr>
+          <w:p>
+            <w:r>
+              <w:rPr>
+                <w:sz w:val="16"/>
+              </w:rPr>
+              <w:t>0.116</w:t>
+            </w:r>
+          </w:p>
+        </w:tc>
+        <w:tc>
+          <w:tcPr>
+            <w:tcW w:type="dxa" w:w="1080"/>
+          </w:tcPr>
+          <w:p>
+            <w:r>
+              <w:rPr>
+                <w:sz w:val="16"/>
+              </w:rPr>
+              <w:t>—</w:t>
+            </w:r>
+          </w:p>
+        </w:tc>
+        <w:tc>
+          <w:tcPr>
+            <w:tcW w:type="dxa" w:w="1080"/>
+          </w:tcPr>
+          <w:p>
+            <w:r>
+              <w:rPr>
+                <w:sz w:val="16"/>
+              </w:rPr>
+              <w:t>0.191</w:t>
+            </w:r>
+          </w:p>
+        </w:tc>
+        <w:tc>
+          <w:tcPr>
+            <w:tcW w:type="dxa" w:w="1080"/>
+          </w:tcPr>
+          <w:p>
+            <w:r>
+              <w:rPr>
+                <w:sz w:val="16"/>
+              </w:rPr>
+              <w:t>0.207</w:t>
+            </w:r>
+          </w:p>
+        </w:tc>
+        <w:tc>
+          <w:tcPr>
+            <w:tcW w:type="dxa" w:w="1080"/>
+          </w:tcPr>
+          <w:p>
+            <w:r>
+              <w:rPr>
+                <w:sz w:val="16"/>
+              </w:rPr>
+              <w:t>314</w:t>
             </w:r>
           </w:p>
         </w:tc>
@@ -2011,79 +2659,105 @@
       <w:tr>
         <w:tc>
           <w:tcPr>
-            <w:tcW w:type="dxa" w:w="1440"/>
-          </w:tcPr>
-          <w:p>
-            <w:r>
-              <w:rPr>
-                <w:sz w:val="16"/>
-              </w:rPr>
-              <w:t>compresor_desgastado</w:t>
-            </w:r>
-          </w:p>
-        </w:tc>
-        <w:tc>
-          <w:tcPr>
-            <w:tcW w:type="dxa" w:w="1440"/>
-          </w:tcPr>
-          <w:p>
-            <w:r>
-              <w:rPr>
-                <w:sz w:val="16"/>
-              </w:rPr>
-              <w:t>1.000</w:t>
-            </w:r>
-          </w:p>
-        </w:tc>
-        <w:tc>
-          <w:tcPr>
-            <w:tcW w:type="dxa" w:w="1440"/>
-          </w:tcPr>
-          <w:p>
-            <w:r>
-              <w:rPr>
-                <w:sz w:val="16"/>
-              </w:rPr>
-              <w:t>0.975</w:t>
-            </w:r>
-          </w:p>
-        </w:tc>
-        <w:tc>
-          <w:tcPr>
-            <w:tcW w:type="dxa" w:w="1440"/>
-          </w:tcPr>
-          <w:p>
-            <w:r>
-              <w:rPr>
-                <w:sz w:val="16"/>
-              </w:rPr>
-              <w:t>0.950</w:t>
-            </w:r>
-          </w:p>
-        </w:tc>
-        <w:tc>
-          <w:tcPr>
-            <w:tcW w:type="dxa" w:w="1440"/>
-          </w:tcPr>
-          <w:p>
-            <w:r>
-              <w:rPr>
-                <w:sz w:val="16"/>
-              </w:rPr>
-              <w:t>0.999</w:t>
-            </w:r>
-          </w:p>
-        </w:tc>
-        <w:tc>
-          <w:tcPr>
-            <w:tcW w:type="dxa" w:w="1440"/>
-          </w:tcPr>
-          <w:p>
-            <w:r>
-              <w:rPr>
-                <w:sz w:val="16"/>
-              </w:rPr>
-              <w:t>96</w:t>
+            <w:tcW w:type="dxa" w:w="1080"/>
+          </w:tcPr>
+          <w:p>
+            <w:r>
+              <w:rPr>
+                <w:sz w:val="16"/>
+              </w:rPr>
+              <w:t>txv_sobrealimenta</w:t>
+            </w:r>
+          </w:p>
+        </w:tc>
+        <w:tc>
+          <w:tcPr>
+            <w:tcW w:type="dxa" w:w="1080"/>
+          </w:tcPr>
+          <w:p>
+            <w:r>
+              <w:rPr>
+                <w:sz w:val="16"/>
+              </w:rPr>
+              <w:t>0.750</w:t>
+            </w:r>
+          </w:p>
+        </w:tc>
+        <w:tc>
+          <w:tcPr>
+            <w:tcW w:type="dxa" w:w="1080"/>
+          </w:tcPr>
+          <w:p>
+            <w:r>
+              <w:rPr>
+                <w:sz w:val="16"/>
+              </w:rPr>
+              <w:t>[0.57, 0.87]</w:t>
+            </w:r>
+          </w:p>
+        </w:tc>
+        <w:tc>
+          <w:tcPr>
+            <w:tcW w:type="dxa" w:w="1080"/>
+          </w:tcPr>
+          <w:p>
+            <w:r>
+              <w:rPr>
+                <w:sz w:val="16"/>
+              </w:rPr>
+              <w:t>0.181</w:t>
+            </w:r>
+          </w:p>
+        </w:tc>
+        <w:tc>
+          <w:tcPr>
+            <w:tcW w:type="dxa" w:w="1080"/>
+          </w:tcPr>
+          <w:p>
+            <w:r>
+              <w:rPr>
+                <w:sz w:val="16"/>
+              </w:rPr>
+              <w:t>[0.12, 0.26]</w:t>
+            </w:r>
+          </w:p>
+        </w:tc>
+        <w:tc>
+          <w:tcPr>
+            <w:tcW w:type="dxa" w:w="1080"/>
+          </w:tcPr>
+          <w:p>
+            <w:r>
+              <w:rPr>
+                <w:sz w:val="16"/>
+              </w:rPr>
+              <w:t>0.292</w:t>
+            </w:r>
+          </w:p>
+        </w:tc>
+        <w:tc>
+          <w:tcPr>
+            <w:tcW w:type="dxa" w:w="1080"/>
+          </w:tcPr>
+          <w:p>
+            <w:r>
+              <w:rPr>
+                <w:sz w:val="16"/>
+              </w:rPr>
+              <w:t>0.705</w:t>
+            </w:r>
+          </w:p>
+        </w:tc>
+        <w:tc>
+          <w:tcPr>
+            <w:tcW w:type="dxa" w:w="1080"/>
+          </w:tcPr>
+          <w:p>
+            <w:r>
+              <w:rPr>
+                <w:sz w:val="16"/>
+              </w:rPr>
+              <w:t>28</w:t>
             </w:r>
           </w:p>
         </w:tc>
@@ -2091,79 +2765,105 @@
       <w:tr>
         <w:tc>
           <w:tcPr>
-            <w:tcW w:type="dxa" w:w="1440"/>
-          </w:tcPr>
-          <w:p>
-            <w:r>
-              <w:rPr>
-                <w:sz w:val="16"/>
-              </w:rPr>
-              <w:t>incondensables</w:t>
-            </w:r>
-          </w:p>
-        </w:tc>
-        <w:tc>
-          <w:tcPr>
-            <w:tcW w:type="dxa" w:w="1440"/>
-          </w:tcPr>
-          <w:p>
-            <w:r>
-              <w:rPr>
-                <w:sz w:val="16"/>
-              </w:rPr>
-              <w:t>1.000</w:t>
-            </w:r>
-          </w:p>
-        </w:tc>
-        <w:tc>
-          <w:tcPr>
-            <w:tcW w:type="dxa" w:w="1440"/>
-          </w:tcPr>
-          <w:p>
-            <w:r>
-              <w:rPr>
-                <w:sz w:val="16"/>
-              </w:rPr>
-              <w:t>0.989</w:t>
-            </w:r>
-          </w:p>
-        </w:tc>
-        <w:tc>
-          <w:tcPr>
-            <w:tcW w:type="dxa" w:w="1440"/>
-          </w:tcPr>
-          <w:p>
-            <w:r>
-              <w:rPr>
-                <w:sz w:val="16"/>
-              </w:rPr>
-              <w:t>0.978</w:t>
-            </w:r>
-          </w:p>
-        </w:tc>
-        <w:tc>
-          <w:tcPr>
-            <w:tcW w:type="dxa" w:w="1440"/>
-          </w:tcPr>
-          <w:p>
-            <w:r>
-              <w:rPr>
-                <w:sz w:val="16"/>
-              </w:rPr>
-              <w:t>0.998</w:t>
-            </w:r>
-          </w:p>
-        </w:tc>
-        <w:tc>
-          <w:tcPr>
-            <w:tcW w:type="dxa" w:w="1440"/>
-          </w:tcPr>
-          <w:p>
-            <w:r>
-              <w:rPr>
-                <w:sz w:val="16"/>
-              </w:rPr>
-              <w:t>45</w:t>
+            <w:tcW w:type="dxa" w:w="1080"/>
+          </w:tcPr>
+          <w:p>
+            <w:r>
+              <w:rPr>
+                <w:sz w:val="16"/>
+              </w:rPr>
+              <w:t>compresor_desgastado</w:t>
+            </w:r>
+          </w:p>
+        </w:tc>
+        <w:tc>
+          <w:tcPr>
+            <w:tcW w:type="dxa" w:w="1080"/>
+          </w:tcPr>
+          <w:p>
+            <w:r>
+              <w:rPr>
+                <w:sz w:val="16"/>
+              </w:rPr>
+              <w:t>0.763</w:t>
+            </w:r>
+          </w:p>
+        </w:tc>
+        <w:tc>
+          <w:tcPr>
+            <w:tcW w:type="dxa" w:w="1080"/>
+          </w:tcPr>
+          <w:p>
+            <w:r>
+              <w:rPr>
+                <w:sz w:val="16"/>
+              </w:rPr>
+              <w:t>—</w:t>
+            </w:r>
+          </w:p>
+        </w:tc>
+        <w:tc>
+          <w:tcPr>
+            <w:tcW w:type="dxa" w:w="1080"/>
+          </w:tcPr>
+          <w:p>
+            <w:r>
+              <w:rPr>
+                <w:sz w:val="16"/>
+              </w:rPr>
+              <w:t>0.409</w:t>
+            </w:r>
+          </w:p>
+        </w:tc>
+        <w:tc>
+          <w:tcPr>
+            <w:tcW w:type="dxa" w:w="1080"/>
+          </w:tcPr>
+          <w:p>
+            <w:r>
+              <w:rPr>
+                <w:sz w:val="16"/>
+              </w:rPr>
+              <w:t>—</w:t>
+            </w:r>
+          </w:p>
+        </w:tc>
+        <w:tc>
+          <w:tcPr>
+            <w:tcW w:type="dxa" w:w="1080"/>
+          </w:tcPr>
+          <w:p>
+            <w:r>
+              <w:rPr>
+                <w:sz w:val="16"/>
+              </w:rPr>
+              <w:t>0.533</w:t>
+            </w:r>
+          </w:p>
+        </w:tc>
+        <w:tc>
+          <w:tcPr>
+            <w:tcW w:type="dxa" w:w="1080"/>
+          </w:tcPr>
+          <w:p>
+            <w:r>
+              <w:rPr>
+                <w:sz w:val="16"/>
+              </w:rPr>
+              <w:t>0.759</w:t>
+            </w:r>
+          </w:p>
+        </w:tc>
+        <w:tc>
+          <w:tcPr>
+            <w:tcW w:type="dxa" w:w="1080"/>
+          </w:tcPr>
+          <w:p>
+            <w:r>
+              <w:rPr>
+                <w:sz w:val="16"/>
+              </w:rPr>
+              <w:t>249</w:t>
             </w:r>
           </w:p>
         </w:tc>
@@ -2171,7 +2871,113 @@
       <w:tr>
         <w:tc>
           <w:tcPr>
-            <w:tcW w:type="dxa" w:w="1440"/>
+            <w:tcW w:type="dxa" w:w="1080"/>
+          </w:tcPr>
+          <w:p>
+            <w:r>
+              <w:rPr>
+                <w:sz w:val="16"/>
+              </w:rPr>
+              <w:t>incondensables</w:t>
+            </w:r>
+          </w:p>
+        </w:tc>
+        <w:tc>
+          <w:tcPr>
+            <w:tcW w:type="dxa" w:w="1080"/>
+          </w:tcPr>
+          <w:p>
+            <w:r>
+              <w:rPr>
+                <w:sz w:val="16"/>
+              </w:rPr>
+              <w:t>0.902</w:t>
+            </w:r>
+          </w:p>
+        </w:tc>
+        <w:tc>
+          <w:tcPr>
+            <w:tcW w:type="dxa" w:w="1080"/>
+          </w:tcPr>
+          <w:p>
+            <w:r>
+              <w:rPr>
+                <w:sz w:val="16"/>
+              </w:rPr>
+              <w:t>—</w:t>
+            </w:r>
+          </w:p>
+        </w:tc>
+        <w:tc>
+          <w:tcPr>
+            <w:tcW w:type="dxa" w:w="1080"/>
+          </w:tcPr>
+          <w:p>
+            <w:r>
+              <w:rPr>
+                <w:sz w:val="16"/>
+              </w:rPr>
+              <w:t>0.769</w:t>
+            </w:r>
+          </w:p>
+        </w:tc>
+        <w:tc>
+          <w:tcPr>
+            <w:tcW w:type="dxa" w:w="1080"/>
+          </w:tcPr>
+          <w:p>
+            <w:r>
+              <w:rPr>
+                <w:sz w:val="16"/>
+              </w:rPr>
+              <w:t>—</w:t>
+            </w:r>
+          </w:p>
+        </w:tc>
+        <w:tc>
+          <w:tcPr>
+            <w:tcW w:type="dxa" w:w="1080"/>
+          </w:tcPr>
+          <w:p>
+            <w:r>
+              <w:rPr>
+                <w:sz w:val="16"/>
+              </w:rPr>
+              <w:t>0.830</w:t>
+            </w:r>
+          </w:p>
+        </w:tc>
+        <w:tc>
+          <w:tcPr>
+            <w:tcW w:type="dxa" w:w="1080"/>
+          </w:tcPr>
+          <w:p>
+            <w:r>
+              <w:rPr>
+                <w:sz w:val="16"/>
+              </w:rPr>
+              <w:t>0.942</w:t>
+            </w:r>
+          </w:p>
+        </w:tc>
+        <w:tc>
+          <w:tcPr>
+            <w:tcW w:type="dxa" w:w="1080"/>
+          </w:tcPr>
+          <w:p>
+            <w:r>
+              <w:rPr>
+                <w:sz w:val="16"/>
+              </w:rPr>
+              <w:t>122</w:t>
+            </w:r>
+          </w:p>
+        </w:tc>
+      </w:tr>
+      <w:tr>
+        <w:tc>
+          <w:tcPr>
+            <w:tcW w:type="dxa" w:w="1080"/>
           </w:tcPr>
           <w:p>
             <w:r>
@@ -2184,66 +2990,92 @@
         </w:tc>
         <w:tc>
           <w:tcPr>
-            <w:tcW w:type="dxa" w:w="1440"/>
-          </w:tcPr>
-          <w:p>
-            <w:r>
-              <w:rPr>
-                <w:sz w:val="16"/>
-              </w:rPr>
-              <w:t>1.000</w:t>
-            </w:r>
-          </w:p>
-        </w:tc>
-        <w:tc>
-          <w:tcPr>
-            <w:tcW w:type="dxa" w:w="1440"/>
-          </w:tcPr>
-          <w:p>
-            <w:r>
-              <w:rPr>
-                <w:sz w:val="16"/>
-              </w:rPr>
-              <w:t>0.987</w:t>
-            </w:r>
-          </w:p>
-        </w:tc>
-        <w:tc>
-          <w:tcPr>
-            <w:tcW w:type="dxa" w:w="1440"/>
-          </w:tcPr>
-          <w:p>
-            <w:r>
-              <w:rPr>
-                <w:sz w:val="16"/>
-              </w:rPr>
-              <w:t>0.974</w:t>
-            </w:r>
-          </w:p>
-        </w:tc>
-        <w:tc>
-          <w:tcPr>
-            <w:tcW w:type="dxa" w:w="1440"/>
-          </w:tcPr>
-          <w:p>
-            <w:r>
-              <w:rPr>
-                <w:sz w:val="16"/>
-              </w:rPr>
-              <w:t>1.000</w:t>
-            </w:r>
-          </w:p>
-        </w:tc>
-        <w:tc>
-          <w:tcPr>
-            <w:tcW w:type="dxa" w:w="1440"/>
-          </w:tcPr>
-          <w:p>
-            <w:r>
-              <w:rPr>
-                <w:sz w:val="16"/>
-              </w:rPr>
-              <w:t>74</w:t>
+            <w:tcW w:type="dxa" w:w="1080"/>
+          </w:tcPr>
+          <w:p>
+            <w:r>
+              <w:rPr>
+                <w:sz w:val="16"/>
+              </w:rPr>
+              <w:t>0.457</w:t>
+            </w:r>
+          </w:p>
+        </w:tc>
+        <w:tc>
+          <w:tcPr>
+            <w:tcW w:type="dxa" w:w="1080"/>
+          </w:tcPr>
+          <w:p>
+            <w:r>
+              <w:rPr>
+                <w:sz w:val="16"/>
+              </w:rPr>
+              <w:t>—</w:t>
+            </w:r>
+          </w:p>
+        </w:tc>
+        <w:tc>
+          <w:tcPr>
+            <w:tcW w:type="dxa" w:w="1080"/>
+          </w:tcPr>
+          <w:p>
+            <w:r>
+              <w:rPr>
+                <w:sz w:val="16"/>
+              </w:rPr>
+              <w:t>0.439</w:t>
+            </w:r>
+          </w:p>
+        </w:tc>
+        <w:tc>
+          <w:tcPr>
+            <w:tcW w:type="dxa" w:w="1080"/>
+          </w:tcPr>
+          <w:p>
+            <w:r>
+              <w:rPr>
+                <w:sz w:val="16"/>
+              </w:rPr>
+              <w:t>—</w:t>
+            </w:r>
+          </w:p>
+        </w:tc>
+        <w:tc>
+          <w:tcPr>
+            <w:tcW w:type="dxa" w:w="1080"/>
+          </w:tcPr>
+          <w:p>
+            <w:r>
+              <w:rPr>
+                <w:sz w:val="16"/>
+              </w:rPr>
+              <w:t>0.448</w:t>
+            </w:r>
+          </w:p>
+        </w:tc>
+        <w:tc>
+          <w:tcPr>
+            <w:tcW w:type="dxa" w:w="1080"/>
+          </w:tcPr>
+          <w:p>
+            <w:r>
+              <w:rPr>
+                <w:sz w:val="16"/>
+              </w:rPr>
+              <w:t>0.522</w:t>
+            </w:r>
+          </w:p>
+        </w:tc>
+        <w:tc>
+          <w:tcPr>
+            <w:tcW w:type="dxa" w:w="1080"/>
+          </w:tcPr>
+          <w:p>
+            <w:r>
+              <w:rPr>
+                <w:sz w:val="16"/>
+              </w:rPr>
+              <w:t>151</w:t>
             </w:r>
           </w:p>
         </w:tc>
@@ -2252,7 +3084,7 @@
     <w:p/>
     <w:p>
       <w:r>
-        <w:t>F1 macro: 0.9713    F1 ponderado: 0.9913    PR-AUC macro: 0.9989</w:t>
+        <w:t>F1 macro: 0.5866    F1 ponderado: 0.7281    PR-AUC macro: 0.7245</w:t>
       </w:r>
     </w:p>
     <w:p>
@@ -2272,32 +3104,34 @@
         <w:t xml:space="preserve">                           precision    recall  f1-score   support</w:t>
         <w:br/>
         <w:br/>
-        <w:t xml:space="preserve">                     sano       1.00      0.99      0.99      2088</w:t>
+        <w:t xml:space="preserve">                     sano       0.91      0.64      0.75      6743</w:t>
         <w:br/>
-        <w:t xml:space="preserve">        condensador_sucio       1.00      0.99      0.99       216</w:t>
+        <w:t xml:space="preserve">        condensador_sucio       0.87      0.90      0.88       762</w:t>
         <w:br/>
-        <w:t xml:space="preserve">         evaporador_sucio       0.97      0.99      0.98       168</w:t>
+        <w:t xml:space="preserve">  incrustacion_evaporador       0.49      0.69      0.57       623</w:t>
         <w:br/>
-        <w:t xml:space="preserve">               carga_baja       1.00      0.99      1.00       172</w:t>
+        <w:t xml:space="preserve">         caudal_agua_bajo       0.88      0.80      0.84       532</w:t>
         <w:br/>
-        <w:t xml:space="preserve">               sobrecarga       0.97      1.00      0.99        33</w:t>
+        <w:t xml:space="preserve">               carga_baja       0.88      0.90      0.89       363</w:t>
         <w:br/>
-        <w:t xml:space="preserve">          txv_restringida       0.99      1.00      0.99        88</w:t>
+        <w:t xml:space="preserve">               sobrecarga       0.13      0.68      0.22        77</w:t>
         <w:br/>
-        <w:t xml:space="preserve">        txv_sobrealimenta       0.69      1.00      0.82        20</w:t>
+        <w:t xml:space="preserve">          txv_restringida       0.12      0.54      0.19       314</w:t>
         <w:br/>
-        <w:t xml:space="preserve">     compresor_desgastado       0.95      1.00      0.97        96</w:t>
+        <w:t xml:space="preserve">        txv_sobrealimenta       0.18      0.75      0.29        28</w:t>
         <w:br/>
-        <w:t xml:space="preserve">           incondensables       0.98      1.00      0.99        45</w:t>
+        <w:t xml:space="preserve">     compresor_desgastado       0.41      0.76      0.53       249</w:t>
         <w:br/>
-        <w:t>restriccion_linea_liquido       0.97      1.00      0.99        74</w:t>
+        <w:t xml:space="preserve">           incondensables       0.77      0.90      0.83       122</w:t>
+        <w:br/>
+        <w:t>restriccion_linea_liquido       0.44      0.46      0.45       151</w:t>
         <w:br/>
         <w:br/>
-        <w:t xml:space="preserve">                 accuracy                           0.99      3000</w:t>
+        <w:t xml:space="preserve">                 accuracy                           0.68      9964</w:t>
         <w:br/>
-        <w:t xml:space="preserve">                macro avg       0.95      1.00      0.97      3000</w:t>
+        <w:t xml:space="preserve">                macro avg       0.55      0.73      0.59      9964</w:t>
         <w:br/>
-        <w:t xml:space="preserve">             weighted avg       0.99      0.99      0.99      3000</w:t>
+        <w:t xml:space="preserve">             weighted avg       0.83      0.68      0.73      9964</w:t>
         <w:br/>
       </w:r>
     </w:p>
@@ -2311,22 +3145,468 @@
     </w:p>
     <w:p>
       <w:r>
-        <w:t>Exactitud global: 0.9910</w:t>
+        <w:t>Exactitud global: 0.6803</w:t>
       </w:r>
     </w:p>
     <w:p>
       <w:r>
-        <w:t>Proporción de clases del conjunto: sano 69.6%, condensador_sucio 7.2%, carga_baja 5.7%, evaporador_sucio 5.6%, compresor_desgastado 3.2%, txv_restringida 2.9%, restriccion_linea_liquido 2.5%, incondensables 1.5%, sobrecarga 1.1%, txv_sobrealimenta 0.7%</w:t>
+        <w:t>Proporción de clases: sano 67.7%, condensador_sucio 7.6%, incrustacion_evaporador 6.3%, caudal_agua_bajo 5.3%, carga_baja 3.6%, txv_restringida 3.2%, compresor_desgastado 2.5%, restriccion_linea_liquido 1.5%, incondensables 1.2%, sobrecarga 0.8%, txv_sobrealimenta 0.3%</w:t>
       </w:r>
     </w:p>
     <w:p>
       <w:r>
-        <w:t>La exactitud se reporta al final y acompañada de la proporción de clases. Con 70 % de muestras sanas, un modelo que prediga siempre «sano» obtiene 70 % de exactitud y cero utilidad diagnóstica (Saito y Rehmsmeier, 2015).</w:t>
+        <w:t>Un clasificador trivial que predijera siempre «sano» obtendría 0.6767 de exactitud y CERO utilidad diagnóstica. El modelo obtiene 0.6803: una diferencia de apenas +0.0036. Leída sola, la exactitud diría que el sistema no aporta nada, y sería una lectura equivocada: el modelo detecta la mayoría de las fallas presentes, que es justamente lo que el clasificador trivial no hace en absoluto. La exactitud no distingue entre acertar por diagnóstico y acertar por prevalencia.</w:t>
       </w:r>
     </w:p>
     <w:p>
       <w:r>
-        <w:t>La caída de precisión entre un conjunto y otro es el fenómeno documentado por Saito y Rehmsmeier (2015): con clases desbalanceadas, la exactitud global y la curva ROC producen una impresión optimista del desempeño, mientras que la curva precisión-recall revela el comportamiento real. Reportar ambos conjuntos permite cuantificar ese efecto en lugar de padecerlo.</w:t>
+        <w:t>Por eso la exactitud se reporta al final y acompañada de la proporción de clases, y por eso las métricas principales del informe son el recall y el F1 por clase (Saito y Rehmsmeier, 2015).</w:t>
+      </w:r>
+    </w:p>
+    <w:p>
+      <w:pPr>
+        <w:pStyle w:val="Heading2"/>
+      </w:pPr>
+      <w:r>
+        <w:t>2.3 El caso de `txv_sobrealimenta`: por qué la exactitud global no sirve</w:t>
+      </w:r>
+    </w:p>
+    <w:p>
+      <w:r>
+        <w:t>En el conjunto de prevalencia realista, `txv_sobrealimenta` aparece 28 veces sobre 9964 muestras. El clasificador la detecta con un recall de 0.750 [0.57, 0.87] pero con una precisión de 0.181 [0.12, 0.26]: de las 116 muestras que señala como esa falla, alrededor de 95 resultan ser otra cosa.</w:t>
+      </w:r>
+    </w:p>
+    <w:p>
+      <w:r>
+        <w:t>El motivo no es que el modelo diagnostique mal esa falla: en el conjunto balanceado, donde todas las clases tienen el mismo peso, la misma clase se ve prácticamente perfecta. El motivo es aritmético. Cuando una clase representa el 0,3 % de la población, incluso una tasa de falsos positivos baja sobre el 68 % de muestras sanas produce más falsas alarmas que aciertos posibles. La precisión de una clase rara está gobernada por la prevalencia, no por la calidad del clasificador.</w:t>
+      </w:r>
+    </w:p>
+    <w:p>
+      <w:r>
+        <w:t>Es exactamente el fenómeno que documentan Saito y Rehmsmeier (2015): con clases desbalanceadas, la exactitud global y la curva ROC producen una impresión optimista, mientras que la curva precisión-recall revela el comportamiento real. Reportar los dos conjuntos permite cuantificar el efecto en lugar de padecerlo.</w:t>
+      </w:r>
+    </w:p>
+    <w:p>
+      <w:r>
+        <w:t>Consecuencia práctica para el plan de mantenimiento: si el sistema emitiera una orden de trabajo por cada aviso de `txv_sobrealimenta`, la mayoría de esas órdenes se gastaría en equipos que no tienen esa falla. La respuesta de ingeniería no es descartar el clasificador, sino usar la clase rara como disparador de inspección y no de intervención, y acompañar el aviso con la severidad estimada.</w:t>
+      </w:r>
+    </w:p>
+    <w:p>
+      <w:r>
+        <w:t>El intervalo de Wilson importa aquí: con 28 casos, la precisión observada de 0.181 es compatible con cualquier valor entre 0.12 y 0.26. Reportar el número puntual sin ese intervalo sería reportar ruido como si fuera un resultado.</w:t>
+      </w:r>
+    </w:p>
+    <w:p>
+      <w:pPr>
+        <w:pStyle w:val="Heading2"/>
+      </w:pPr>
+      <w:r>
+        <w:t>2.4 Cota superior teórica (discrepancia cero)</w:t>
+      </w:r>
+    </w:p>
+    <w:p>
+      <w:r>
+        <w:t>Los mismos datos generados SIN discrepancia entre modelo y planta, es decir suponiendo que el gemelo digital reproduce el equipo exactamente. Es un escenario INALCANZABLE en campo y se reporta solo como cota superior: cualquier implantación real tendrá un error de calibración distinto de cero.</w:t>
+      </w:r>
+    </w:p>
+    <w:tbl>
+      <w:tblPr>
+        <w:tblStyle w:val="LightGrid-Accent1"/>
+        <w:tblW w:type="auto" w:w="0"/>
+        <w:tblLook w:firstColumn="1" w:firstRow="1" w:lastColumn="0" w:lastRow="0" w:noHBand="0" w:noVBand="1" w:val="04A0"/>
+      </w:tblPr>
+      <w:tblGrid>
+        <w:gridCol w:w="2160"/>
+        <w:gridCol w:w="2160"/>
+        <w:gridCol w:w="2160"/>
+        <w:gridCol w:w="2160"/>
+      </w:tblGrid>
+      <w:tr>
+        <w:tc>
+          <w:tcPr>
+            <w:tcW w:type="dxa" w:w="2160"/>
+          </w:tcPr>
+          <w:p>
+            <w:r>
+              <w:rPr>
+                <w:b/>
+                <w:sz w:val="16"/>
+              </w:rPr>
+              <w:t>Conjunto</w:t>
+            </w:r>
+          </w:p>
+        </w:tc>
+        <w:tc>
+          <w:tcPr>
+            <w:tcW w:type="dxa" w:w="2160"/>
+          </w:tcPr>
+          <w:p>
+            <w:r>
+              <w:rPr>
+                <w:b/>
+                <w:sz w:val="16"/>
+              </w:rPr>
+              <w:t>Métrica</w:t>
+            </w:r>
+          </w:p>
+        </w:tc>
+        <w:tc>
+          <w:tcPr>
+            <w:tcW w:type="dxa" w:w="2160"/>
+          </w:tcPr>
+          <w:p>
+            <w:r>
+              <w:rPr>
+                <w:b/>
+                <w:sz w:val="16"/>
+              </w:rPr>
+              <w:t>Caso base (5 %)</w:t>
+            </w:r>
+          </w:p>
+        </w:tc>
+        <w:tc>
+          <w:tcPr>
+            <w:tcW w:type="dxa" w:w="2160"/>
+          </w:tcPr>
+          <w:p>
+            <w:r>
+              <w:rPr>
+                <w:b/>
+                <w:sz w:val="16"/>
+              </w:rPr>
+              <w:t>Cota superior (0 %)</w:t>
+            </w:r>
+          </w:p>
+        </w:tc>
+      </w:tr>
+      <w:tr>
+        <w:tc>
+          <w:tcPr>
+            <w:tcW w:type="dxa" w:w="2160"/>
+          </w:tcPr>
+          <w:p>
+            <w:r>
+              <w:rPr>
+                <w:sz w:val="16"/>
+              </w:rPr>
+              <w:t>Balanceado</w:t>
+            </w:r>
+          </w:p>
+        </w:tc>
+        <w:tc>
+          <w:tcPr>
+            <w:tcW w:type="dxa" w:w="2160"/>
+          </w:tcPr>
+          <w:p>
+            <w:r>
+              <w:rPr>
+                <w:sz w:val="16"/>
+              </w:rPr>
+              <w:t>F1 macro</w:t>
+            </w:r>
+          </w:p>
+        </w:tc>
+        <w:tc>
+          <w:tcPr>
+            <w:tcW w:type="dxa" w:w="2160"/>
+          </w:tcPr>
+          <w:p>
+            <w:r>
+              <w:rPr>
+                <w:sz w:val="16"/>
+              </w:rPr>
+              <w:t>0.7554</w:t>
+            </w:r>
+          </w:p>
+        </w:tc>
+        <w:tc>
+          <w:tcPr>
+            <w:tcW w:type="dxa" w:w="2160"/>
+          </w:tcPr>
+          <w:p>
+            <w:r>
+              <w:rPr>
+                <w:sz w:val="16"/>
+              </w:rPr>
+              <w:t>0.8270</w:t>
+            </w:r>
+          </w:p>
+        </w:tc>
+      </w:tr>
+      <w:tr>
+        <w:tc>
+          <w:tcPr>
+            <w:tcW w:type="dxa" w:w="2160"/>
+          </w:tcPr>
+          <w:p>
+            <w:r>
+              <w:rPr>
+                <w:sz w:val="16"/>
+              </w:rPr>
+              <w:t>Balanceado</w:t>
+            </w:r>
+          </w:p>
+        </w:tc>
+        <w:tc>
+          <w:tcPr>
+            <w:tcW w:type="dxa" w:w="2160"/>
+          </w:tcPr>
+          <w:p>
+            <w:r>
+              <w:rPr>
+                <w:sz w:val="16"/>
+              </w:rPr>
+              <w:t>PR-AUC macro</w:t>
+            </w:r>
+          </w:p>
+        </w:tc>
+        <w:tc>
+          <w:tcPr>
+            <w:tcW w:type="dxa" w:w="2160"/>
+          </w:tcPr>
+          <w:p>
+            <w:r>
+              <w:rPr>
+                <w:sz w:val="16"/>
+              </w:rPr>
+              <w:t>0.8076</w:t>
+            </w:r>
+          </w:p>
+        </w:tc>
+        <w:tc>
+          <w:tcPr>
+            <w:tcW w:type="dxa" w:w="2160"/>
+          </w:tcPr>
+          <w:p>
+            <w:r>
+              <w:rPr>
+                <w:sz w:val="16"/>
+              </w:rPr>
+              <w:t>0.8618</w:t>
+            </w:r>
+          </w:p>
+        </w:tc>
+      </w:tr>
+      <w:tr>
+        <w:tc>
+          <w:tcPr>
+            <w:tcW w:type="dxa" w:w="2160"/>
+          </w:tcPr>
+          <w:p>
+            <w:r>
+              <w:rPr>
+                <w:sz w:val="16"/>
+              </w:rPr>
+              <w:t>Balanceado</w:t>
+            </w:r>
+          </w:p>
+        </w:tc>
+        <w:tc>
+          <w:tcPr>
+            <w:tcW w:type="dxa" w:w="2160"/>
+          </w:tcPr>
+          <w:p>
+            <w:r>
+              <w:rPr>
+                <w:sz w:val="16"/>
+              </w:rPr>
+              <w:t>Exactitud</w:t>
+            </w:r>
+          </w:p>
+        </w:tc>
+        <w:tc>
+          <w:tcPr>
+            <w:tcW w:type="dxa" w:w="2160"/>
+          </w:tcPr>
+          <w:p>
+            <w:r>
+              <w:rPr>
+                <w:sz w:val="16"/>
+              </w:rPr>
+              <w:t>0.7396</w:t>
+            </w:r>
+          </w:p>
+        </w:tc>
+        <w:tc>
+          <w:tcPr>
+            <w:tcW w:type="dxa" w:w="2160"/>
+          </w:tcPr>
+          <w:p>
+            <w:r>
+              <w:rPr>
+                <w:sz w:val="16"/>
+              </w:rPr>
+              <w:t>0.8212</w:t>
+            </w:r>
+          </w:p>
+        </w:tc>
+      </w:tr>
+      <w:tr>
+        <w:tc>
+          <w:tcPr>
+            <w:tcW w:type="dxa" w:w="2160"/>
+          </w:tcPr>
+          <w:p>
+            <w:r>
+              <w:rPr>
+                <w:sz w:val="16"/>
+              </w:rPr>
+              <w:t>Prevalencia</w:t>
+            </w:r>
+          </w:p>
+        </w:tc>
+        <w:tc>
+          <w:tcPr>
+            <w:tcW w:type="dxa" w:w="2160"/>
+          </w:tcPr>
+          <w:p>
+            <w:r>
+              <w:rPr>
+                <w:sz w:val="16"/>
+              </w:rPr>
+              <w:t>F1 macro</w:t>
+            </w:r>
+          </w:p>
+        </w:tc>
+        <w:tc>
+          <w:tcPr>
+            <w:tcW w:type="dxa" w:w="2160"/>
+          </w:tcPr>
+          <w:p>
+            <w:r>
+              <w:rPr>
+                <w:sz w:val="16"/>
+              </w:rPr>
+              <w:t>0.5866</w:t>
+            </w:r>
+          </w:p>
+        </w:tc>
+        <w:tc>
+          <w:tcPr>
+            <w:tcW w:type="dxa" w:w="2160"/>
+          </w:tcPr>
+          <w:p>
+            <w:r>
+              <w:rPr>
+                <w:sz w:val="16"/>
+              </w:rPr>
+              <w:t>0.6566</w:t>
+            </w:r>
+          </w:p>
+        </w:tc>
+      </w:tr>
+      <w:tr>
+        <w:tc>
+          <w:tcPr>
+            <w:tcW w:type="dxa" w:w="2160"/>
+          </w:tcPr>
+          <w:p>
+            <w:r>
+              <w:rPr>
+                <w:sz w:val="16"/>
+              </w:rPr>
+              <w:t>Prevalencia</w:t>
+            </w:r>
+          </w:p>
+        </w:tc>
+        <w:tc>
+          <w:tcPr>
+            <w:tcW w:type="dxa" w:w="2160"/>
+          </w:tcPr>
+          <w:p>
+            <w:r>
+              <w:rPr>
+                <w:sz w:val="16"/>
+              </w:rPr>
+              <w:t>PR-AUC macro</w:t>
+            </w:r>
+          </w:p>
+        </w:tc>
+        <w:tc>
+          <w:tcPr>
+            <w:tcW w:type="dxa" w:w="2160"/>
+          </w:tcPr>
+          <w:p>
+            <w:r>
+              <w:rPr>
+                <w:sz w:val="16"/>
+              </w:rPr>
+              <w:t>0.7245</w:t>
+            </w:r>
+          </w:p>
+        </w:tc>
+        <w:tc>
+          <w:tcPr>
+            <w:tcW w:type="dxa" w:w="2160"/>
+          </w:tcPr>
+          <w:p>
+            <w:r>
+              <w:rPr>
+                <w:sz w:val="16"/>
+              </w:rPr>
+              <w:t>0.8084</w:t>
+            </w:r>
+          </w:p>
+        </w:tc>
+      </w:tr>
+      <w:tr>
+        <w:tc>
+          <w:tcPr>
+            <w:tcW w:type="dxa" w:w="2160"/>
+          </w:tcPr>
+          <w:p>
+            <w:r>
+              <w:rPr>
+                <w:sz w:val="16"/>
+              </w:rPr>
+              <w:t>Prevalencia</w:t>
+            </w:r>
+          </w:p>
+        </w:tc>
+        <w:tc>
+          <w:tcPr>
+            <w:tcW w:type="dxa" w:w="2160"/>
+          </w:tcPr>
+          <w:p>
+            <w:r>
+              <w:rPr>
+                <w:sz w:val="16"/>
+              </w:rPr>
+              <w:t>Exactitud</w:t>
+            </w:r>
+          </w:p>
+        </w:tc>
+        <w:tc>
+          <w:tcPr>
+            <w:tcW w:type="dxa" w:w="2160"/>
+          </w:tcPr>
+          <w:p>
+            <w:r>
+              <w:rPr>
+                <w:sz w:val="16"/>
+              </w:rPr>
+              <w:t>0.6803</w:t>
+            </w:r>
+          </w:p>
+        </w:tc>
+        <w:tc>
+          <w:tcPr>
+            <w:tcW w:type="dxa" w:w="2160"/>
+          </w:tcPr>
+          <w:p>
+            <w:r>
+              <w:rPr>
+                <w:sz w:val="16"/>
+              </w:rPr>
+              <w:t>0.7572</w:t>
+            </w:r>
+          </w:p>
+        </w:tc>
+      </w:tr>
+    </w:tbl>
+    <w:p>
+      <w:r>
+        <w:t>La diferencia entre ambas columnas es el precio de no tener un gemelo digital perfecto. Es la magnitud que justifica el esfuerzo de calibración descrito en la sección 9 de la especificación.</w:t>
       </w:r>
     </w:p>
     <w:p>
@@ -2349,7 +3629,7 @@
       <w:r>
         <w:drawing>
           <wp:inline xmlns:a="http://schemas.openxmlformats.org/drawingml/2006/main" xmlns:pic="http://schemas.openxmlformats.org/drawingml/2006/picture">
-            <wp:extent cx="5486400" cy="4316242"/>
+            <wp:extent cx="5486400" cy="4443007"/>
             <wp:docPr id="1" name="Picture 1"/>
             <wp:cNvGraphicFramePr>
               <a:graphicFrameLocks noChangeAspect="1"/>
@@ -2370,7 +3650,7 @@
                   <pic:spPr>
                     <a:xfrm>
                       <a:off x="0" y="0"/>
-                      <a:ext cx="5486400" cy="4316242"/>
+                      <a:ext cx="5486400" cy="4443007"/>
                     </a:xfrm>
                     <a:prstGeom prst="rect"/>
                   </pic:spPr>
@@ -2386,14 +3666,14 @@
         <w:pStyle w:val="Heading2"/>
       </w:pPr>
       <w:r>
-        <w:t>Figura 2a. Matriz de confusión — conjunto balanceado</w:t>
+        <w:t>Figura 2a. Matriz de confusión — balanceado</w:t>
       </w:r>
     </w:p>
     <w:p>
       <w:r>
         <w:drawing>
           <wp:inline xmlns:a="http://schemas.openxmlformats.org/drawingml/2006/main" xmlns:pic="http://schemas.openxmlformats.org/drawingml/2006/picture">
-            <wp:extent cx="5486400" cy="5013435"/>
+            <wp:extent cx="5486400" cy="5048885"/>
             <wp:docPr id="2" name="Picture 2"/>
             <wp:cNvGraphicFramePr>
               <a:graphicFrameLocks noChangeAspect="1"/>
@@ -2414,7 +3694,7 @@
                   <pic:spPr>
                     <a:xfrm>
                       <a:off x="0" y="0"/>
-                      <a:ext cx="5486400" cy="5013435"/>
+                      <a:ext cx="5486400" cy="5048885"/>
                     </a:xfrm>
                     <a:prstGeom prst="rect"/>
                   </pic:spPr>
@@ -2430,14 +3710,14 @@
         <w:pStyle w:val="Heading2"/>
       </w:pPr>
       <w:r>
-        <w:t>Figura 2b. Matriz de confusión — prevalencia realista</w:t>
+        <w:t>Figura 2b. Matriz de confusión — prevalencia</w:t>
       </w:r>
     </w:p>
     <w:p>
       <w:r>
         <w:drawing>
           <wp:inline xmlns:a="http://schemas.openxmlformats.org/drawingml/2006/main" xmlns:pic="http://schemas.openxmlformats.org/drawingml/2006/picture">
-            <wp:extent cx="5486400" cy="5013435"/>
+            <wp:extent cx="5486400" cy="5048885"/>
             <wp:docPr id="3" name="Picture 3"/>
             <wp:cNvGraphicFramePr>
               <a:graphicFrameLocks noChangeAspect="1"/>
@@ -2458,7 +3738,7 @@
                   <pic:spPr>
                     <a:xfrm>
                       <a:off x="0" y="0"/>
-                      <a:ext cx="5486400" cy="5013435"/>
+                      <a:ext cx="5486400" cy="5048885"/>
                     </a:xfrm>
                     <a:prstGeom prst="rect"/>
                   </pic:spPr>
@@ -2474,7 +3754,7 @@
         <w:pStyle w:val="Heading2"/>
       </w:pPr>
       <w:r>
-        <w:t>Figura 3a. Curvas precisión-recall — conjunto balanceado</w:t>
+        <w:t>Figura 3a. Curvas precisión-recall — balanceado</w:t>
       </w:r>
     </w:p>
     <w:p>
@@ -2518,7 +3798,7 @@
         <w:pStyle w:val="Heading2"/>
       </w:pPr>
       <w:r>
-        <w:t>Figura 3b. Curvas precisión-recall — prevalencia realista</w:t>
+        <w:t>Figura 3b. Curvas precisión-recall — prevalencia</w:t>
       </w:r>
     </w:p>
     <w:p>
@@ -2562,14 +3842,14 @@
         <w:pStyle w:val="Heading2"/>
       </w:pPr>
       <w:r>
-        <w:t>Figura 4. Importancia de características por permutación</w:t>
+        <w:t>Figura 4. Importancia por permutación</w:t>
       </w:r>
     </w:p>
     <w:p>
       <w:r>
         <w:drawing>
           <wp:inline xmlns:a="http://schemas.openxmlformats.org/drawingml/2006/main" xmlns:pic="http://schemas.openxmlformats.org/drawingml/2006/picture">
-            <wp:extent cx="5486400" cy="3601414"/>
+            <wp:extent cx="5486400" cy="3674556"/>
             <wp:docPr id="6" name="Picture 6"/>
             <wp:cNvGraphicFramePr>
               <a:graphicFrameLocks noChangeAspect="1"/>
@@ -2590,7 +3870,7 @@
                   <pic:spPr>
                     <a:xfrm>
                       <a:off x="0" y="0"/>
-                      <a:ext cx="5486400" cy="3601414"/>
+                      <a:ext cx="5486400" cy="3674556"/>
                     </a:xfrm>
                     <a:prstGeom prst="rect"/>
                   </pic:spPr>
@@ -2606,7 +3886,7 @@
         <w:pStyle w:val="Heading2"/>
       </w:pPr>
       <w:r>
-        <w:t>Figura 5. Curva de detección frente a severidad</w:t>
+        <w:t>Figura 5. Detección frente a severidad</w:t>
       </w:r>
     </w:p>
     <w:p>
@@ -2694,6 +3974,50 @@
         <w:pStyle w:val="Heading2"/>
       </w:pPr>
       <w:r>
+        <w:t>Figura 8. Sensibilidad a la discrepancia entre modelo y planta</w:t>
+      </w:r>
+    </w:p>
+    <w:p>
+      <w:r>
+        <w:drawing>
+          <wp:inline xmlns:a="http://schemas.openxmlformats.org/drawingml/2006/main" xmlns:pic="http://schemas.openxmlformats.org/drawingml/2006/picture">
+            <wp:extent cx="5486400" cy="3926073"/>
+            <wp:docPr id="9" name="Picture 9"/>
+            <wp:cNvGraphicFramePr>
+              <a:graphicFrameLocks noChangeAspect="1"/>
+            </wp:cNvGraphicFramePr>
+            <a:graphic>
+              <a:graphicData uri="http://schemas.openxmlformats.org/drawingml/2006/picture">
+                <pic:pic>
+                  <pic:nvPicPr>
+                    <pic:cNvPr id="0" name="fig8_sensibilidad_discrepancia.png"/>
+                    <pic:cNvPicPr/>
+                  </pic:nvPicPr>
+                  <pic:blipFill>
+                    <a:blip r:embed="rId17"/>
+                    <a:stretch>
+                      <a:fillRect/>
+                    </a:stretch>
+                  </pic:blipFill>
+                  <pic:spPr>
+                    <a:xfrm>
+                      <a:off x="0" y="0"/>
+                      <a:ext cx="5486400" cy="3926073"/>
+                    </a:xfrm>
+                    <a:prstGeom prst="rect"/>
+                  </pic:spPr>
+                </pic:pic>
+              </a:graphicData>
+            </a:graphic>
+          </wp:inline>
+        </w:drawing>
+      </w:r>
+    </w:p>
+    <w:p>
+      <w:pPr>
+        <w:pStyle w:val="Heading2"/>
+      </w:pPr>
+      <w:r>
         <w:t>Figura 7. Mapa de firmas: residuo medio por clase</w:t>
       </w:r>
     </w:p>
@@ -2701,8 +4025,8 @@
       <w:r>
         <w:drawing>
           <wp:inline xmlns:a="http://schemas.openxmlformats.org/drawingml/2006/main" xmlns:pic="http://schemas.openxmlformats.org/drawingml/2006/picture">
-            <wp:extent cx="5486400" cy="3532588"/>
-            <wp:docPr id="9" name="Picture 9"/>
+            <wp:extent cx="5486400" cy="3424335"/>
+            <wp:docPr id="10" name="Picture 10"/>
             <wp:cNvGraphicFramePr>
               <a:graphicFrameLocks noChangeAspect="1"/>
             </wp:cNvGraphicFramePr>
@@ -2714,7 +4038,7 @@
                     <pic:cNvPicPr/>
                   </pic:nvPicPr>
                   <pic:blipFill>
-                    <a:blip r:embed="rId17"/>
+                    <a:blip r:embed="rId18"/>
                     <a:stretch>
                       <a:fillRect/>
                     </a:stretch>
@@ -2722,7 +4046,7 @@
                   <pic:spPr>
                     <a:xfrm>
                       <a:off x="0" y="0"/>
-                      <a:ext cx="5486400" cy="3532588"/>
+                      <a:ext cx="5486400" cy="3424335"/>
                     </a:xfrm>
                     <a:prstGeom prst="rect"/>
                   </pic:spPr>
@@ -2743,7 +4067,7 @@
     </w:p>
     <w:p>
       <w:r>
-        <w:t>Para cada clase se compara el residuo que más la separa de la condición sana contra el residuo característico que predice la física del modo de falla. El contraste se hace por dos vías: el tamaño de efecto en los datos —|media(clase) − media(sano)| / desviación(sano)— y el residuo que un árbol de decisión uno-contra-sano elige en su raíz.</w:t>
+        <w:t>Para cada clase se compara el residuo que más la separa de la condición sana contra el que predice la física del modo de falla, por dos vías: el tamaño de efecto en los datos y el residuo que un árbol uno-contra-sano elige en su raíz.</w:t>
       </w:r>
     </w:p>
     <w:tbl>
@@ -2908,7 +4232,7 @@
               <w:rPr>
                 <w:sz w:val="16"/>
               </w:rPr>
-              <w:t>evaporador_sucio</w:t>
+              <w:t>incrustacion_evaporador</w:t>
             </w:r>
           </w:p>
         </w:tc>
@@ -2921,7 +4245,7 @@
               <w:rPr>
                 <w:sz w:val="16"/>
               </w:rPr>
-              <w:t>res_approach_evap</w:t>
+              <w:t>res_approach_ev</w:t>
             </w:r>
           </w:p>
         </w:tc>
@@ -2934,7 +4258,7 @@
               <w:rPr>
                 <w:sz w:val="16"/>
               </w:rPr>
-              <w:t>res_approach_evap</w:t>
+              <w:t>res_approach_ev</w:t>
             </w:r>
           </w:p>
         </w:tc>
@@ -2960,7 +4284,7 @@
               <w:rPr>
                 <w:sz w:val="16"/>
               </w:rPr>
-              <w:t>res_approach_evap</w:t>
+              <w:t>res_approach_ev</w:t>
             </w:r>
           </w:p>
         </w:tc>
@@ -2975,7 +4299,7 @@
               <w:rPr>
                 <w:sz w:val="16"/>
               </w:rPr>
-              <w:t>carga_baja</w:t>
+              <w:t>caudal_agua_bajo</w:t>
             </w:r>
           </w:p>
         </w:tc>
@@ -2988,7 +4312,7 @@
               <w:rPr>
                 <w:sz w:val="16"/>
               </w:rPr>
-              <w:t>res_SC</w:t>
+              <w:t>res_dT_agua_ev</w:t>
             </w:r>
           </w:p>
         </w:tc>
@@ -3001,7 +4325,7 @@
               <w:rPr>
                 <w:sz w:val="16"/>
               </w:rPr>
-              <w:t>res_SH_des</w:t>
+              <w:t>res_dT_agua_ev</w:t>
             </w:r>
           </w:p>
         </w:tc>
@@ -3014,7 +4338,7 @@
               <w:rPr>
                 <w:sz w:val="16"/>
               </w:rPr>
-              <w:t>4</w:t>
+              <w:t>1</w:t>
             </w:r>
           </w:p>
         </w:tc>
@@ -3027,7 +4351,7 @@
               <w:rPr>
                 <w:sz w:val="16"/>
               </w:rPr>
-              <w:t>res_SH_evap</w:t>
+              <w:t>res_dT_agua_ev</w:t>
             </w:r>
           </w:p>
         </w:tc>
@@ -3042,7 +4366,7 @@
               <w:rPr>
                 <w:sz w:val="16"/>
               </w:rPr>
-              <w:t>sobrecarga</w:t>
+              <w:t>carga_baja</w:t>
             </w:r>
           </w:p>
         </w:tc>
@@ -3109,7 +4433,7 @@
               <w:rPr>
                 <w:sz w:val="16"/>
               </w:rPr>
-              <w:t>txv_restringida</w:t>
+              <w:t>sobrecarga</w:t>
             </w:r>
           </w:p>
         </w:tc>
@@ -3122,7 +4446,7 @@
               <w:rPr>
                 <w:sz w:val="16"/>
               </w:rPr>
-              <w:t>res_SH_evap</w:t>
+              <w:t>res_SC</w:t>
             </w:r>
           </w:p>
         </w:tc>
@@ -3135,7 +4459,7 @@
               <w:rPr>
                 <w:sz w:val="16"/>
               </w:rPr>
-              <w:t>res_SH_des</w:t>
+              <w:t>res_SC</w:t>
             </w:r>
           </w:p>
         </w:tc>
@@ -3148,7 +4472,7 @@
               <w:rPr>
                 <w:sz w:val="16"/>
               </w:rPr>
-              <w:t>3</w:t>
+              <w:t>1</w:t>
             </w:r>
           </w:p>
         </w:tc>
@@ -3161,7 +4485,7 @@
               <w:rPr>
                 <w:sz w:val="16"/>
               </w:rPr>
-              <w:t>res_SH_evap</w:t>
+              <w:t>res_SC</w:t>
             </w:r>
           </w:p>
         </w:tc>
@@ -3176,7 +4500,7 @@
               <w:rPr>
                 <w:sz w:val="16"/>
               </w:rPr>
-              <w:t>txv_sobrealimenta</w:t>
+              <w:t>txv_restringida</w:t>
             </w:r>
           </w:p>
         </w:tc>
@@ -3202,7 +4526,7 @@
               <w:rPr>
                 <w:sz w:val="16"/>
               </w:rPr>
-              <w:t>res_SH_des</w:t>
+              <w:t>res_SH_total</w:t>
             </w:r>
           </w:p>
         </w:tc>
@@ -3215,7 +4539,7 @@
               <w:rPr>
                 <w:sz w:val="16"/>
               </w:rPr>
-              <w:t>3</w:t>
+              <w:t>2</w:t>
             </w:r>
           </w:p>
         </w:tc>
@@ -3228,7 +4552,7 @@
               <w:rPr>
                 <w:sz w:val="16"/>
               </w:rPr>
-              <w:t>res_SH_des</w:t>
+              <w:t>res_SH_total</w:t>
             </w:r>
           </w:p>
         </w:tc>
@@ -3243,7 +4567,7 @@
               <w:rPr>
                 <w:sz w:val="16"/>
               </w:rPr>
-              <w:t>compresor_desgastado</w:t>
+              <w:t>txv_sobrealimenta</w:t>
             </w:r>
           </w:p>
         </w:tc>
@@ -3256,7 +4580,7 @@
               <w:rPr>
                 <w:sz w:val="16"/>
               </w:rPr>
-              <w:t>res_SH_des</w:t>
+              <w:t>res_SH_evap</w:t>
             </w:r>
           </w:p>
         </w:tc>
@@ -3269,7 +4593,7 @@
               <w:rPr>
                 <w:sz w:val="16"/>
               </w:rPr>
-              <w:t>res_SH_des</w:t>
+              <w:t>res_SH_total</w:t>
             </w:r>
           </w:p>
         </w:tc>
@@ -3282,7 +4606,7 @@
               <w:rPr>
                 <w:sz w:val="16"/>
               </w:rPr>
-              <w:t>1</w:t>
+              <w:t>2</w:t>
             </w:r>
           </w:p>
         </w:tc>
@@ -3295,7 +4619,7 @@
               <w:rPr>
                 <w:sz w:val="16"/>
               </w:rPr>
-              <w:t>res_SH_des</w:t>
+              <w:t>res_SH_total</w:t>
             </w:r>
           </w:p>
         </w:tc>
@@ -3310,7 +4634,7 @@
               <w:rPr>
                 <w:sz w:val="16"/>
               </w:rPr>
-              <w:t>incondensables</w:t>
+              <w:t>compresor_desgastado</w:t>
             </w:r>
           </w:p>
         </w:tc>
@@ -3323,7 +4647,7 @@
               <w:rPr>
                 <w:sz w:val="16"/>
               </w:rPr>
-              <w:t>res_rp</w:t>
+              <w:t>res_SH_des</w:t>
             </w:r>
           </w:p>
         </w:tc>
@@ -3336,7 +4660,7 @@
               <w:rPr>
                 <w:sz w:val="16"/>
               </w:rPr>
-              <w:t>res_split_cond</w:t>
+              <w:t>res_SH_des</w:t>
             </w:r>
           </w:p>
         </w:tc>
@@ -3349,7 +4673,7 @@
               <w:rPr>
                 <w:sz w:val="16"/>
               </w:rPr>
-              <w:t>3</w:t>
+              <w:t>1</w:t>
             </w:r>
           </w:p>
         </w:tc>
@@ -3362,7 +4686,7 @@
               <w:rPr>
                 <w:sz w:val="16"/>
               </w:rPr>
-              <w:t>res_split_cond</w:t>
+              <w:t>res_SH_des</w:t>
             </w:r>
           </w:p>
         </w:tc>
@@ -3377,6 +4701,73 @@
               <w:rPr>
                 <w:sz w:val="16"/>
               </w:rPr>
+              <w:t>incondensables</w:t>
+            </w:r>
+          </w:p>
+        </w:tc>
+        <w:tc>
+          <w:tcPr>
+            <w:tcW w:type="dxa" w:w="1728"/>
+          </w:tcPr>
+          <w:p>
+            <w:r>
+              <w:rPr>
+                <w:sz w:val="16"/>
+              </w:rPr>
+              <w:t>res_split_cond</w:t>
+            </w:r>
+          </w:p>
+        </w:tc>
+        <w:tc>
+          <w:tcPr>
+            <w:tcW w:type="dxa" w:w="1728"/>
+          </w:tcPr>
+          <w:p>
+            <w:r>
+              <w:rPr>
+                <w:sz w:val="16"/>
+              </w:rPr>
+              <w:t>res_split_cond</w:t>
+            </w:r>
+          </w:p>
+        </w:tc>
+        <w:tc>
+          <w:tcPr>
+            <w:tcW w:type="dxa" w:w="1728"/>
+          </w:tcPr>
+          <w:p>
+            <w:r>
+              <w:rPr>
+                <w:sz w:val="16"/>
+              </w:rPr>
+              <w:t>1</w:t>
+            </w:r>
+          </w:p>
+        </w:tc>
+        <w:tc>
+          <w:tcPr>
+            <w:tcW w:type="dxa" w:w="1728"/>
+          </w:tcPr>
+          <w:p>
+            <w:r>
+              <w:rPr>
+                <w:sz w:val="16"/>
+              </w:rPr>
+              <w:t>res_SC</w:t>
+            </w:r>
+          </w:p>
+        </w:tc>
+      </w:tr>
+      <w:tr>
+        <w:tc>
+          <w:tcPr>
+            <w:tcW w:type="dxa" w:w="1728"/>
+          </w:tcPr>
+          <w:p>
+            <w:r>
+              <w:rPr>
+                <w:sz w:val="16"/>
+              </w:rPr>
               <w:t>restriccion_linea_liquido</w:t>
             </w:r>
           </w:p>
@@ -3390,6 +4781,19 @@
               <w:rPr>
                 <w:sz w:val="16"/>
               </w:rPr>
+              <w:t>res_SH_evap</w:t>
+            </w:r>
+          </w:p>
+        </w:tc>
+        <w:tc>
+          <w:tcPr>
+            <w:tcW w:type="dxa" w:w="1728"/>
+          </w:tcPr>
+          <w:p>
+            <w:r>
+              <w:rPr>
+                <w:sz w:val="16"/>
+              </w:rPr>
               <w:t>res_SC</w:t>
             </w:r>
           </w:p>
@@ -3403,7 +4807,7 @@
               <w:rPr>
                 <w:sz w:val="16"/>
               </w:rPr>
-              <w:t>res_SH_des</w:t>
+              <w:t>3</w:t>
             </w:r>
           </w:p>
         </w:tc>
@@ -3416,20 +4820,7 @@
               <w:rPr>
                 <w:sz w:val="16"/>
               </w:rPr>
-              <w:t>4</w:t>
-            </w:r>
-          </w:p>
-        </w:tc>
-        <w:tc>
-          <w:tcPr>
-            <w:tcW w:type="dxa" w:w="1728"/>
-          </w:tcPr>
-          <w:p>
-            <w:r>
-              <w:rPr>
-                <w:sz w:val="16"/>
-              </w:rPr>
-              <w:t>res_SH_des</w:t>
+              <w:t>res_SC</w:t>
             </w:r>
           </w:p>
         </w:tc>
@@ -3437,7 +4828,7 @@
     </w:tbl>
     <w:p>
       <w:r>
-        <w:t>No se usó la importancia por permutación para este contraste: con un bosque de 300 árboles y once residuos correlacionados entre sí, permutar una sola característica apenas mueve la predicción porque el modelo se apoya en las demás, y el ranking queda dominado por el ruido. La figura 4 conserva la importancia por permutación global, que es la que pide la especificación.</w:t>
+        <w:t>No se usó la importancia por permutación para este contraste: con cientos de árboles y residuos correlacionados entre sí, permutar una sola característica apenas mueve la predicción porque el modelo se apoya en las demás, y el ranking queda dominado por el ruido. La figura 4 conserva la importancia por permutación global, que es la que pide la especificación.</w:t>
       </w:r>
     </w:p>
     <w:p>
@@ -3445,12 +4836,12 @@
         <w:pStyle w:val="Heading1"/>
       </w:pPr>
       <w:r>
-        <w:t>5. Sensibilidad al ruido de los instrumentos</w:t>
+        <w:t>5. Sensibilidad a la discrepancia entre modelo y planta</w:t>
       </w:r>
     </w:p>
     <w:p>
       <w:r>
-        <w:t>Responde a la pregunta «¿qué exactitud de instrumento hace falta para que esto funcione?», que es una pregunta de ingeniería, no de ciencia de datos. El factor 1,0 corresponde a la exactitud declarada de los instrumentos usados en campo en la Fase 1.</w:t>
+        <w:t>Responde la pregunta de ingeniería que conecta esta fase con la calibración contra mediciones de campo: ¿con qué exactitud hay que calibrar el gemelo digital para que el diagnóstico siga siendo útil? El nivel 0 % es una COTA SUPERIOR TEÓRICA, inalcanzable en campo: supone que el modelo reproduce el equipo exactamente.</w:t>
       </w:r>
     </w:p>
     <w:tbl>
@@ -3476,7 +4867,7 @@
                 <w:b/>
                 <w:sz w:val="16"/>
               </w:rPr>
-              <w:t>Factor de ruido</w:t>
+              <w:t>Discrepancia δ</w:t>
             </w:r>
           </w:p>
         </w:tc>
@@ -3533,7 +4924,7 @@
               <w:rPr>
                 <w:sz w:val="16"/>
               </w:rPr>
-              <w:t>×0.5</w:t>
+              <w:t>0% (cota superior)</w:t>
             </w:r>
           </w:p>
         </w:tc>
@@ -3546,7 +4937,7 @@
               <w:rPr>
                 <w:sz w:val="16"/>
               </w:rPr>
-              <w:t>1.0000</w:t>
+              <w:t>0.8231</w:t>
             </w:r>
           </w:p>
         </w:tc>
@@ -3559,7 +4950,7 @@
               <w:rPr>
                 <w:sz w:val="16"/>
               </w:rPr>
-              <w:t>1.0000</w:t>
+              <w:t>0.6412</w:t>
             </w:r>
           </w:p>
         </w:tc>
@@ -3572,7 +4963,7 @@
               <w:rPr>
                 <w:sz w:val="16"/>
               </w:rPr>
-              <w:t>1.0000</w:t>
+              <w:t>0.8235</w:t>
             </w:r>
           </w:p>
         </w:tc>
@@ -3587,7 +4978,7 @@
               <w:rPr>
                 <w:sz w:val="16"/>
               </w:rPr>
-              <w:t>×1.0</w:t>
+              <w:t>3%</w:t>
             </w:r>
           </w:p>
         </w:tc>
@@ -3600,7 +4991,7 @@
               <w:rPr>
                 <w:sz w:val="16"/>
               </w:rPr>
-              <w:t>0.9883</w:t>
+              <w:t>0.7700</w:t>
             </w:r>
           </w:p>
         </w:tc>
@@ -3613,7 +5004,7 @@
               <w:rPr>
                 <w:sz w:val="16"/>
               </w:rPr>
-              <w:t>0.9869</w:t>
+              <w:t>0.5294</w:t>
             </w:r>
           </w:p>
         </w:tc>
@@ -3626,7 +5017,7 @@
               <w:rPr>
                 <w:sz w:val="16"/>
               </w:rPr>
-              <w:t>0.9935</w:t>
+              <w:t>0.7765</w:t>
             </w:r>
           </w:p>
         </w:tc>
@@ -3641,6 +5032,383 @@
               <w:rPr>
                 <w:sz w:val="16"/>
               </w:rPr>
+              <w:t>5%</w:t>
+            </w:r>
+          </w:p>
+        </w:tc>
+        <w:tc>
+          <w:tcPr>
+            <w:tcW w:type="dxa" w:w="2160"/>
+          </w:tcPr>
+          <w:p>
+            <w:r>
+              <w:rPr>
+                <w:sz w:val="16"/>
+              </w:rPr>
+              <w:t>0.7628</w:t>
+            </w:r>
+          </w:p>
+        </w:tc>
+        <w:tc>
+          <w:tcPr>
+            <w:tcW w:type="dxa" w:w="2160"/>
+          </w:tcPr>
+          <w:p>
+            <w:r>
+              <w:rPr>
+                <w:sz w:val="16"/>
+              </w:rPr>
+              <w:t>0.5059</w:t>
+            </w:r>
+          </w:p>
+        </w:tc>
+        <w:tc>
+          <w:tcPr>
+            <w:tcW w:type="dxa" w:w="2160"/>
+          </w:tcPr>
+          <w:p>
+            <w:r>
+              <w:rPr>
+                <w:sz w:val="16"/>
+              </w:rPr>
+              <w:t>0.7824</w:t>
+            </w:r>
+          </w:p>
+        </w:tc>
+      </w:tr>
+      <w:tr>
+        <w:tc>
+          <w:tcPr>
+            <w:tcW w:type="dxa" w:w="2160"/>
+          </w:tcPr>
+          <w:p>
+            <w:r>
+              <w:rPr>
+                <w:sz w:val="16"/>
+              </w:rPr>
+              <w:t>8%</w:t>
+            </w:r>
+          </w:p>
+        </w:tc>
+        <w:tc>
+          <w:tcPr>
+            <w:tcW w:type="dxa" w:w="2160"/>
+          </w:tcPr>
+          <w:p>
+            <w:r>
+              <w:rPr>
+                <w:sz w:val="16"/>
+              </w:rPr>
+              <w:t>0.7522</w:t>
+            </w:r>
+          </w:p>
+        </w:tc>
+        <w:tc>
+          <w:tcPr>
+            <w:tcW w:type="dxa" w:w="2160"/>
+          </w:tcPr>
+          <w:p>
+            <w:r>
+              <w:rPr>
+                <w:sz w:val="16"/>
+              </w:rPr>
+              <w:t>0.4941</w:t>
+            </w:r>
+          </w:p>
+        </w:tc>
+        <w:tc>
+          <w:tcPr>
+            <w:tcW w:type="dxa" w:w="2160"/>
+          </w:tcPr>
+          <w:p>
+            <w:r>
+              <w:rPr>
+                <w:sz w:val="16"/>
+              </w:rPr>
+              <w:t>0.7588</w:t>
+            </w:r>
+          </w:p>
+        </w:tc>
+      </w:tr>
+      <w:tr>
+        <w:tc>
+          <w:tcPr>
+            <w:tcW w:type="dxa" w:w="2160"/>
+          </w:tcPr>
+          <w:p>
+            <w:r>
+              <w:rPr>
+                <w:sz w:val="16"/>
+              </w:rPr>
+              <w:t>15%</w:t>
+            </w:r>
+          </w:p>
+        </w:tc>
+        <w:tc>
+          <w:tcPr>
+            <w:tcW w:type="dxa" w:w="2160"/>
+          </w:tcPr>
+          <w:p>
+            <w:r>
+              <w:rPr>
+                <w:sz w:val="16"/>
+              </w:rPr>
+              <w:t>0.6693</w:t>
+            </w:r>
+          </w:p>
+        </w:tc>
+        <w:tc>
+          <w:tcPr>
+            <w:tcW w:type="dxa" w:w="2160"/>
+          </w:tcPr>
+          <w:p>
+            <w:r>
+              <w:rPr>
+                <w:sz w:val="16"/>
+              </w:rPr>
+              <w:t>0.3941</w:t>
+            </w:r>
+          </w:p>
+        </w:tc>
+        <w:tc>
+          <w:tcPr>
+            <w:tcW w:type="dxa" w:w="2160"/>
+          </w:tcPr>
+          <w:p>
+            <w:r>
+              <w:rPr>
+                <w:sz w:val="16"/>
+              </w:rPr>
+              <w:t>0.7647</w:t>
+            </w:r>
+          </w:p>
+        </w:tc>
+      </w:tr>
+    </w:tbl>
+    <w:p>
+      <w:pPr>
+        <w:pStyle w:val="Heading2"/>
+      </w:pPr>
+      <w:r>
+        <w:t>5.1 Dispersión entre implantaciones</w:t>
+      </w:r>
+    </w:p>
+    <w:p>
+      <w:r>
+        <w:t>El barrido anterior sortea un error de calibración distinto para cada condición, así que mide el efecto PROMEDIO del nivel de discrepancia. Estas 5 repeticiones hacen otra cosa: cada una usa un ÚNICO error de calibración para toda la corrida, que es lo que le ocurre a una instalación concreta según cómo haya quedado calibrado su gemelo.</w:t>
+      </w:r>
+    </w:p>
+    <w:p>
+      <w:r>
+        <w:t>F1 macro: media 0.7917, desviación 0.0044, rango [0.7861, 0.7961]. Diagnóstico incipiente: media 0.5835 ± 0.0240.</w:t>
+      </w:r>
+    </w:p>
+    <w:p>
+      <w:r>
+        <w:t>Esa dispersión es la incertidumbre que debe acompañar cualquier promesa de desempeño hecha antes de calibrar el gemelo contra el equipo real.</w:t>
+      </w:r>
+    </w:p>
+    <w:p>
+      <w:pPr>
+        <w:pStyle w:val="Heading1"/>
+      </w:pPr>
+      <w:r>
+        <w:t>6. Sensibilidad al ruido de los instrumentos</w:t>
+      </w:r>
+    </w:p>
+    <w:p>
+      <w:r>
+        <w:t>El factor 1,0 corresponde a la exactitud declarada de los instrumentos usados en campo en la Fase 1.</w:t>
+      </w:r>
+    </w:p>
+    <w:tbl>
+      <w:tblPr>
+        <w:tblStyle w:val="LightGrid-Accent1"/>
+        <w:tblW w:type="auto" w:w="0"/>
+        <w:tblLook w:firstColumn="1" w:firstRow="1" w:lastColumn="0" w:lastRow="0" w:noHBand="0" w:noVBand="1" w:val="04A0"/>
+      </w:tblPr>
+      <w:tblGrid>
+        <w:gridCol w:w="2160"/>
+        <w:gridCol w:w="2160"/>
+        <w:gridCol w:w="2160"/>
+        <w:gridCol w:w="2160"/>
+      </w:tblGrid>
+      <w:tr>
+        <w:tc>
+          <w:tcPr>
+            <w:tcW w:type="dxa" w:w="2160"/>
+          </w:tcPr>
+          <w:p>
+            <w:r>
+              <w:rPr>
+                <w:b/>
+                <w:sz w:val="16"/>
+              </w:rPr>
+              <w:t>Factor de ruido</w:t>
+            </w:r>
+          </w:p>
+        </w:tc>
+        <w:tc>
+          <w:tcPr>
+            <w:tcW w:type="dxa" w:w="2160"/>
+          </w:tcPr>
+          <w:p>
+            <w:r>
+              <w:rPr>
+                <w:b/>
+                <w:sz w:val="16"/>
+              </w:rPr>
+              <w:t>F1 macro</w:t>
+            </w:r>
+          </w:p>
+        </w:tc>
+        <w:tc>
+          <w:tcPr>
+            <w:tcW w:type="dxa" w:w="2160"/>
+          </w:tcPr>
+          <w:p>
+            <w:r>
+              <w:rPr>
+                <w:b/>
+                <w:sz w:val="16"/>
+              </w:rPr>
+              <w:t>Diagnóstico incipiente</w:t>
+            </w:r>
+          </w:p>
+        </w:tc>
+        <w:tc>
+          <w:tcPr>
+            <w:tcW w:type="dxa" w:w="2160"/>
+          </w:tcPr>
+          <w:p>
+            <w:r>
+              <w:rPr>
+                <w:b/>
+                <w:sz w:val="16"/>
+              </w:rPr>
+              <w:t>Detección incipiente</w:t>
+            </w:r>
+          </w:p>
+        </w:tc>
+      </w:tr>
+      <w:tr>
+        <w:tc>
+          <w:tcPr>
+            <w:tcW w:type="dxa" w:w="2160"/>
+          </w:tcPr>
+          <w:p>
+            <w:r>
+              <w:rPr>
+                <w:sz w:val="16"/>
+              </w:rPr>
+              <w:t>×0.5</w:t>
+            </w:r>
+          </w:p>
+        </w:tc>
+        <w:tc>
+          <w:tcPr>
+            <w:tcW w:type="dxa" w:w="2160"/>
+          </w:tcPr>
+          <w:p>
+            <w:r>
+              <w:rPr>
+                <w:sz w:val="16"/>
+              </w:rPr>
+              <w:t>0.8234</w:t>
+            </w:r>
+          </w:p>
+        </w:tc>
+        <w:tc>
+          <w:tcPr>
+            <w:tcW w:type="dxa" w:w="2160"/>
+          </w:tcPr>
+          <w:p>
+            <w:r>
+              <w:rPr>
+                <w:sz w:val="16"/>
+              </w:rPr>
+              <w:t>0.6294</w:t>
+            </w:r>
+          </w:p>
+        </w:tc>
+        <w:tc>
+          <w:tcPr>
+            <w:tcW w:type="dxa" w:w="2160"/>
+          </w:tcPr>
+          <w:p>
+            <w:r>
+              <w:rPr>
+                <w:sz w:val="16"/>
+              </w:rPr>
+              <w:t>0.7882</w:t>
+            </w:r>
+          </w:p>
+        </w:tc>
+      </w:tr>
+      <w:tr>
+        <w:tc>
+          <w:tcPr>
+            <w:tcW w:type="dxa" w:w="2160"/>
+          </w:tcPr>
+          <w:p>
+            <w:r>
+              <w:rPr>
+                <w:sz w:val="16"/>
+              </w:rPr>
+              <w:t>×1.0</w:t>
+            </w:r>
+          </w:p>
+        </w:tc>
+        <w:tc>
+          <w:tcPr>
+            <w:tcW w:type="dxa" w:w="2160"/>
+          </w:tcPr>
+          <w:p>
+            <w:r>
+              <w:rPr>
+                <w:sz w:val="16"/>
+              </w:rPr>
+              <w:t>0.7628</w:t>
+            </w:r>
+          </w:p>
+        </w:tc>
+        <w:tc>
+          <w:tcPr>
+            <w:tcW w:type="dxa" w:w="2160"/>
+          </w:tcPr>
+          <w:p>
+            <w:r>
+              <w:rPr>
+                <w:sz w:val="16"/>
+              </w:rPr>
+              <w:t>0.5059</w:t>
+            </w:r>
+          </w:p>
+        </w:tc>
+        <w:tc>
+          <w:tcPr>
+            <w:tcW w:type="dxa" w:w="2160"/>
+          </w:tcPr>
+          <w:p>
+            <w:r>
+              <w:rPr>
+                <w:sz w:val="16"/>
+              </w:rPr>
+              <w:t>0.7824</w:t>
+            </w:r>
+          </w:p>
+        </w:tc>
+      </w:tr>
+      <w:tr>
+        <w:tc>
+          <w:tcPr>
+            <w:tcW w:type="dxa" w:w="2160"/>
+          </w:tcPr>
+          <w:p>
+            <w:r>
+              <w:rPr>
+                <w:sz w:val="16"/>
+              </w:rPr>
               <w:t>×2.0</w:t>
             </w:r>
           </w:p>
@@ -3654,7 +5422,7 @@
               <w:rPr>
                 <w:sz w:val="16"/>
               </w:rPr>
-              <w:t>0.9324</w:t>
+              <w:t>0.6512</w:t>
             </w:r>
           </w:p>
         </w:tc>
@@ -3667,7 +5435,7 @@
               <w:rPr>
                 <w:sz w:val="16"/>
               </w:rPr>
-              <w:t>0.8105</w:t>
+              <w:t>0.3765</w:t>
             </w:r>
           </w:p>
         </w:tc>
@@ -3680,7 +5448,7 @@
               <w:rPr>
                 <w:sz w:val="16"/>
               </w:rPr>
-              <w:t>0.9085</w:t>
+              <w:t>0.8176</w:t>
             </w:r>
           </w:p>
         </w:tc>
@@ -3691,17 +5459,17 @@
         <w:pStyle w:val="Heading1"/>
       </w:pPr>
       <w:r>
-        <w:t>6. Modelo secundario de severidad</w:t>
+        <w:t>7. Modelo secundario de severidad</w:t>
       </w:r>
     </w:p>
     <w:p>
       <w:r>
-        <w:t>RandomForestRegressor entrenado solo con muestras con falla (7560 muestras). MAE en validación: 0.0246; R²: 0.9825. MAE en prueba: 0.0252; R²: 0.9813.</w:t>
+        <w:t>RandomForestRegressor entrenado solo con muestras con falla (8311 muestras). MAE en validación: 0.1041; R²: 0.6510. MAE en prueba: 0.1030; R²: 0.6520.</w:t>
       </w:r>
     </w:p>
     <w:p>
       <w:r>
-        <w:t>Sirve para priorizar la orden de trabajo: no es lo mismo un condensador con ensuciamiento incipiente que uno severo.</w:t>
+        <w:t>Sirve para priorizar la orden de trabajo: no es lo mismo una incrustación incipiente que una severa.</w:t>
       </w:r>
     </w:p>
     <w:p>
@@ -3709,7 +5477,7 @@
         <w:pStyle w:val="Heading1"/>
       </w:pPr>
       <w:r>
-        <w:t>7. Referencias</w:t>
+        <w:t>8. Referencias</w:t>
       </w:r>
     </w:p>
     <w:p>
@@ -3750,6 +5518,14 @@
       </w:pPr>
       <w:r>
         <w:t>Saito, T., &amp; Rehmsmeier, M. (2015). The precision-recall plot is more informative than the ROC plot when evaluating binary classifiers on imbalanced datasets. PLOS ONE, 10(3), e0118432.</w:t>
+      </w:r>
+    </w:p>
+    <w:p>
+      <w:pPr>
+        <w:pStyle w:val="ListBullet"/>
+      </w:pPr>
+      <w:r>
+        <w:t>Wilson, E. B. (1927). Probable inference, the law of succession, and statistical inference. Journal of the American Statistical Association, 22(158), 209–212.</w:t>
       </w:r>
     </w:p>
     <w:p>

--- a/proyecto-fdd/resultados/informe_fdd.docx
+++ b/proyecto-fdd/resultados/informe_fdd.docx
@@ -21,7 +21,7 @@
         <w:br/>
         <w:t>Sistema de estudio: Enfriadora de agua con condensador enfriado por aire. Distribución hidrónica hacia manejadoras y fan-coils.</w:t>
         <w:br/>
-        <w:t>Generado automáticamente el 2026-09-06</w:t>
+        <w:t>Generado automáticamente el 2026-09-09</w:t>
       </w:r>
     </w:p>
     <w:p>
@@ -298,7 +298,7 @@
               <w:rPr>
                 <w:sz w:val="16"/>
               </w:rPr>
-              <w:t>0.7480</w:t>
+              <w:t>0.7470</w:t>
             </w:r>
           </w:p>
         </w:tc>
@@ -311,7 +311,7 @@
               <w:rPr>
                 <w:sz w:val="16"/>
               </w:rPr>
-              <w:t>0.7611</w:t>
+              <w:t>0.7608</w:t>
             </w:r>
           </w:p>
         </w:tc>
@@ -324,7 +324,7 @@
               <w:rPr>
                 <w:sz w:val="16"/>
               </w:rPr>
-              <w:t>{'max_depth': 16, 'max_features': 0.5, 'min_samples_leaf': 1, 'n_estimators': 300}</w:t>
+              <w:t>{'max_depth': 16, 'max_features': 0.5, 'min_samples_leaf': 1, 'n_estimators': 100}</w:t>
             </w:r>
           </w:p>
         </w:tc>
@@ -532,7 +532,7 @@
               <w:rPr>
                 <w:sz w:val="16"/>
               </w:rPr>
-              <w:t>0.656</w:t>
+              <w:t>0.639</w:t>
             </w:r>
           </w:p>
         </w:tc>
@@ -558,7 +558,7 @@
               <w:rPr>
                 <w:sz w:val="16"/>
               </w:rPr>
-              <w:t>0.341</w:t>
+              <w:t>0.328</w:t>
             </w:r>
           </w:p>
         </w:tc>
@@ -584,7 +584,7 @@
               <w:rPr>
                 <w:sz w:val="16"/>
               </w:rPr>
-              <w:t>0.449</w:t>
+              <w:t>0.433</w:t>
             </w:r>
           </w:p>
         </w:tc>
@@ -597,7 +597,7 @@
               <w:rPr>
                 <w:sz w:val="16"/>
               </w:rPr>
-              <w:t>0.355</w:t>
+              <w:t>0.358</w:t>
             </w:r>
           </w:p>
         </w:tc>
@@ -664,7 +664,7 @@
               <w:rPr>
                 <w:sz w:val="16"/>
               </w:rPr>
-              <w:t>0.938</w:t>
+              <w:t>0.943</w:t>
             </w:r>
           </w:p>
         </w:tc>
@@ -690,7 +690,7 @@
               <w:rPr>
                 <w:sz w:val="16"/>
               </w:rPr>
-              <w:t>0.922</w:t>
+              <w:t>0.925</w:t>
             </w:r>
           </w:p>
         </w:tc>
@@ -703,7 +703,7 @@
               <w:rPr>
                 <w:sz w:val="16"/>
               </w:rPr>
-              <w:t>0.967</w:t>
+              <w:t>0.968</w:t>
             </w:r>
           </w:p>
         </w:tc>
@@ -744,7 +744,7 @@
               <w:rPr>
                 <w:sz w:val="16"/>
               </w:rPr>
-              <w:t>0.743</w:t>
+              <w:t>0.732</w:t>
             </w:r>
           </w:p>
         </w:tc>
@@ -770,7 +770,7 @@
               <w:rPr>
                 <w:sz w:val="16"/>
               </w:rPr>
-              <w:t>0.727</w:t>
+              <w:t>0.732</w:t>
             </w:r>
           </w:p>
         </w:tc>
@@ -796,7 +796,7 @@
               <w:rPr>
                 <w:sz w:val="16"/>
               </w:rPr>
-              <w:t>0.735</w:t>
+              <w:t>0.732</w:t>
             </w:r>
           </w:p>
         </w:tc>
@@ -809,7 +809,7 @@
               <w:rPr>
                 <w:sz w:val="16"/>
               </w:rPr>
-              <w:t>0.834</w:t>
+              <w:t>0.831</w:t>
             </w:r>
           </w:p>
         </w:tc>
@@ -850,7 +850,7 @@
               <w:rPr>
                 <w:sz w:val="16"/>
               </w:rPr>
-              <w:t>0.820</w:t>
+              <w:t>0.814</w:t>
             </w:r>
           </w:p>
         </w:tc>
@@ -876,7 +876,7 @@
               <w:rPr>
                 <w:sz w:val="16"/>
               </w:rPr>
-              <w:t>0.926</w:t>
+              <w:t>0.931</w:t>
             </w:r>
           </w:p>
         </w:tc>
@@ -902,7 +902,7 @@
               <w:rPr>
                 <w:sz w:val="16"/>
               </w:rPr>
-              <w:t>0.870</w:t>
+              <w:t>0.869</w:t>
             </w:r>
           </w:p>
         </w:tc>
@@ -915,7 +915,7 @@
               <w:rPr>
                 <w:sz w:val="16"/>
               </w:rPr>
-              <w:t>0.940</w:t>
+              <w:t>0.936</w:t>
             </w:r>
           </w:p>
         </w:tc>
@@ -982,7 +982,7 @@
               <w:rPr>
                 <w:sz w:val="16"/>
               </w:rPr>
-              <w:t>0.981</w:t>
+              <w:t>0.975</w:t>
             </w:r>
           </w:p>
         </w:tc>
@@ -1008,7 +1008,7 @@
               <w:rPr>
                 <w:sz w:val="16"/>
               </w:rPr>
-              <w:t>0.951</w:t>
+              <w:t>0.948</w:t>
             </w:r>
           </w:p>
         </w:tc>
@@ -1021,7 +1021,7 @@
               <w:rPr>
                 <w:sz w:val="16"/>
               </w:rPr>
-              <w:t>0.992</w:t>
+              <w:t>0.990</w:t>
             </w:r>
           </w:p>
         </w:tc>
@@ -1062,7 +1062,7 @@
               <w:rPr>
                 <w:sz w:val="16"/>
               </w:rPr>
-              <w:t>0.617</w:t>
+              <w:t>0.623</w:t>
             </w:r>
           </w:p>
         </w:tc>
@@ -1088,7 +1088,7 @@
               <w:rPr>
                 <w:sz w:val="16"/>
               </w:rPr>
-              <w:t>0.685</w:t>
+              <w:t>0.687</w:t>
             </w:r>
           </w:p>
         </w:tc>
@@ -1114,7 +1114,7 @@
               <w:rPr>
                 <w:sz w:val="16"/>
               </w:rPr>
-              <w:t>0.649</w:t>
+              <w:t>0.653</w:t>
             </w:r>
           </w:p>
         </w:tc>
@@ -1127,7 +1127,7 @@
               <w:rPr>
                 <w:sz w:val="16"/>
               </w:rPr>
-              <w:t>0.742</w:t>
+              <w:t>0.738</w:t>
             </w:r>
           </w:p>
         </w:tc>
@@ -1168,7 +1168,7 @@
               <w:rPr>
                 <w:sz w:val="16"/>
               </w:rPr>
-              <w:t>0.563</w:t>
+              <w:t>0.557</w:t>
             </w:r>
           </w:p>
         </w:tc>
@@ -1194,7 +1194,7 @@
               <w:rPr>
                 <w:sz w:val="16"/>
               </w:rPr>
-              <w:t>0.475</w:t>
+              <w:t>0.481</w:t>
             </w:r>
           </w:p>
         </w:tc>
@@ -1220,7 +1220,7 @@
               <w:rPr>
                 <w:sz w:val="16"/>
               </w:rPr>
-              <w:t>0.515</w:t>
+              <w:t>0.516</w:t>
             </w:r>
           </w:p>
         </w:tc>
@@ -1233,7 +1233,7 @@
               <w:rPr>
                 <w:sz w:val="16"/>
               </w:rPr>
-              <w:t>0.563</w:t>
+              <w:t>0.565</w:t>
             </w:r>
           </w:p>
         </w:tc>
@@ -1300,7 +1300,7 @@
               <w:rPr>
                 <w:sz w:val="16"/>
               </w:rPr>
-              <w:t>0.944</w:t>
+              <w:t>0.939</w:t>
             </w:r>
           </w:p>
         </w:tc>
@@ -1326,7 +1326,7 @@
               <w:rPr>
                 <w:sz w:val="16"/>
               </w:rPr>
-              <w:t>0.887</w:t>
+              <w:t>0.884</w:t>
             </w:r>
           </w:p>
         </w:tc>
@@ -1339,7 +1339,7 @@
               <w:rPr>
                 <w:sz w:val="16"/>
               </w:rPr>
-              <w:t>0.959</w:t>
+              <w:t>0.958</w:t>
             </w:r>
           </w:p>
         </w:tc>
@@ -1380,7 +1380,7 @@
               <w:rPr>
                 <w:sz w:val="16"/>
               </w:rPr>
-              <w:t>0.738</w:t>
+              <w:t>0.743</w:t>
             </w:r>
           </w:p>
         </w:tc>
@@ -1406,7 +1406,7 @@
               <w:rPr>
                 <w:sz w:val="16"/>
               </w:rPr>
-              <w:t>0.918</w:t>
+              <w:t>0.919</w:t>
             </w:r>
           </w:p>
         </w:tc>
@@ -1432,7 +1432,7 @@
               <w:rPr>
                 <w:sz w:val="16"/>
               </w:rPr>
-              <w:t>0.818</w:t>
+              <w:t>0.822</w:t>
             </w:r>
           </w:p>
         </w:tc>
@@ -1445,7 +1445,7 @@
               <w:rPr>
                 <w:sz w:val="16"/>
               </w:rPr>
-              <w:t>0.883</w:t>
+              <w:t>0.888</w:t>
             </w:r>
           </w:p>
         </w:tc>
@@ -1592,7 +1592,7 @@
               <w:rPr>
                 <w:sz w:val="16"/>
               </w:rPr>
-              <w:t>0.459</w:t>
+              <w:t>0.464</w:t>
             </w:r>
           </w:p>
         </w:tc>
@@ -1618,7 +1618,7 @@
               <w:rPr>
                 <w:sz w:val="16"/>
               </w:rPr>
-              <w:t>0.857</w:t>
+              <w:t>0.842</w:t>
             </w:r>
           </w:p>
         </w:tc>
@@ -1644,7 +1644,7 @@
               <w:rPr>
                 <w:sz w:val="16"/>
               </w:rPr>
-              <w:t>0.598</w:t>
+              <w:t>0.599</w:t>
             </w:r>
           </w:p>
         </w:tc>
@@ -1679,7 +1679,7 @@
     <w:p/>
     <w:p>
       <w:r>
-        <w:t>F1 macro: 0.7554    F1 ponderado: 0.7538    PR-AUC macro: 0.8076</w:t>
+        <w:t>F1 macro: 0.7543    F1 ponderado: 0.7527    PR-AUC macro: 0.8074</w:t>
       </w:r>
     </w:p>
     <w:p>
@@ -1699,32 +1699,32 @@
         <w:t xml:space="preserve">                           precision    recall  f1-score   support</w:t>
         <w:br/>
         <w:br/>
-        <w:t xml:space="preserve">                     sano       0.34      0.66      0.45       183</w:t>
+        <w:t xml:space="preserve">                     sano       0.33      0.64      0.43       183</w:t>
         <w:br/>
         <w:t xml:space="preserve">        condensador_sucio       0.94      0.91      0.92       183</w:t>
         <w:br/>
-        <w:t xml:space="preserve">  incrustacion_evaporador       0.73      0.74      0.74       183</w:t>
+        <w:t xml:space="preserve">  incrustacion_evaporador       0.73      0.73      0.73       183</w:t>
         <w:br/>
-        <w:t xml:space="preserve">         caudal_agua_bajo       0.93      0.82      0.87       183</w:t>
+        <w:t xml:space="preserve">         caudal_agua_bajo       0.93      0.81      0.87       183</w:t>
         <w:br/>
-        <w:t xml:space="preserve">               carga_baja       0.98      0.92      0.95       167</w:t>
+        <w:t xml:space="preserve">               carga_baja       0.97      0.92      0.95       167</w:t>
         <w:br/>
-        <w:t xml:space="preserve">               sobrecarga       0.68      0.62      0.65       183</w:t>
+        <w:t xml:space="preserve">               sobrecarga       0.69      0.62      0.65       183</w:t>
         <w:br/>
-        <w:t xml:space="preserve">          txv_restringida       0.47      0.56      0.52       183</w:t>
+        <w:t xml:space="preserve">          txv_restringida       0.48      0.56      0.52       183</w:t>
         <w:br/>
-        <w:t xml:space="preserve">        txv_sobrealimenta       0.94      0.84      0.89       183</w:t>
+        <w:t xml:space="preserve">        txv_sobrealimenta       0.94      0.84      0.88       183</w:t>
         <w:br/>
         <w:t xml:space="preserve">     compresor_desgastado       0.92      0.74      0.82       183</w:t>
         <w:br/>
         <w:t xml:space="preserve">           incondensables       0.94      0.89      0.92       183</w:t>
         <w:br/>
-        <w:t>restriccion_linea_liquido       0.86      0.46      0.60       183</w:t>
+        <w:t>restriccion_linea_liquido       0.84      0.46      0.60       183</w:t>
         <w:br/>
         <w:br/>
         <w:t xml:space="preserve">                 accuracy                           0.74      1997</w:t>
         <w:br/>
-        <w:t xml:space="preserve">                macro avg       0.79      0.74      0.76      1997</w:t>
+        <w:t xml:space="preserve">                macro avg       0.79      0.74      0.75      1997</w:t>
         <w:br/>
         <w:t xml:space="preserve">             weighted avg       0.79      0.74      0.75      1997</w:t>
         <w:br/>
@@ -1740,7 +1740,7 @@
     </w:p>
     <w:p>
       <w:r>
-        <w:t>Exactitud global: 0.7396</w:t>
+        <w:t>Exactitud global: 0.7376</w:t>
       </w:r>
     </w:p>
     <w:p>
@@ -1750,7 +1750,7 @@
     </w:p>
     <w:p>
       <w:r>
-        <w:t>Un clasificador trivial que predijera siempre «sano» obtendría 0.0916 de exactitud y CERO utilidad diagnóstica. El modelo obtiene 0.7396: +0.6480 por encima del trivial.</w:t>
+        <w:t>Un clasificador trivial que predijera siempre «sano» obtendría 0.0916 de exactitud y CERO utilidad diagnóstica. El modelo obtiene 0.7376: +0.6460 por encima del trivial.</w:t>
       </w:r>
     </w:p>
     <w:p>
@@ -1937,7 +1937,7 @@
               <w:rPr>
                 <w:sz w:val="16"/>
               </w:rPr>
-              <w:t>0.638</w:t>
+              <w:t>0.640</w:t>
             </w:r>
           </w:p>
         </w:tc>
@@ -1963,7 +1963,7 @@
               <w:rPr>
                 <w:sz w:val="16"/>
               </w:rPr>
-              <w:t>0.915</w:t>
+              <w:t>0.917</w:t>
             </w:r>
           </w:p>
         </w:tc>
@@ -1989,7 +1989,7 @@
               <w:rPr>
                 <w:sz w:val="16"/>
               </w:rPr>
-              <w:t>0.752</w:t>
+              <w:t>0.754</w:t>
             </w:r>
           </w:p>
         </w:tc>
@@ -2002,7 +2002,7 @@
               <w:rPr>
                 <w:sz w:val="16"/>
               </w:rPr>
-              <w:t>0.925</w:t>
+              <w:t>0.923</w:t>
             </w:r>
           </w:p>
         </w:tc>
@@ -2043,7 +2043,7 @@
               <w:rPr>
                 <w:sz w:val="16"/>
               </w:rPr>
-              <w:t>0.895</w:t>
+              <w:t>0.906</w:t>
             </w:r>
           </w:p>
         </w:tc>
@@ -2069,7 +2069,7 @@
               <w:rPr>
                 <w:sz w:val="16"/>
               </w:rPr>
-              <w:t>0.870</w:t>
+              <w:t>0.869</w:t>
             </w:r>
           </w:p>
         </w:tc>
@@ -2095,7 +2095,7 @@
               <w:rPr>
                 <w:sz w:val="16"/>
               </w:rPr>
-              <w:t>0.882</w:t>
+              <w:t>0.887</w:t>
             </w:r>
           </w:p>
         </w:tc>
@@ -2108,7 +2108,7 @@
               <w:rPr>
                 <w:sz w:val="16"/>
               </w:rPr>
-              <w:t>0.956</w:t>
+              <w:t>0.954</w:t>
             </w:r>
           </w:p>
         </w:tc>
@@ -2149,7 +2149,7 @@
               <w:rPr>
                 <w:sz w:val="16"/>
               </w:rPr>
-              <w:t>0.690</w:t>
+              <w:t>0.697</w:t>
             </w:r>
           </w:p>
         </w:tc>
@@ -2175,7 +2175,7 @@
               <w:rPr>
                 <w:sz w:val="16"/>
               </w:rPr>
-              <w:t>0.492</w:t>
+              <w:t>0.488</w:t>
             </w:r>
           </w:p>
         </w:tc>
@@ -2214,7 +2214,7 @@
               <w:rPr>
                 <w:sz w:val="16"/>
               </w:rPr>
-              <w:t>0.713</w:t>
+              <w:t>0.710</w:t>
             </w:r>
           </w:p>
         </w:tc>
@@ -2281,7 +2281,7 @@
               <w:rPr>
                 <w:sz w:val="16"/>
               </w:rPr>
-              <w:t>0.877</w:t>
+              <w:t>0.871</w:t>
             </w:r>
           </w:p>
         </w:tc>
@@ -2307,7 +2307,7 @@
               <w:rPr>
                 <w:sz w:val="16"/>
               </w:rPr>
-              <w:t>0.838</w:t>
+              <w:t>0.836</w:t>
             </w:r>
           </w:p>
         </w:tc>
@@ -2320,7 +2320,7 @@
               <w:rPr>
                 <w:sz w:val="16"/>
               </w:rPr>
-              <w:t>0.893</w:t>
+              <w:t>0.886</w:t>
             </w:r>
           </w:p>
         </w:tc>
@@ -2361,7 +2361,7 @@
               <w:rPr>
                 <w:sz w:val="16"/>
               </w:rPr>
-              <w:t>0.895</w:t>
+              <w:t>0.901</w:t>
             </w:r>
           </w:p>
         </w:tc>
@@ -2387,7 +2387,7 @@
               <w:rPr>
                 <w:sz w:val="16"/>
               </w:rPr>
-              <w:t>0.883</w:t>
+              <w:t>0.886</w:t>
             </w:r>
           </w:p>
         </w:tc>
@@ -2413,7 +2413,7 @@
               <w:rPr>
                 <w:sz w:val="16"/>
               </w:rPr>
-              <w:t>0.889</w:t>
+              <w:t>0.893</w:t>
             </w:r>
           </w:p>
         </w:tc>
@@ -2426,7 +2426,7 @@
               <w:rPr>
                 <w:sz w:val="16"/>
               </w:rPr>
-              <w:t>0.960</w:t>
+              <w:t>0.958</w:t>
             </w:r>
           </w:p>
         </w:tc>
@@ -2493,7 +2493,7 @@
               <w:rPr>
                 <w:sz w:val="16"/>
               </w:rPr>
-              <w:t>0.134</w:t>
+              <w:t>0.135</w:t>
             </w:r>
           </w:p>
         </w:tc>
@@ -2519,7 +2519,7 @@
               <w:rPr>
                 <w:sz w:val="16"/>
               </w:rPr>
-              <w:t>0.223</w:t>
+              <w:t>0.225</w:t>
             </w:r>
           </w:p>
         </w:tc>
@@ -2532,7 +2532,7 @@
               <w:rPr>
                 <w:sz w:val="16"/>
               </w:rPr>
-              <w:t>0.387</w:t>
+              <w:t>0.373</w:t>
             </w:r>
           </w:p>
         </w:tc>
@@ -2573,7 +2573,7 @@
               <w:rPr>
                 <w:sz w:val="16"/>
               </w:rPr>
-              <w:t>0.545</w:t>
+              <w:t>0.548</w:t>
             </w:r>
           </w:p>
         </w:tc>
@@ -2599,7 +2599,7 @@
               <w:rPr>
                 <w:sz w:val="16"/>
               </w:rPr>
-              <w:t>0.116</w:t>
+              <w:t>0.121</w:t>
             </w:r>
           </w:p>
         </w:tc>
@@ -2625,7 +2625,7 @@
               <w:rPr>
                 <w:sz w:val="16"/>
               </w:rPr>
-              <w:t>0.191</w:t>
+              <w:t>0.198</w:t>
             </w:r>
           </w:p>
         </w:tc>
@@ -2638,7 +2638,7 @@
               <w:rPr>
                 <w:sz w:val="16"/>
               </w:rPr>
-              <w:t>0.207</w:t>
+              <w:t>0.206</w:t>
             </w:r>
           </w:p>
         </w:tc>
@@ -2679,7 +2679,7 @@
               <w:rPr>
                 <w:sz w:val="16"/>
               </w:rPr>
-              <w:t>0.750</w:t>
+              <w:t>0.714</w:t>
             </w:r>
           </w:p>
         </w:tc>
@@ -2692,7 +2692,7 @@
               <w:rPr>
                 <w:sz w:val="16"/>
               </w:rPr>
-              <w:t>[0.57, 0.87]</w:t>
+              <w:t>[0.53, 0.85]</w:t>
             </w:r>
           </w:p>
         </w:tc>
@@ -2705,7 +2705,7 @@
               <w:rPr>
                 <w:sz w:val="16"/>
               </w:rPr>
-              <w:t>0.181</w:t>
+              <w:t>0.165</w:t>
             </w:r>
           </w:p>
         </w:tc>
@@ -2718,7 +2718,7 @@
               <w:rPr>
                 <w:sz w:val="16"/>
               </w:rPr>
-              <w:t>[0.12, 0.26]</w:t>
+              <w:t>[0.11, 0.24]</w:t>
             </w:r>
           </w:p>
         </w:tc>
@@ -2731,7 +2731,7 @@
               <w:rPr>
                 <w:sz w:val="16"/>
               </w:rPr>
-              <w:t>0.292</w:t>
+              <w:t>0.268</w:t>
             </w:r>
           </w:p>
         </w:tc>
@@ -2744,7 +2744,7 @@
               <w:rPr>
                 <w:sz w:val="16"/>
               </w:rPr>
-              <w:t>0.705</w:t>
+              <w:t>0.701</w:t>
             </w:r>
           </w:p>
         </w:tc>
@@ -2785,7 +2785,7 @@
               <w:rPr>
                 <w:sz w:val="16"/>
               </w:rPr>
-              <w:t>0.763</w:t>
+              <w:t>0.755</w:t>
             </w:r>
           </w:p>
         </w:tc>
@@ -2811,7 +2811,7 @@
               <w:rPr>
                 <w:sz w:val="16"/>
               </w:rPr>
-              <w:t>0.409</w:t>
+              <w:t>0.392</w:t>
             </w:r>
           </w:p>
         </w:tc>
@@ -2837,7 +2837,7 @@
               <w:rPr>
                 <w:sz w:val="16"/>
               </w:rPr>
-              <w:t>0.533</w:t>
+              <w:t>0.516</w:t>
             </w:r>
           </w:p>
         </w:tc>
@@ -2850,7 +2850,7 @@
               <w:rPr>
                 <w:sz w:val="16"/>
               </w:rPr>
-              <w:t>0.759</w:t>
+              <w:t>0.757</w:t>
             </w:r>
           </w:p>
         </w:tc>
@@ -2917,7 +2917,7 @@
               <w:rPr>
                 <w:sz w:val="16"/>
               </w:rPr>
-              <w:t>0.769</w:t>
+              <w:t>0.786</w:t>
             </w:r>
           </w:p>
         </w:tc>
@@ -2943,7 +2943,7 @@
               <w:rPr>
                 <w:sz w:val="16"/>
               </w:rPr>
-              <w:t>0.830</w:t>
+              <w:t>0.840</w:t>
             </w:r>
           </w:p>
         </w:tc>
@@ -2956,7 +2956,7 @@
               <w:rPr>
                 <w:sz w:val="16"/>
               </w:rPr>
-              <w:t>0.942</w:t>
+              <w:t>0.939</w:t>
             </w:r>
           </w:p>
         </w:tc>
@@ -3023,7 +3023,7 @@
               <w:rPr>
                 <w:sz w:val="16"/>
               </w:rPr>
-              <w:t>0.439</w:t>
+              <w:t>0.404</w:t>
             </w:r>
           </w:p>
         </w:tc>
@@ -3049,7 +3049,7 @@
               <w:rPr>
                 <w:sz w:val="16"/>
               </w:rPr>
-              <w:t>0.448</w:t>
+              <w:t>0.429</w:t>
             </w:r>
           </w:p>
         </w:tc>
@@ -3062,7 +3062,7 @@
               <w:rPr>
                 <w:sz w:val="16"/>
               </w:rPr>
-              <w:t>0.522</w:t>
+              <w:t>0.519</w:t>
             </w:r>
           </w:p>
         </w:tc>
@@ -3084,7 +3084,7 @@
     <w:p/>
     <w:p>
       <w:r>
-        <w:t>F1 macro: 0.5866    F1 ponderado: 0.7281    PR-AUC macro: 0.7245</w:t>
+        <w:t>F1 macro: 0.5835    F1 ponderado: 0.7293    PR-AUC macro: 0.7205</w:t>
       </w:r>
     </w:p>
     <w:p>
@@ -3104,32 +3104,32 @@
         <w:t xml:space="preserve">                           precision    recall  f1-score   support</w:t>
         <w:br/>
         <w:br/>
-        <w:t xml:space="preserve">                     sano       0.91      0.64      0.75      6743</w:t>
+        <w:t xml:space="preserve">                     sano       0.92      0.64      0.75      6743</w:t>
         <w:br/>
-        <w:t xml:space="preserve">        condensador_sucio       0.87      0.90      0.88       762</w:t>
+        <w:t xml:space="preserve">        condensador_sucio       0.87      0.91      0.89       762</w:t>
         <w:br/>
-        <w:t xml:space="preserve">  incrustacion_evaporador       0.49      0.69      0.57       623</w:t>
+        <w:t xml:space="preserve">  incrustacion_evaporador       0.49      0.70      0.57       623</w:t>
         <w:br/>
-        <w:t xml:space="preserve">         caudal_agua_bajo       0.88      0.80      0.84       532</w:t>
+        <w:t xml:space="preserve">         caudal_agua_bajo       0.87      0.80      0.84       532</w:t>
         <w:br/>
-        <w:t xml:space="preserve">               carga_baja       0.88      0.90      0.89       363</w:t>
+        <w:t xml:space="preserve">               carga_baja       0.89      0.90      0.89       363</w:t>
         <w:br/>
         <w:t xml:space="preserve">               sobrecarga       0.13      0.68      0.22        77</w:t>
         <w:br/>
-        <w:t xml:space="preserve">          txv_restringida       0.12      0.54      0.19       314</w:t>
+        <w:t xml:space="preserve">          txv_restringida       0.12      0.55      0.20       314</w:t>
         <w:br/>
-        <w:t xml:space="preserve">        txv_sobrealimenta       0.18      0.75      0.29        28</w:t>
+        <w:t xml:space="preserve">        txv_sobrealimenta       0.17      0.71      0.27        28</w:t>
         <w:br/>
-        <w:t xml:space="preserve">     compresor_desgastado       0.41      0.76      0.53       249</w:t>
+        <w:t xml:space="preserve">     compresor_desgastado       0.39      0.76      0.52       249</w:t>
         <w:br/>
-        <w:t xml:space="preserve">           incondensables       0.77      0.90      0.83       122</w:t>
+        <w:t xml:space="preserve">           incondensables       0.79      0.90      0.84       122</w:t>
         <w:br/>
-        <w:t>restriccion_linea_liquido       0.44      0.46      0.45       151</w:t>
+        <w:t>restriccion_linea_liquido       0.40      0.46      0.43       151</w:t>
         <w:br/>
         <w:br/>
         <w:t xml:space="preserve">                 accuracy                           0.68      9964</w:t>
         <w:br/>
-        <w:t xml:space="preserve">                macro avg       0.55      0.73      0.59      9964</w:t>
+        <w:t xml:space="preserve">                macro avg       0.55      0.73      0.58      9964</w:t>
         <w:br/>
         <w:t xml:space="preserve">             weighted avg       0.83      0.68      0.73      9964</w:t>
         <w:br/>
@@ -3145,7 +3145,7 @@
     </w:p>
     <w:p>
       <w:r>
-        <w:t>Exactitud global: 0.6803</w:t>
+        <w:t>Exactitud global: 0.6827</w:t>
       </w:r>
     </w:p>
     <w:p>
@@ -3155,7 +3155,7 @@
     </w:p>
     <w:p>
       <w:r>
-        <w:t>Un clasificador trivial que predijera siempre «sano» obtendría 0.6767 de exactitud y CERO utilidad diagnóstica. El modelo obtiene 0.6803: una diferencia de apenas +0.0036. Leída sola, la exactitud diría que el sistema no aporta nada, y sería una lectura equivocada: el modelo detecta la mayoría de las fallas presentes, que es justamente lo que el clasificador trivial no hace en absoluto. La exactitud no distingue entre acertar por diagnóstico y acertar por prevalencia.</w:t>
+        <w:t>Un clasificador trivial que predijera siempre «sano» obtendría 0.6767 de exactitud y CERO utilidad diagnóstica. El modelo obtiene 0.6827: una diferencia de apenas +0.0059. Leída sola, la exactitud diría que el sistema no aporta nada, y sería una lectura equivocada: el modelo detecta la mayoría de las fallas presentes, que es justamente lo que el clasificador trivial no hace en absoluto. La exactitud no distingue entre acertar por diagnóstico y acertar por prevalencia.</w:t>
       </w:r>
     </w:p>
     <w:p>
@@ -3173,7 +3173,7 @@
     </w:p>
     <w:p>
       <w:r>
-        <w:t>En el conjunto de prevalencia realista, `txv_sobrealimenta` aparece 28 veces sobre 9964 muestras. El clasificador la detecta con un recall de 0.750 [0.57, 0.87] pero con una precisión de 0.181 [0.12, 0.26]: de las 116 muestras que señala como esa falla, alrededor de 95 resultan ser otra cosa.</w:t>
+        <w:t>En el conjunto de prevalencia realista, `txv_sobrealimenta` aparece 28 veces sobre 9964 muestras. El clasificador la detecta con un recall de 0.714 [0.53, 0.85] pero con una precisión de 0.165 [0.11, 0.24]: de las 121 muestras que señala como esa falla, alrededor de 101 resultan ser otra cosa.</w:t>
       </w:r>
     </w:p>
     <w:p>
@@ -3193,7 +3193,7 @@
     </w:p>
     <w:p>
       <w:r>
-        <w:t>El intervalo de Wilson importa aquí: con 28 casos, la precisión observada de 0.181 es compatible con cualquier valor entre 0.12 y 0.26. Reportar el número puntual sin ese intervalo sería reportar ruido como si fuera un resultado.</w:t>
+        <w:t>El intervalo de Wilson importa aquí: con 28 casos, la precisión observada de 0.165 es compatible con cualquier valor entre 0.11 y 0.24. Reportar el número puntual sin ese intervalo sería reportar ruido como si fuera un resultado.</w:t>
       </w:r>
     </w:p>
     <w:p>
@@ -3315,7 +3315,7 @@
               <w:rPr>
                 <w:sz w:val="16"/>
               </w:rPr>
-              <w:t>0.7554</w:t>
+              <w:t>0.7543</w:t>
             </w:r>
           </w:p>
         </w:tc>
@@ -3369,7 +3369,7 @@
               <w:rPr>
                 <w:sz w:val="16"/>
               </w:rPr>
-              <w:t>0.8076</w:t>
+              <w:t>0.8074</w:t>
             </w:r>
           </w:p>
         </w:tc>
@@ -3423,7 +3423,7 @@
               <w:rPr>
                 <w:sz w:val="16"/>
               </w:rPr>
-              <w:t>0.7396</w:t>
+              <w:t>0.7376</w:t>
             </w:r>
           </w:p>
         </w:tc>
@@ -3477,7 +3477,7 @@
               <w:rPr>
                 <w:sz w:val="16"/>
               </w:rPr>
-              <w:t>0.5866</w:t>
+              <w:t>0.5835</w:t>
             </w:r>
           </w:p>
         </w:tc>
@@ -3531,7 +3531,7 @@
               <w:rPr>
                 <w:sz w:val="16"/>
               </w:rPr>
-              <w:t>0.7245</w:t>
+              <w:t>0.7205</w:t>
             </w:r>
           </w:p>
         </w:tc>
@@ -3585,7 +3585,7 @@
               <w:rPr>
                 <w:sz w:val="16"/>
               </w:rPr>
-              <w:t>0.6803</w:t>
+              <w:t>0.6827</w:t>
             </w:r>
           </w:p>
         </w:tc>
@@ -4937,7 +4937,7 @@
               <w:rPr>
                 <w:sz w:val="16"/>
               </w:rPr>
-              <w:t>0.8231</w:t>
+              <w:t>0.8198</w:t>
             </w:r>
           </w:p>
         </w:tc>
@@ -4963,7 +4963,7 @@
               <w:rPr>
                 <w:sz w:val="16"/>
               </w:rPr>
-              <w:t>0.8235</w:t>
+              <w:t>0.8294</w:t>
             </w:r>
           </w:p>
         </w:tc>
@@ -5045,7 +5045,7 @@
               <w:rPr>
                 <w:sz w:val="16"/>
               </w:rPr>
-              <w:t>0.7628</w:t>
+              <w:t>0.7572</w:t>
             </w:r>
           </w:p>
         </w:tc>
@@ -5058,7 +5058,7 @@
               <w:rPr>
                 <w:sz w:val="16"/>
               </w:rPr>
-              <w:t>0.5059</w:t>
+              <w:t>0.4824</w:t>
             </w:r>
           </w:p>
         </w:tc>
@@ -5071,7 +5071,7 @@
               <w:rPr>
                 <w:sz w:val="16"/>
               </w:rPr>
-              <w:t>0.7824</w:t>
+              <w:t>0.7882</w:t>
             </w:r>
           </w:p>
         </w:tc>
@@ -5099,7 +5099,7 @@
               <w:rPr>
                 <w:sz w:val="16"/>
               </w:rPr>
-              <w:t>0.7522</w:t>
+              <w:t>0.7491</w:t>
             </w:r>
           </w:p>
         </w:tc>
@@ -5112,7 +5112,7 @@
               <w:rPr>
                 <w:sz w:val="16"/>
               </w:rPr>
-              <w:t>0.4941</w:t>
+              <w:t>0.5118</w:t>
             </w:r>
           </w:p>
         </w:tc>
@@ -5125,7 +5125,7 @@
               <w:rPr>
                 <w:sz w:val="16"/>
               </w:rPr>
-              <w:t>0.7588</w:t>
+              <w:t>0.7882</w:t>
             </w:r>
           </w:p>
         </w:tc>
@@ -5153,7 +5153,7 @@
               <w:rPr>
                 <w:sz w:val="16"/>
               </w:rPr>
-              <w:t>0.6693</w:t>
+              <w:t>0.6638</w:t>
             </w:r>
           </w:p>
         </w:tc>
@@ -5179,7 +5179,7 @@
               <w:rPr>
                 <w:sz w:val="16"/>
               </w:rPr>
-              <w:t>0.7647</w:t>
+              <w:t>0.7706</w:t>
             </w:r>
           </w:p>
         </w:tc>
@@ -5200,7 +5200,7 @@
     </w:p>
     <w:p>
       <w:r>
-        <w:t>F1 macro: media 0.7917, desviación 0.0044, rango [0.7861, 0.7961]. Diagnóstico incipiente: media 0.5835 ± 0.0240.</w:t>
+        <w:t>F1 macro: media 0.7950, desviación 0.0076, rango [0.7867, 0.8024]. Diagnóstico incipiente: media 0.5859 ± 0.0215.</w:t>
       </w:r>
     </w:p>
     <w:p>
@@ -5314,7 +5314,7 @@
               <w:rPr>
                 <w:sz w:val="16"/>
               </w:rPr>
-              <w:t>0.8234</w:t>
+              <w:t>0.8172</w:t>
             </w:r>
           </w:p>
         </w:tc>
@@ -5327,7 +5327,7 @@
               <w:rPr>
                 <w:sz w:val="16"/>
               </w:rPr>
-              <w:t>0.6294</w:t>
+              <w:t>0.6235</w:t>
             </w:r>
           </w:p>
         </w:tc>
@@ -5368,7 +5368,7 @@
               <w:rPr>
                 <w:sz w:val="16"/>
               </w:rPr>
-              <w:t>0.7628</w:t>
+              <w:t>0.7572</w:t>
             </w:r>
           </w:p>
         </w:tc>
@@ -5381,7 +5381,7 @@
               <w:rPr>
                 <w:sz w:val="16"/>
               </w:rPr>
-              <w:t>0.5059</w:t>
+              <w:t>0.4824</w:t>
             </w:r>
           </w:p>
         </w:tc>
@@ -5394,7 +5394,7 @@
               <w:rPr>
                 <w:sz w:val="16"/>
               </w:rPr>
-              <w:t>0.7824</w:t>
+              <w:t>0.7882</w:t>
             </w:r>
           </w:p>
         </w:tc>
@@ -5422,7 +5422,7 @@
               <w:rPr>
                 <w:sz w:val="16"/>
               </w:rPr>
-              <w:t>0.6512</w:t>
+              <w:t>0.6460</w:t>
             </w:r>
           </w:p>
         </w:tc>
@@ -5435,7 +5435,7 @@
               <w:rPr>
                 <w:sz w:val="16"/>
               </w:rPr>
-              <w:t>0.3765</w:t>
+              <w:t>0.3647</w:t>
             </w:r>
           </w:p>
         </w:tc>
@@ -5448,7 +5448,7 @@
               <w:rPr>
                 <w:sz w:val="16"/>
               </w:rPr>
-              <w:t>0.8176</w:t>
+              <w:t>0.8059</w:t>
             </w:r>
           </w:p>
         </w:tc>
